--- a/lab-a/AI-LA-gr2-wierzchon-oktawiusz.docx
+++ b/lab-a/AI-LA-gr2-wierzchon-oktawiusz.docx
@@ -4235,14 +4235,1330 @@
         <w:jc w:val="center"/>
       </w:pPr>
       <w:r>
+        <w:drawing>
+          <wp:inline distT="0" distB="0" distL="0" distR="0" wp14:anchorId="39245C3D" wp14:editId="0A158F6B">
+            <wp:extent cx="6645910" cy="2714625"/>
+            <wp:effectExtent l="0" t="0" r="2540" b="9525"/>
+            <wp:docPr id="2004336668" name="Picture 1"/>
+            <wp:cNvGraphicFramePr>
+              <a:graphicFrameLocks xmlns:a="http://schemas.openxmlformats.org/drawingml/2006/main" noChangeAspect="1"/>
+            </wp:cNvGraphicFramePr>
+            <a:graphic xmlns:a="http://schemas.openxmlformats.org/drawingml/2006/main">
+              <a:graphicData uri="http://schemas.openxmlformats.org/drawingml/2006/picture">
+                <pic:pic xmlns:pic="http://schemas.openxmlformats.org/drawingml/2006/picture">
+                  <pic:nvPicPr>
+                    <pic:cNvPr id="2004336668" name=""/>
+                    <pic:cNvPicPr/>
+                  </pic:nvPicPr>
+                  <pic:blipFill>
+                    <a:blip r:embed="rId25"/>
+                    <a:stretch>
+                      <a:fillRect/>
+                    </a:stretch>
+                  </pic:blipFill>
+                  <pic:spPr>
+                    <a:xfrm>
+                      <a:off x="0" y="0"/>
+                      <a:ext cx="6645910" cy="2714625"/>
+                    </a:xfrm>
+                    <a:prstGeom prst="rect">
+                      <a:avLst/>
+                    </a:prstGeom>
+                  </pic:spPr>
+                </pic:pic>
+              </a:graphicData>
+            </a:graphic>
+          </wp:inline>
+        </w:drawing>
+      </w:r>
+    </w:p>
+    <w:p>
+      <w:pPr>
+        <w:pStyle w:val="Zadanie"/>
+      </w:pPr>
+    </w:p>
+    <w:p>
+      <w:pPr>
+        <w:pStyle w:val="Zadanie"/>
+      </w:pPr>
+      <w:r>
+        <w:t xml:space="preserve">Kilka pomysłów jak wykonać dobrze zrzut ekranu: </w:t>
+      </w:r>
+      <w:hyperlink r:id="rId26" w:history="1">
+        <w:r>
+          <w:rPr>
+            <w:rStyle w:val="Hyperlink"/>
+          </w:rPr>
+          <w:t>https://www.youtube.com/playlist?list=PLA9VGZreSBfPUbshnUA1lUxAvBrjDhXzS</w:t>
+        </w:r>
+      </w:hyperlink>
+      <w:r>
+        <w:t xml:space="preserve">. </w:t>
+      </w:r>
+    </w:p>
+    <w:p>
+      <w:pPr>
+        <w:pStyle w:val="Zadanie"/>
+      </w:pPr>
+    </w:p>
+    <w:p>
+      <w:pPr>
+        <w:pStyle w:val="Zadanie"/>
+      </w:pPr>
+      <w:r>
+        <w:rPr>
+          <w:b/>
+          <w:bCs/>
+        </w:rPr>
+        <w:t xml:space="preserve">Uwaga! </w:t>
+      </w:r>
+      <w:r>
+        <w:t>Wewnątrz tej instrukcji są szare prostokąty – należy je skasować a w ich miejsce wstawić swoje zrzuty ekranu. W zdecydowanej większości przypadków, Twoje obrazy będą miały inne wymiary niż moje prostokąty. Zachowaj proporcje swoich zrzutów ekranu!</w:t>
+      </w:r>
+    </w:p>
+    <w:p>
+      <w:pPr>
+        <w:pStyle w:val="Zadanie"/>
+      </w:pPr>
+    </w:p>
+    <w:p>
+      <w:pPr>
+        <w:pStyle w:val="Zadanie"/>
+      </w:pPr>
+    </w:p>
+    <w:p>
+      <w:pPr>
+        <w:pStyle w:val="Zadanie"/>
+      </w:pPr>
+    </w:p>
+    <w:p>
+      <w:pPr>
+        <w:pStyle w:val="Zadanie"/>
+      </w:pPr>
+      <w:r>
+        <w:t>Wstaw link do GitHub Pages z opublikowaną Twoją stroną:</w:t>
+      </w:r>
+    </w:p>
+    <w:p>
+      <w:pPr>
+        <w:pStyle w:val="Zadanie"/>
+      </w:pPr>
+    </w:p>
+    <w:p>
+      <w:pPr>
+        <w:pStyle w:val="Zadanie"/>
+        <w:rPr>
+          <w:b/>
+          <w:bCs/>
+        </w:rPr>
+      </w:pPr>
+      <w:r>
+        <w:rPr>
+          <w:b/>
+          <w:bCs/>
+        </w:rPr>
+        <w:t>https://oktavviusz.github.io/lab-a/</w:t>
+      </w:r>
+    </w:p>
+    <w:tbl>
+      <w:tblPr>
+        <w:tblStyle w:val="TableGrid"/>
+        <w:tblW w:w="5000" w:type="pct"/>
+        <w:tblLook w:val="04A0" w:firstRow="1" w:lastRow="0" w:firstColumn="1" w:lastColumn="0" w:noHBand="0" w:noVBand="1"/>
+      </w:tblPr>
+      <w:tblGrid>
+        <w:gridCol w:w="8188"/>
+        <w:gridCol w:w="1134"/>
+        <w:gridCol w:w="1134"/>
+      </w:tblGrid>
+      <w:tr>
+        <w:trPr>
+          <w:trHeight w:hRule="exact" w:val="567"/>
+        </w:trPr>
+        <w:tc>
+          <w:tcPr>
+            <w:tcW w:w="0" w:type="auto"/>
+            <w:vAlign w:val="center"/>
+          </w:tcPr>
+          <w:p>
+            <w:pPr>
+              <w:pStyle w:val="PunktyTabela"/>
+            </w:pPr>
+            <w:r>
+              <w:t>Punkty:</w:t>
+            </w:r>
+          </w:p>
+        </w:tc>
+        <w:tc>
+          <w:tcPr>
+            <w:tcW w:w="1134" w:type="dxa"/>
+            <w:vAlign w:val="center"/>
+          </w:tcPr>
+          <w:p>
+            <w:pPr>
+              <w:pStyle w:val="PunktyTabela"/>
+              <w:jc w:val="center"/>
+            </w:pPr>
+            <w:r>
+              <w:t>0</w:t>
+            </w:r>
+          </w:p>
+        </w:tc>
+        <w:tc>
+          <w:tcPr>
+            <w:tcW w:w="1134" w:type="dxa"/>
+            <w:vAlign w:val="center"/>
+          </w:tcPr>
+          <w:p>
+            <w:pPr>
+              <w:pStyle w:val="PunktyTabela"/>
+              <w:jc w:val="center"/>
+            </w:pPr>
+            <w:r>
+              <w:t>1</w:t>
+            </w:r>
+          </w:p>
+        </w:tc>
+      </w:tr>
+    </w:tbl>
+    <w:p>
+      <w:pPr>
+        <w:pStyle w:val="Heading1"/>
+      </w:pPr>
+      <w:bookmarkStart w:id="8" w:name="_Toc242342468"/>
+      <w:r>
+        <w:lastRenderedPageBreak/>
+        <w:t>PhpStorm + Git</w:t>
+      </w:r>
+      <w:r>
+        <w:t>H</w:t>
+      </w:r>
+      <w:r>
+        <w:t>ub Cop</w:t>
+      </w:r>
+      <w:r>
+        <w:t>ilot</w:t>
+      </w:r>
+      <w:bookmarkEnd w:id="8"/>
+    </w:p>
+    <w:p>
+      <w:pPr>
+        <w:rPr>
+          <w:lang w:val="pl-PL"/>
+        </w:rPr>
+      </w:pPr>
+      <w:r>
+        <w:rPr>
+          <w:lang w:val="pl-PL"/>
+        </w:rPr>
+        <w:t>Na serwerze wydziałowym zainstalow</w:t>
+      </w:r>
+      <w:r>
+        <w:rPr>
+          <w:lang w:val="pl-PL"/>
+        </w:rPr>
+        <w:t>ane jest profesjonalne IDE PhpStorm. Uruchom program PhpStorm. Jeśli to pierwsze uruchomienie, konieczna będzie aktywacja licencji:</w:t>
+      </w:r>
+    </w:p>
+    <w:p>
+      <w:pPr>
+        <w:jc w:val="center"/>
+      </w:pPr>
+      <w:r>
         <w:rPr>
           <w:noProof/>
         </w:rPr>
         <w:drawing>
-          <wp:inline distT="0" distB="0" distL="0" distR="0" wp14:anchorId="7904DAE5" wp14:editId="2E928EC0">
+          <wp:inline distT="0" distB="0" distL="0" distR="0" wp14:anchorId="32E5D7E2" wp14:editId="17ABFA9C">
+            <wp:extent cx="2176146" cy="1981200"/>
+            <wp:effectExtent l="0" t="0" r="0" b="0"/>
+            <wp:docPr id="1414975719" name="Obraz 1" descr="Obraz zawierający tekst, zrzut ekranu, Czcionka, logo&#10;&#10;Zawartość wygenerowana przez AI może być niepoprawna."/>
+            <wp:cNvGraphicFramePr>
+              <a:graphicFrameLocks xmlns:a="http://schemas.openxmlformats.org/drawingml/2006/main" noChangeAspect="1"/>
+            </wp:cNvGraphicFramePr>
+            <a:graphic xmlns:a="http://schemas.openxmlformats.org/drawingml/2006/main">
+              <a:graphicData uri="http://schemas.openxmlformats.org/drawingml/2006/picture">
+                <pic:pic xmlns:pic="http://schemas.openxmlformats.org/drawingml/2006/picture">
+                  <pic:nvPicPr>
+                    <pic:cNvPr id="1414975719" name="Obraz 1" descr="Obraz zawierający tekst, zrzut ekranu, Czcionka, logo&#10;&#10;Zawartość wygenerowana przez AI może być niepoprawna."/>
+                    <pic:cNvPicPr/>
+                  </pic:nvPicPr>
+                  <pic:blipFill>
+                    <a:blip r:embed="rId27"/>
+                    <a:stretch>
+                      <a:fillRect/>
+                    </a:stretch>
+                  </pic:blipFill>
+                  <pic:spPr>
+                    <a:xfrm>
+                      <a:off x="0" y="0"/>
+                      <a:ext cx="2180263" cy="1984948"/>
+                    </a:xfrm>
+                    <a:prstGeom prst="rect">
+                      <a:avLst/>
+                    </a:prstGeom>
+                  </pic:spPr>
+                </pic:pic>
+              </a:graphicData>
+            </a:graphic>
+          </wp:inline>
+        </w:drawing>
+      </w:r>
+    </w:p>
+    <w:p>
+      <w:pPr>
+        <w:rPr>
+          <w:lang w:val="pl-PL"/>
+        </w:rPr>
+      </w:pPr>
+      <w:r>
+        <w:rPr>
+          <w:lang w:val="pl-PL"/>
+        </w:rPr>
+        <w:t>Studentom przysługuje d</w:t>
+      </w:r>
+      <w:r>
+        <w:rPr>
+          <w:lang w:val="pl-PL"/>
+        </w:rPr>
+        <w:t xml:space="preserve">armowa licencja na cały Toolbox JetBrains. W tym celu należy się zarejestrować i dokonać potwierdzenia statusu studenta tutaj: </w:t>
+      </w:r>
+      <w:hyperlink r:id="rId28" w:history="1">
+        <w:r>
+          <w:rPr>
+            <w:rStyle w:val="Hyperlink"/>
+            <w:lang w:val="pl-PL"/>
+          </w:rPr>
+          <w:t>https://www.jetbrains.com/academy/student-pack/</w:t>
+        </w:r>
+      </w:hyperlink>
+      <w:r>
+        <w:rPr>
+          <w:lang w:val="pl-PL"/>
+        </w:rPr>
+        <w:t xml:space="preserve"> .</w:t>
+      </w:r>
+    </w:p>
+    <w:p>
+      <w:pPr>
+        <w:rPr>
+          <w:lang w:val="pl-PL"/>
+        </w:rPr>
+      </w:pPr>
+      <w:r>
+        <w:rPr>
+          <w:lang w:val="pl-PL"/>
+        </w:rPr>
+        <w:t>Po otrzymaniu licencji przechodzimy do Activate License i aktywujemy konto.</w:t>
+      </w:r>
+    </w:p>
+    <w:p>
+      <w:pPr>
+        <w:rPr>
+          <w:lang w:val="pl-PL"/>
+        </w:rPr>
+      </w:pPr>
+      <w:r>
+        <w:rPr>
+          <w:lang w:val="pl-PL"/>
+        </w:rPr>
+        <w:t xml:space="preserve">Po udanej aktywacji, otwieramy projekt poprzez File -&gt; Open… i wskazanie katalogu </w:t>
+      </w:r>
+      <w:r>
+        <w:rPr>
+          <w:rStyle w:val="inline-code"/>
+        </w:rPr>
+        <w:fldChar w:fldCharType="begin"/>
+      </w:r>
+      <w:r>
+        <w:rPr>
+          <w:rStyle w:val="inline-code"/>
+        </w:rPr>
+        <w:instrText xml:space="preserve"> DOCPROPERTY  labdir  \* MERGEFORMAT </w:instrText>
+      </w:r>
+      <w:r>
+        <w:rPr>
+          <w:rStyle w:val="inline-code"/>
+        </w:rPr>
+        <w:fldChar w:fldCharType="separate"/>
+      </w:r>
+      <w:r>
+        <w:rPr>
+          <w:rStyle w:val="inline-code"/>
+        </w:rPr>
+        <w:t>I:\ai\lab-a</w:t>
+      </w:r>
+      <w:r>
+        <w:rPr>
+          <w:rStyle w:val="inline-code"/>
+        </w:rPr>
+        <w:fldChar w:fldCharType="end"/>
+      </w:r>
+      <w:r>
+        <w:rPr>
+          <w:lang w:val="pl-PL"/>
+        </w:rPr>
+        <w:t>. Zapoznaj się ze wszystkimi plikami w projekcie.</w:t>
+      </w:r>
+    </w:p>
+    <w:p>
+      <w:pPr>
+        <w:rPr>
+          <w:lang w:val="pl-PL"/>
+        </w:rPr>
+      </w:pPr>
+      <w:r>
+        <w:rPr>
+          <w:lang w:val="pl-PL"/>
+        </w:rPr>
+        <w:t xml:space="preserve">Na koniec fazy przygotowawczej, dodamy do PhpStorm obsługę GitHub Copilot. </w:t>
+      </w:r>
+      <w:r>
+        <w:t xml:space="preserve">W menu </w:t>
+      </w:r>
+      <w:r>
+        <w:rPr>
+          <w:rStyle w:val="inline-code"/>
+          <w:lang w:val="en-US"/>
+        </w:rPr>
+        <w:t>File -&gt; Settings -&gt; Plugins -&gt; Marketplace</w:t>
+      </w:r>
+      <w:r>
+        <w:t xml:space="preserve"> poszukaj oryginalnego pluginu </w:t>
+      </w:r>
+      <w:r>
+        <w:rPr>
+          <w:b/>
+          <w:bCs/>
+        </w:rPr>
+        <w:t>GitHub Copilot – Your AI Pair Programmer</w:t>
+      </w:r>
+      <w:r>
+        <w:t xml:space="preserve"> od firmy GitHub. </w:t>
+      </w:r>
+      <w:r>
+        <w:rPr>
+          <w:lang w:val="pl-PL"/>
+        </w:rPr>
+        <w:t>Zainstaluj. Konieczne będzie zrestartowanie IDE.</w:t>
+      </w:r>
+    </w:p>
+    <w:p>
+      <w:pPr>
+        <w:rPr>
+          <w:lang w:val="pl-PL"/>
+        </w:rPr>
+      </w:pPr>
+      <w:r>
+        <w:rPr>
+          <w:lang w:val="pl-PL"/>
+        </w:rPr>
+        <w:t>Po restarcie, kliknij z p</w:t>
+      </w:r>
+      <w:r>
+        <w:rPr>
+          <w:lang w:val="pl-PL"/>
+        </w:rPr>
+        <w:t xml:space="preserve">rawej strony na ikonę panelu </w:t>
+      </w:r>
+      <w:r>
+        <w:rPr>
+          <w:rStyle w:val="inline-code"/>
+        </w:rPr>
+        <w:t>GitHub Copilot Chat</w:t>
+      </w:r>
+      <w:r>
+        <w:rPr>
+          <w:lang w:val="pl-PL"/>
+        </w:rPr>
+        <w:t xml:space="preserve">, a następnie </w:t>
+      </w:r>
+      <w:r>
+        <w:rPr>
+          <w:rStyle w:val="inline-code"/>
+        </w:rPr>
+        <w:t>Sign in for GitHub Copilot</w:t>
+      </w:r>
+      <w:r>
+        <w:rPr>
+          <w:lang w:val="pl-PL"/>
+        </w:rPr>
+        <w:t>:</w:t>
+      </w:r>
+    </w:p>
+    <w:p>
+      <w:pPr>
+        <w:jc w:val="center"/>
+        <w:rPr>
+          <w:lang w:val="pl-PL"/>
+        </w:rPr>
+      </w:pPr>
+      <w:r>
+        <w:rPr>
+          <w:noProof/>
+          <w:lang w:val="pl-PL"/>
+        </w:rPr>
+        <w:drawing>
+          <wp:inline distT="0" distB="0" distL="0" distR="0" wp14:anchorId="7D6DAB25" wp14:editId="656649BC">
+            <wp:extent cx="2720691" cy="2362200"/>
+            <wp:effectExtent l="0" t="0" r="3810" b="0"/>
+            <wp:docPr id="1774710127" name="Obraz 1" descr="Obraz zawierający tekst, zrzut ekranu, Czcionka, logo&#10;&#10;Zawartość wygenerowana przez AI może być niepoprawna."/>
+            <wp:cNvGraphicFramePr>
+              <a:graphicFrameLocks xmlns:a="http://schemas.openxmlformats.org/drawingml/2006/main" noChangeAspect="1"/>
+            </wp:cNvGraphicFramePr>
+            <a:graphic xmlns:a="http://schemas.openxmlformats.org/drawingml/2006/main">
+              <a:graphicData uri="http://schemas.openxmlformats.org/drawingml/2006/picture">
+                <pic:pic xmlns:pic="http://schemas.openxmlformats.org/drawingml/2006/picture">
+                  <pic:nvPicPr>
+                    <pic:cNvPr id="1774710127" name="Obraz 1" descr="Obraz zawierający tekst, zrzut ekranu, Czcionka, logo&#10;&#10;Zawartość wygenerowana przez AI może być niepoprawna."/>
+                    <pic:cNvPicPr/>
+                  </pic:nvPicPr>
+                  <pic:blipFill>
+                    <a:blip r:embed="rId29"/>
+                    <a:stretch>
+                      <a:fillRect/>
+                    </a:stretch>
+                  </pic:blipFill>
+                  <pic:spPr>
+                    <a:xfrm>
+                      <a:off x="0" y="0"/>
+                      <a:ext cx="2724818" cy="2365783"/>
+                    </a:xfrm>
+                    <a:prstGeom prst="rect">
+                      <a:avLst/>
+                    </a:prstGeom>
+                  </pic:spPr>
+                </pic:pic>
+              </a:graphicData>
+            </a:graphic>
+          </wp:inline>
+        </w:drawing>
+      </w:r>
+    </w:p>
+    <w:p>
+      <w:pPr>
+        <w:rPr>
+          <w:lang w:val="pl-PL"/>
+        </w:rPr>
+      </w:pPr>
+      <w:r>
+        <w:rPr>
+          <w:lang w:val="pl-PL"/>
+        </w:rPr>
+        <w:t>Zaloguj się, a jeśli zajdzie taka potrzeba – zarejestruj. GitHub Copilot jest obecnie darmowy dla wszystkich (w najniższym progu).</w:t>
+      </w:r>
+      <w:r>
+        <w:rPr>
+          <w:lang w:val="pl-PL"/>
+        </w:rPr>
+        <w:t xml:space="preserve"> Po zalogowaniu, dostępny będzie dla Ciebie agent AI do pracy podczas laboratoriów. Copilot może Ci pomóc poprzez czat w trybie Agent / Ask / Plan (niebieska ramka – osobiście polecam Ask) oraz poprzez autouzupełnianie kodu na bazie tego, co piszesz (żółta ramka). Uwaga! W 4 na 5 przypadkach, choć pięknie składniowo, agent podpowie nie to co faktycznie potrzeba. Naucz się okiełznywać podpowiedzi agenta!</w:t>
+      </w:r>
+    </w:p>
+    <w:p>
+      <w:pPr>
+        <w:rPr>
+          <w:lang w:val="pl-PL"/>
+        </w:rPr>
+      </w:pPr>
+      <w:r>
+        <w:rPr>
+          <w:lang w:val="pl-PL"/>
+        </w:rPr>
+        <w:t>Jeśli będziesz mieć już dość podpowiedzi, czerwoną ramką oznaczone jest miejsce, gdzie można wyłączyć podpowiedzi Copilota.</w:t>
+      </w:r>
+    </w:p>
+    <w:p>
+      <w:pPr>
+        <w:rPr>
+          <w:lang w:val="pl-PL"/>
+        </w:rPr>
+      </w:pPr>
+      <w:r>
+        <w:rPr>
+          <w:noProof/>
+          <w:lang w:val="pl-PL"/>
+        </w:rPr>
+        <w:lastRenderedPageBreak/>
+        <w:drawing>
+          <wp:inline distT="0" distB="0" distL="0" distR="0" wp14:anchorId="3CD74640" wp14:editId="37DA3842">
+            <wp:extent cx="6638925" cy="3971925"/>
+            <wp:effectExtent l="0" t="0" r="9525" b="9525"/>
+            <wp:docPr id="1835379067" name="Obraz 1"/>
+            <wp:cNvGraphicFramePr>
+              <a:graphicFrameLocks xmlns:a="http://schemas.openxmlformats.org/drawingml/2006/main" noChangeAspect="1"/>
+            </wp:cNvGraphicFramePr>
+            <a:graphic xmlns:a="http://schemas.openxmlformats.org/drawingml/2006/main">
+              <a:graphicData uri="http://schemas.openxmlformats.org/drawingml/2006/picture">
+                <pic:pic xmlns:pic="http://schemas.openxmlformats.org/drawingml/2006/picture">
+                  <pic:nvPicPr>
+                    <pic:cNvPr id="0" name="Picture 1"/>
+                    <pic:cNvPicPr>
+                      <a:picLocks noChangeAspect="1" noChangeArrowheads="1"/>
+                    </pic:cNvPicPr>
+                  </pic:nvPicPr>
+                  <pic:blipFill>
+                    <a:blip r:embed="rId30">
+                      <a:extLst>
+                        <a:ext uri="{28A0092B-C50C-407E-A947-70E740481C1C}">
+                          <a14:useLocalDpi xmlns:a14="http://schemas.microsoft.com/office/drawing/2010/main" val="0"/>
+                        </a:ext>
+                      </a:extLst>
+                    </a:blip>
+                    <a:srcRect/>
+                    <a:stretch>
+                      <a:fillRect/>
+                    </a:stretch>
+                  </pic:blipFill>
+                  <pic:spPr bwMode="auto">
+                    <a:xfrm>
+                      <a:off x="0" y="0"/>
+                      <a:ext cx="6638925" cy="3971925"/>
+                    </a:xfrm>
+                    <a:prstGeom prst="rect">
+                      <a:avLst/>
+                    </a:prstGeom>
+                    <a:noFill/>
+                    <a:ln>
+                      <a:noFill/>
+                    </a:ln>
+                  </pic:spPr>
+                </pic:pic>
+              </a:graphicData>
+            </a:graphic>
+          </wp:inline>
+        </w:drawing>
+      </w:r>
+    </w:p>
+    <w:p>
+      <w:pPr>
+        <w:pStyle w:val="Zadanie"/>
+      </w:pPr>
+      <w:r>
+        <w:t>W kodzie index.html zmień sekcję &lt;title&gt;, żeby wskazywała Twoje imię, nazwisko oraz numer indeksu. Następnie zrób zrzut ekranu podobny jak powyżej, uwzględniający: otwarty kod pliku index.html, otwarte drzewo projektu (u mnie z lewej strony), otwarty panel czatu Copilota z widoczną Twoją nazwą użytkownika GitHub.</w:t>
+      </w:r>
+    </w:p>
+    <w:p>
+      <w:pPr>
+        <w:pStyle w:val="Zadanie"/>
+        <w:jc w:val="center"/>
+      </w:pPr>
+      <w:r>
+        <w:drawing>
+          <wp:inline distT="0" distB="0" distL="0" distR="0" wp14:anchorId="3E88E2C5" wp14:editId="25DDAE8B">
+            <wp:extent cx="6645910" cy="3594100"/>
+            <wp:effectExtent l="0" t="0" r="2540" b="6350"/>
+            <wp:docPr id="887374287" name="Picture 1"/>
+            <wp:cNvGraphicFramePr>
+              <a:graphicFrameLocks xmlns:a="http://schemas.openxmlformats.org/drawingml/2006/main" noChangeAspect="1"/>
+            </wp:cNvGraphicFramePr>
+            <a:graphic xmlns:a="http://schemas.openxmlformats.org/drawingml/2006/main">
+              <a:graphicData uri="http://schemas.openxmlformats.org/drawingml/2006/picture">
+                <pic:pic xmlns:pic="http://schemas.openxmlformats.org/drawingml/2006/picture">
+                  <pic:nvPicPr>
+                    <pic:cNvPr id="887374287" name=""/>
+                    <pic:cNvPicPr/>
+                  </pic:nvPicPr>
+                  <pic:blipFill>
+                    <a:blip r:embed="rId31"/>
+                    <a:stretch>
+                      <a:fillRect/>
+                    </a:stretch>
+                  </pic:blipFill>
+                  <pic:spPr>
+                    <a:xfrm>
+                      <a:off x="0" y="0"/>
+                      <a:ext cx="6645910" cy="3594100"/>
+                    </a:xfrm>
+                    <a:prstGeom prst="rect">
+                      <a:avLst/>
+                    </a:prstGeom>
+                  </pic:spPr>
+                </pic:pic>
+              </a:graphicData>
+            </a:graphic>
+          </wp:inline>
+        </w:drawing>
+      </w:r>
+    </w:p>
+    <w:p>
+      <w:pPr>
+        <w:pStyle w:val="Zadanie"/>
+      </w:pPr>
+    </w:p>
+    <w:tbl>
+      <w:tblPr>
+        <w:tblStyle w:val="TableGrid"/>
+        <w:tblW w:w="5000" w:type="pct"/>
+        <w:tblLook w:val="04A0" w:firstRow="1" w:lastRow="0" w:firstColumn="1" w:lastColumn="0" w:noHBand="0" w:noVBand="1"/>
+      </w:tblPr>
+      <w:tblGrid>
+        <w:gridCol w:w="8188"/>
+        <w:gridCol w:w="1134"/>
+        <w:gridCol w:w="1134"/>
+      </w:tblGrid>
+      <w:tr>
+        <w:trPr>
+          <w:trHeight w:hRule="exact" w:val="567"/>
+        </w:trPr>
+        <w:tc>
+          <w:tcPr>
+            <w:tcW w:w="0" w:type="auto"/>
+            <w:vAlign w:val="center"/>
+          </w:tcPr>
+          <w:p>
+            <w:pPr>
+              <w:pStyle w:val="PunktyTabela"/>
+            </w:pPr>
+            <w:r>
+              <w:lastRenderedPageBreak/>
+              <w:t>Punkty:</w:t>
+            </w:r>
+          </w:p>
+        </w:tc>
+        <w:tc>
+          <w:tcPr>
+            <w:tcW w:w="1134" w:type="dxa"/>
+            <w:vAlign w:val="center"/>
+          </w:tcPr>
+          <w:p>
+            <w:pPr>
+              <w:pStyle w:val="PunktyTabela"/>
+              <w:jc w:val="center"/>
+            </w:pPr>
+            <w:r>
+              <w:t>0</w:t>
+            </w:r>
+          </w:p>
+        </w:tc>
+        <w:tc>
+          <w:tcPr>
+            <w:tcW w:w="1134" w:type="dxa"/>
+            <w:vAlign w:val="center"/>
+          </w:tcPr>
+          <w:p>
+            <w:pPr>
+              <w:pStyle w:val="PunktyTabela"/>
+              <w:jc w:val="center"/>
+            </w:pPr>
+            <w:r>
+              <w:t>1</w:t>
+            </w:r>
+          </w:p>
+        </w:tc>
+      </w:tr>
+    </w:tbl>
+    <w:p>
+      <w:pPr>
+        <w:pStyle w:val="Heading1"/>
+        <w:rPr>
+          <w:lang w:val="pl-PL"/>
+        </w:rPr>
+      </w:pPr>
+      <w:bookmarkStart w:id="9" w:name="_Toc242342469"/>
+      <w:r>
+        <w:rPr>
+          <w:lang w:val="pl-PL"/>
+        </w:rPr>
+        <w:t>Instalacja</w:t>
+      </w:r>
+      <w:r>
+        <w:rPr>
+          <w:lang w:val="pl-PL"/>
+        </w:rPr>
+        <w:t xml:space="preserve"> PureRef</w:t>
+      </w:r>
+      <w:bookmarkEnd w:id="9"/>
+    </w:p>
+    <w:p>
+      <w:pPr>
+        <w:rPr>
+          <w:lang w:val="pl-PL"/>
+        </w:rPr>
+      </w:pPr>
+      <w:r>
+        <w:rPr>
+          <w:lang w:val="pl-PL"/>
+        </w:rPr>
+        <w:t>Podczas przygotowania do realizacji tego laboratorium, wykorzystamy narzędzie PureRef do zbierania referencji, czyli inspiracji z innych, podobnych witryn. PureRef jest darmowym narzędziem działającym na Windows, macOS oraz Ubuntu, ale jego darmowe pobranie jest wyzwaniem!</w:t>
+      </w:r>
+    </w:p>
+    <w:p>
+      <w:pPr>
+        <w:rPr>
+          <w:lang w:val="pl-PL"/>
+        </w:rPr>
+      </w:pPr>
+      <w:r>
+        <w:rPr>
+          <w:lang w:val="pl-PL"/>
+        </w:rPr>
+        <w:t xml:space="preserve">Wejdź na stronę </w:t>
+      </w:r>
+      <w:hyperlink r:id="rId32" w:history="1">
+        <w:r>
+          <w:rPr>
+            <w:rStyle w:val="Hyperlink"/>
+            <w:lang w:val="pl-PL"/>
+          </w:rPr>
+          <w:t>https://www.pureref.com/download.php</w:t>
+        </w:r>
+      </w:hyperlink>
+      <w:r>
+        <w:rPr>
+          <w:lang w:val="pl-PL"/>
+        </w:rPr>
+        <w:t xml:space="preserve">, wybierz Windows -&gt; Portable 64bit. Następnie w okienku darowizny wskaż „Custom Amount” i zmień proponowane $20 na $0. Przycisk zakupu zmieni się na przycisk pobierania </w:t>
+      </w:r>
+      <w:r>
+        <w:rPr>
+          <mc:AlternateContent>
+            <mc:Choice Requires="w16se"/>
+            <mc:Fallback>
+              <w:rFonts w:ascii="Segoe UI Emoji" w:eastAsia="Segoe UI Emoji" w:hAnsi="Segoe UI Emoji" w:cs="Segoe UI Emoji"/>
+            </mc:Fallback>
+          </mc:AlternateContent>
+          <w:lang w:val="pl-PL"/>
+        </w:rPr>
+        <mc:AlternateContent>
+          <mc:Choice Requires="w16se">
+            <w16se:symEx w16se:font="Segoe UI Emoji" w16se:char="1F60A"/>
+          </mc:Choice>
+          <mc:Fallback>
+            <w:t>😊</w:t>
+          </mc:Fallback>
+        </mc:AlternateContent>
+      </w:r>
+    </w:p>
+    <w:p>
+      <w:pPr>
+        <w:rPr>
+          <w:lang w:val="pl-PL"/>
+        </w:rPr>
+      </w:pPr>
+      <w:r>
+        <w:rPr>
+          <w:lang w:val="pl-PL"/>
+        </w:rPr>
+        <w:t>Rozpakuj pobrane archiwum i uruchom aplikację PureRef.exe. Skrócona instrukcja użytkowania (naprawdę potrzebna!) znajduje się pod skrótem klawiszowym Ctrl+H lub PPM -&gt; Help. Na szczególną uwagę zasługuje opcja PPM -&gt; Mode -&gt; Always on top.</w:t>
+      </w:r>
+    </w:p>
+    <w:p>
+      <w:pPr>
+        <w:pStyle w:val="Heading1"/>
+        <w:rPr>
+          <w:lang w:val="pl-PL"/>
+        </w:rPr>
+      </w:pPr>
+      <w:bookmarkStart w:id="10" w:name="_Toc242342470"/>
+      <w:r>
+        <w:rPr>
+          <w:lang w:val="pl-PL"/>
+        </w:rPr>
+        <w:t>Inspiracje</w:t>
+      </w:r>
+      <w:bookmarkEnd w:id="10"/>
+    </w:p>
+    <w:p>
+      <w:pPr>
+        <w:rPr>
+          <w:lang w:val="pl-PL"/>
+        </w:rPr>
+      </w:pPr>
+      <w:r>
+        <w:rPr>
+          <w:lang w:val="pl-PL"/>
+        </w:rPr>
+        <w:t xml:space="preserve">Rozpocznij realizację zadania. Rozpocznij od znalezienia </w:t>
+      </w:r>
+      <w:r>
+        <w:rPr>
+          <w:lang w:val="pl-PL"/>
+        </w:rPr>
+        <w:t>tematyki tworzonej przez siebie strony internetowej. Pamiętaj, że dla jednej zawartości HTML będziesz musieć przygotować dwa znacząco różne wyglądy!</w:t>
+      </w:r>
+    </w:p>
+    <w:p>
+      <w:pPr>
+        <w:pStyle w:val="Zadanie"/>
+      </w:pPr>
+      <w:r>
+        <w:t>Określ tematykę swojej strony:</w:t>
+      </w:r>
+    </w:p>
+    <w:p>
+      <w:pPr>
+        <w:pStyle w:val="Zadanie"/>
+      </w:pPr>
+      <w:r>
+        <w:t>Bardzo lubię grę Gothic 1, dlatego pomyślał</w:t>
+      </w:r>
+      <w:r>
+        <w:t>e</w:t>
+      </w:r>
+      <w:r>
+        <w:t>m sobie, że moje tematyka strony będzie właśnie na jej temat.</w:t>
+      </w:r>
+    </w:p>
+    <w:p>
+      <w:pPr>
+        <w:rPr>
+          <w:lang w:val="pl-PL"/>
+        </w:rPr>
+      </w:pPr>
+    </w:p>
+    <w:p>
+      <w:pPr>
+        <w:rPr>
+          <w:lang w:val="pl-PL"/>
+        </w:rPr>
+      </w:pPr>
+      <w:r>
+        <w:rPr>
+          <w:lang w:val="pl-PL"/>
+        </w:rPr>
+        <w:t xml:space="preserve">Poszukaj </w:t>
+      </w:r>
+      <w:r>
+        <w:rPr>
+          <w:lang w:val="pl-PL"/>
+        </w:rPr>
+        <w:t xml:space="preserve">inspiracji w wyszukiwarce grafiki Google / Bing. </w:t>
+      </w:r>
+      <w:r>
+        <w:rPr>
+          <w:lang w:val="pl-PL"/>
+        </w:rPr>
+        <w:t>Przeciągaj obrazy, które Ci się podobają bezpośrednio do PureRef.</w:t>
+      </w:r>
+      <w:r>
+        <w:rPr>
+          <w:lang w:val="pl-PL"/>
+        </w:rPr>
+        <w:t xml:space="preserve"> Organizuj je w PureRef tak, żeby zbudować tablice inspiracji dla obu wersji Twojej strony.</w:t>
+      </w:r>
+    </w:p>
+    <w:p>
+      <w:pPr>
+        <w:rPr>
+          <w:lang w:val="pl-PL"/>
+        </w:rPr>
+      </w:pPr>
+      <w:r>
+        <w:rPr>
+          <w:lang w:val="pl-PL"/>
+        </w:rPr>
+        <w:t>Dyskutuj z innymi uczestnikami laboratorium. Zadawaj pytania prowadzącemu.</w:t>
+      </w:r>
+    </w:p>
+    <w:p>
+      <w:pPr>
+        <w:rPr>
+          <w:lang w:val="pl-PL"/>
+        </w:rPr>
+      </w:pPr>
+      <w:r>
+        <w:rPr>
+          <w:lang w:val="pl-PL"/>
+        </w:rPr>
+        <w:t>Na koniec, gdy wyklaruje się już wizja obu wersji strony, wyeksportuj zawartość PureRef do postaci obrazu poprzez PPM -&gt; Save -&gt; Export. Pamiętaj również, żeby zapisać plik projektu PureRef do późniejszej edycji poprzez PPM -&gt; Save.</w:t>
+      </w:r>
+    </w:p>
+    <w:p>
+      <w:pPr>
+        <w:rPr>
+          <w:lang w:val="pl-PL"/>
+        </w:rPr>
+      </w:pPr>
+    </w:p>
+    <w:p>
+      <w:pPr>
+        <w:rPr>
+          <w:lang w:val="pl-PL"/>
+        </w:rPr>
+      </w:pPr>
+    </w:p>
+    <w:p>
+      <w:pPr>
+        <w:rPr>
+          <w:lang w:val="pl-PL"/>
+        </w:rPr>
+      </w:pPr>
+    </w:p>
+    <w:p>
+      <w:pPr>
+        <w:rPr>
+          <w:lang w:val="pl-PL"/>
+        </w:rPr>
+      </w:pPr>
+    </w:p>
+    <w:p>
+      <w:pPr>
+        <w:rPr>
+          <w:lang w:val="pl-PL"/>
+        </w:rPr>
+      </w:pPr>
+    </w:p>
+    <w:p>
+      <w:pPr>
+        <w:rPr>
+          <w:lang w:val="pl-PL"/>
+        </w:rPr>
+      </w:pPr>
+    </w:p>
+    <w:p>
+      <w:pPr>
+        <w:rPr>
+          <w:lang w:val="pl-PL"/>
+        </w:rPr>
+      </w:pPr>
+    </w:p>
+    <w:p>
+      <w:pPr>
+        <w:rPr>
+          <w:lang w:val="pl-PL"/>
+        </w:rPr>
+      </w:pPr>
+    </w:p>
+    <w:p>
+      <w:pPr>
+        <w:rPr>
+          <w:lang w:val="pl-PL"/>
+        </w:rPr>
+      </w:pPr>
+    </w:p>
+    <w:p>
+      <w:pPr>
+        <w:pStyle w:val="Zadanie"/>
+      </w:pPr>
+      <w:r>
+        <w:lastRenderedPageBreak/>
+        <w:t>Wstaw wyeksportowaną z PureRef tablicę inspiracji:</w:t>
+      </w:r>
+    </w:p>
+    <w:p>
+      <w:pPr>
+        <w:pStyle w:val="Zadanie"/>
+      </w:pPr>
+      <w:r>
+        <w:rPr>
+          <w:noProof/>
+        </w:rPr>
+        <w:drawing>
+          <wp:inline distT="0" distB="0" distL="0" distR="0" wp14:anchorId="0597D949" wp14:editId="6E815FCB">
+            <wp:extent cx="2200275" cy="2354735"/>
+            <wp:effectExtent l="0" t="0" r="0" b="0"/>
+            <wp:docPr id="429463892" name="Picture 1"/>
+            <wp:cNvGraphicFramePr>
+              <a:graphicFrameLocks xmlns:a="http://schemas.openxmlformats.org/drawingml/2006/main" noChangeAspect="1"/>
+            </wp:cNvGraphicFramePr>
+            <a:graphic xmlns:a="http://schemas.openxmlformats.org/drawingml/2006/main">
+              <a:graphicData uri="http://schemas.openxmlformats.org/drawingml/2006/picture">
+                <pic:pic xmlns:pic="http://schemas.openxmlformats.org/drawingml/2006/picture">
+                  <pic:nvPicPr>
+                    <pic:cNvPr id="0" name="Picture 1"/>
+                    <pic:cNvPicPr>
+                      <a:picLocks noChangeAspect="1" noChangeArrowheads="1"/>
+                    </pic:cNvPicPr>
+                  </pic:nvPicPr>
+                  <pic:blipFill>
+                    <a:blip r:embed="rId33" cstate="print">
+                      <a:extLst>
+                        <a:ext uri="{28A0092B-C50C-407E-A947-70E740481C1C}">
+                          <a14:useLocalDpi xmlns:a14="http://schemas.microsoft.com/office/drawing/2010/main" val="0"/>
+                        </a:ext>
+                      </a:extLst>
+                    </a:blip>
+                    <a:srcRect/>
+                    <a:stretch>
+                      <a:fillRect/>
+                    </a:stretch>
+                  </pic:blipFill>
+                  <pic:spPr bwMode="auto">
+                    <a:xfrm>
+                      <a:off x="0" y="0"/>
+                      <a:ext cx="2200275" cy="2354735"/>
+                    </a:xfrm>
+                    <a:prstGeom prst="rect">
+                      <a:avLst/>
+                    </a:prstGeom>
+                    <a:noFill/>
+                    <a:ln>
+                      <a:noFill/>
+                    </a:ln>
+                  </pic:spPr>
+                </pic:pic>
+              </a:graphicData>
+            </a:graphic>
+          </wp:inline>
+        </w:drawing>
+      </w:r>
+    </w:p>
+    <w:p>
+      <w:pPr>
+        <w:pStyle w:val="Zadanie"/>
+        <w:jc w:val="center"/>
+      </w:pPr>
+    </w:p>
+    <w:p>
+      <w:pPr>
+        <w:pStyle w:val="Zadanie"/>
+      </w:pPr>
+    </w:p>
+    <w:p>
+      <w:pPr>
+        <w:pStyle w:val="Zadanie"/>
+      </w:pPr>
+      <w:r>
+        <w:t>Opisz w maksymalnie 4 zdaniach zamysł układu i charakteru pierwszego wyglądu:</w:t>
+      </w:r>
+    </w:p>
+    <w:p>
+      <w:pPr>
+        <w:pStyle w:val="Zadanie"/>
+      </w:pPr>
+    </w:p>
+    <w:p>
+      <w:pPr>
+        <w:pStyle w:val="Zadanie"/>
+      </w:pPr>
+      <w:r>
+        <w:t>Pierwszy zamysł strony jest taki, żeby było to w bardziej ciemnych kolorach, właśnie takich niebieskawych. Chcę, żeby przypominało to trochę magiczną bariere, którą otoczona jest mapa Gothic1</w:t>
+      </w:r>
+      <w:r>
+        <w:t>. Układ ma być w takich blokach informacyjnych 2 x 2.</w:t>
+      </w:r>
+    </w:p>
+    <w:p>
+      <w:pPr>
+        <w:pStyle w:val="Zadanie"/>
+      </w:pPr>
+    </w:p>
+    <w:p>
+      <w:pPr>
+        <w:pStyle w:val="Zadanie"/>
+      </w:pPr>
+      <w:r>
+        <w:t>Opisz w maksymalnie 4 zdaniach zamysł układu i charakteru drugiego wyglądu:</w:t>
+      </w:r>
+    </w:p>
+    <w:p>
+      <w:pPr>
+        <w:pStyle w:val="Zadanie"/>
+      </w:pPr>
+    </w:p>
+    <w:p>
+      <w:pPr>
+        <w:pStyle w:val="Zadanie"/>
+      </w:pPr>
+      <w:r>
+        <w:t>Drugi zamysł mam taki, żeby strona była dużo jaśniejsza i przypominała troche kolorami właśnie tą maske Śniącego, ktrórą można zobaczyć na na tablicy inspiracji. Śniący jest głównym antagonistą w Gothic 1, dlatego pomyślałem, że te dwa zamysły będą ze sobą dobrze współgrały.</w:t>
+      </w:r>
+      <w:r>
+        <w:t xml:space="preserve"> Tutaj układ strony będzie bardziej jak jedna ściana z okazjonalnymi blokami, żeby przerwać ciągłość tekstu.</w:t>
+      </w:r>
+    </w:p>
+    <w:p>
+      <w:pPr>
+        <w:pStyle w:val="Zadanie"/>
+      </w:pPr>
+    </w:p>
+    <w:tbl>
+      <w:tblPr>
+        <w:tblStyle w:val="TableGrid"/>
+        <w:tblW w:w="5000" w:type="pct"/>
+        <w:tblLook w:val="04A0" w:firstRow="1" w:lastRow="0" w:firstColumn="1" w:lastColumn="0" w:noHBand="0" w:noVBand="1"/>
+      </w:tblPr>
+      <w:tblGrid>
+        <w:gridCol w:w="8188"/>
+        <w:gridCol w:w="1134"/>
+        <w:gridCol w:w="1134"/>
+      </w:tblGrid>
+      <w:tr>
+        <w:trPr>
+          <w:trHeight w:hRule="exact" w:val="567"/>
+        </w:trPr>
+        <w:tc>
+          <w:tcPr>
+            <w:tcW w:w="0" w:type="auto"/>
+            <w:vAlign w:val="center"/>
+          </w:tcPr>
+          <w:p>
+            <w:pPr>
+              <w:pStyle w:val="PunktyTabela"/>
+            </w:pPr>
+            <w:r>
+              <w:t>Punkty:</w:t>
+            </w:r>
+          </w:p>
+        </w:tc>
+        <w:tc>
+          <w:tcPr>
+            <w:tcW w:w="1134" w:type="dxa"/>
+            <w:vAlign w:val="center"/>
+          </w:tcPr>
+          <w:p>
+            <w:pPr>
+              <w:pStyle w:val="PunktyTabela"/>
+              <w:jc w:val="center"/>
+            </w:pPr>
+            <w:r>
+              <w:t>0</w:t>
+            </w:r>
+          </w:p>
+        </w:tc>
+        <w:tc>
+          <w:tcPr>
+            <w:tcW w:w="1134" w:type="dxa"/>
+            <w:vAlign w:val="center"/>
+          </w:tcPr>
+          <w:p>
+            <w:pPr>
+              <w:pStyle w:val="PunktyTabela"/>
+              <w:jc w:val="center"/>
+            </w:pPr>
+            <w:r>
+              <w:t>1</w:t>
+            </w:r>
+          </w:p>
+        </w:tc>
+      </w:tr>
+    </w:tbl>
+    <w:p>
+      <w:pPr>
+        <w:pStyle w:val="Heading1"/>
+        <w:rPr>
+          <w:lang w:val="pl-PL"/>
+        </w:rPr>
+      </w:pPr>
+      <w:bookmarkStart w:id="11" w:name="_Toc242342471"/>
+      <w:r>
+        <w:rPr>
+          <w:lang w:val="pl-PL"/>
+        </w:rPr>
+        <w:t>Realizacja zadania</w:t>
+      </w:r>
+      <w:bookmarkEnd w:id="11"/>
+    </w:p>
+    <w:p>
+      <w:pPr>
+        <w:rPr>
+          <w:lang w:val="pl-PL"/>
+        </w:rPr>
+      </w:pPr>
+      <w:r>
+        <w:rPr>
+          <w:lang w:val="pl-PL"/>
+        </w:rPr>
+        <w:t xml:space="preserve">To już koniec przygotowań. Najwyższa pora zacząć implementację. Wykorzystaj generator Cupcake Ipsum do wygenerowania tekstu na dwa pełne ekrany desktopowe. </w:t>
+      </w:r>
+      <w:r>
+        <w:rPr>
+          <w:lang w:val="pl-PL"/>
+        </w:rPr>
+        <w:t>Następnie poprzedzielaj ten tekst swoimi własnymi nagłówkami, zgodnie z wytycznymi na początku instrukcji. Nagłówki wymyśl samodzielnie – niech będą związane z tematem Twojej witryny. Jako tekst akapitów, wykorzystaj wyłącznie tekst wygenerowany z Cupcake Ipsum.</w:t>
+      </w:r>
+      <w:r>
+        <w:rPr>
+          <w:lang w:val="pl-PL"/>
+        </w:rPr>
+        <w:t xml:space="preserve"> Umieść też co najmniej jedną listę</w:t>
+      </w:r>
+      <w:r>
+        <w:rPr>
+          <w:lang w:val="pl-PL"/>
+        </w:rPr>
+        <w:t xml:space="preserve"> (np. menu i/lub zawartość)</w:t>
+      </w:r>
+      <w:r>
+        <w:rPr>
+          <w:lang w:val="pl-PL"/>
+        </w:rPr>
+        <w:t>.</w:t>
+      </w:r>
+    </w:p>
+    <w:p>
+      <w:pPr>
+        <w:rPr>
+          <w:lang w:val="pl-PL"/>
+        </w:rPr>
+      </w:pPr>
+      <w:r>
+        <w:rPr>
+          <w:lang w:val="pl-PL"/>
+        </w:rPr>
+        <w:t>Teraz zweryfikuj poniżej, jakie wymagania trzeba spełnić na zrzutach ekranu w celu rozliczenia zadania, po czym zaimplementuj całość pliku HTML oraz obu styli CSS.</w:t>
+      </w:r>
+    </w:p>
+    <w:p>
+      <w:pPr>
+        <w:pStyle w:val="Info"/>
+      </w:pPr>
+      <w:r>
+        <w:t>W poprzednich edycjach tego laboratorium studenci często wypełniali dalszą część sprawozdania nie skończywszy pełnej implementacji. Przez to musieli potem wymieniać zrzuty ekranu.</w:t>
+      </w:r>
+    </w:p>
+    <w:p>
+      <w:pPr>
+        <w:pStyle w:val="Heading1"/>
+        <w:rPr>
+          <w:lang w:val="pl-PL"/>
+        </w:rPr>
+      </w:pPr>
+      <w:bookmarkStart w:id="12" w:name="_Toc242342472"/>
+      <w:r>
+        <w:rPr>
+          <w:lang w:val="pl-PL"/>
+        </w:rPr>
+        <w:lastRenderedPageBreak/>
+        <w:t>Strona bez stylów CSS</w:t>
+      </w:r>
+      <w:bookmarkEnd w:id="12"/>
+    </w:p>
+    <w:p>
+      <w:pPr>
+        <w:pStyle w:val="Zadanie"/>
+      </w:pPr>
+      <w:r>
+        <w:t>Wstaw poniżej zrzut ekranu strony HTML bez podłączonych styli CSS</w:t>
+      </w:r>
+      <w:r>
+        <w:t xml:space="preserve"> (</w:t>
+      </w:r>
+      <w:r>
+        <w:t xml:space="preserve">na moment </w:t>
+      </w:r>
+      <w:r>
+        <w:t xml:space="preserve">zakomentowana linijka ze skryptem </w:t>
+      </w:r>
+      <w:r>
+        <w:t>zen-style.js.php</w:t>
+      </w:r>
+      <w:r>
+        <w:t>)</w:t>
+      </w:r>
+      <w:r>
+        <w:t>:</w:t>
+      </w:r>
+    </w:p>
+    <w:p>
+      <w:pPr>
+        <w:pStyle w:val="Zadanie"/>
+      </w:pPr>
+    </w:p>
+    <w:p>
+      <w:pPr>
+        <w:pStyle w:val="Zadanie"/>
+        <w:jc w:val="center"/>
+      </w:pPr>
+      <w:r>
+        <w:rPr>
+          <w:noProof/>
+        </w:rPr>
+        <w:drawing>
+          <wp:inline distT="0" distB="0" distL="0" distR="0" wp14:anchorId="365CEE23" wp14:editId="221D628C">
             <wp:extent cx="900000" cy="900000"/>
             <wp:effectExtent l="0" t="0" r="0" b="0"/>
-            <wp:docPr id="752665118" name="Obraz 752665118" descr="Obraz zawierający biały, design&#10;&#10;Zawartość wygenerowana przez AI może być niepoprawna."/>
+            <wp:docPr id="773477696" name="Obraz 773477696"/>
             <wp:cNvGraphicFramePr>
               <a:graphicFrameLocks xmlns:a="http://schemas.openxmlformats.org/drawingml/2006/main"/>
             </wp:cNvGraphicFramePr>
@@ -4250,13 +5566,13 @@
               <a:graphicData uri="http://schemas.openxmlformats.org/drawingml/2006/picture">
                 <pic:pic xmlns:pic="http://schemas.openxmlformats.org/drawingml/2006/picture">
                   <pic:nvPicPr>
-                    <pic:cNvPr id="752665118" name="Obraz 752665118" descr="Obraz zawierający biały, design&#10;&#10;Zawartość wygenerowana przez AI może być niepoprawna."/>
+                    <pic:cNvPr id="0" name="Picture 1"/>
                     <pic:cNvPicPr>
                       <a:picLocks noChangeAspect="1" noChangeArrowheads="1"/>
                     </pic:cNvPicPr>
                   </pic:nvPicPr>
                   <pic:blipFill>
-                    <a:blip r:embed="rId25">
+                    <a:blip r:embed="rId34">
                       <a:extLst>
                         <a:ext uri="{28A0092B-C50C-407E-A947-70E740481C1C}">
                           <a14:useLocalDpi xmlns:a14="http://schemas.microsoft.com/office/drawing/2010/main" val="0"/>
@@ -4297,94 +5613,6 @@
       <w:pPr>
         <w:pStyle w:val="Zadanie"/>
       </w:pPr>
-      <w:r>
-        <w:t xml:space="preserve">Kilka pomysłów jak wykonać dobrze zrzut ekranu: </w:t>
-      </w:r>
-      <w:r>
-        <w:fldChar w:fldCharType="begin"/>
-      </w:r>
-      <w:r>
-        <w:instrText>HYPERLINK "https://www.youtube.com/playlist?list=PLA9VGZreSBfPUbshnUA1lUxAvBrjDhXzS"</w:instrText>
-      </w:r>
-      <w:r>
-        <w:fldChar w:fldCharType="separate"/>
-      </w:r>
-      <w:r>
-        <w:rPr>
-          <w:rStyle w:val="Hyperlink"/>
-        </w:rPr>
-        <w:t>https://www.youtube.com/playlist?list=PLA9VGZreSBfPUbshnUA1lUxAvBrjDhXzS</w:t>
-      </w:r>
-      <w:r>
-        <w:fldChar w:fldCharType="end"/>
-      </w:r>
-      <w:r>
-        <w:t xml:space="preserve">. </w:t>
-      </w:r>
-    </w:p>
-    <w:p>
-      <w:pPr>
-        <w:pStyle w:val="Zadanie"/>
-      </w:pPr>
-    </w:p>
-    <w:p>
-      <w:pPr>
-        <w:pStyle w:val="Zadanie"/>
-      </w:pPr>
-      <w:r>
-        <w:rPr>
-          <w:b/>
-          <w:bCs/>
-        </w:rPr>
-        <w:t xml:space="preserve">Uwaga! </w:t>
-      </w:r>
-      <w:r>
-        <w:t>Wewnątrz tej instrukcji są szare prostokąty – należy je skasować a w ich miejsce wstawić swoje zrzuty ekranu. W zdecydowanej większości przypadków, Twoje obrazy będą miały inne wymiary niż moje prostokąty. Zachowaj proporcje swoich zrzutów ekranu!</w:t>
-      </w:r>
-    </w:p>
-    <w:p>
-      <w:pPr>
-        <w:pStyle w:val="Zadanie"/>
-      </w:pPr>
-    </w:p>
-    <w:p>
-      <w:pPr>
-        <w:pStyle w:val="Zadanie"/>
-      </w:pPr>
-    </w:p>
-    <w:p>
-      <w:pPr>
-        <w:pStyle w:val="Zadanie"/>
-      </w:pPr>
-    </w:p>
-    <w:p>
-      <w:pPr>
-        <w:pStyle w:val="Zadanie"/>
-      </w:pPr>
-      <w:r>
-        <w:t>Wstaw link do GitHub Pages z opublikowaną Twoją stroną:</w:t>
-      </w:r>
-    </w:p>
-    <w:p>
-      <w:pPr>
-        <w:pStyle w:val="Zadanie"/>
-      </w:pPr>
-    </w:p>
-    <w:p>
-      <w:pPr>
-        <w:pStyle w:val="Zadanie"/>
-        <w:rPr>
-          <w:b/>
-          <w:bCs/>
-        </w:rPr>
-      </w:pPr>
-      <w:r>
-        <w:rPr>
-          <w:b/>
-          <w:bCs/>
-        </w:rPr>
-        <w:t>https://.....github.io/....../</w:t>
-      </w:r>
     </w:p>
     <w:tbl>
       <w:tblPr>
@@ -4450,403 +5678,66 @@
     <w:p>
       <w:pPr>
         <w:pStyle w:val="Heading1"/>
-      </w:pPr>
-      <w:bookmarkStart w:id="8" w:name="_Toc242342468"/>
-      <w:proofErr w:type="spellStart"/>
-      <w:r>
-        <w:t>PhpStorm</w:t>
-      </w:r>
-      <w:proofErr w:type="spellEnd"/>
-      <w:r>
-        <w:t xml:space="preserve"> + Git</w:t>
-      </w:r>
-      <w:r>
-        <w:t>H</w:t>
-      </w:r>
-      <w:r>
-        <w:t>ub Cop</w:t>
-      </w:r>
-      <w:r>
-        <w:t>ilot</w:t>
-      </w:r>
-      <w:bookmarkEnd w:id="8"/>
-    </w:p>
-    <w:p>
-      <w:pPr>
-        <w:rPr>
-          <w:lang w:val="pl-PL"/>
-        </w:rPr>
-      </w:pPr>
-      <w:r>
-        <w:rPr>
-          <w:lang w:val="pl-PL"/>
-        </w:rPr>
-        <w:t>Na serwerze wydziałowym zainstalow</w:t>
-      </w:r>
-      <w:r>
-        <w:rPr>
-          <w:lang w:val="pl-PL"/>
-        </w:rPr>
-        <w:t>ane jest profesjonalne IDE PhpStorm. Uruchom program PhpStorm. Jeśli to pierwsze uruchomienie, konieczna będzie aktywacja licencji:</w:t>
-      </w:r>
-    </w:p>
-    <w:p>
-      <w:pPr>
-        <w:jc w:val="center"/>
+        <w:rPr>
+          <w:lang w:val="pl-PL"/>
+        </w:rPr>
+      </w:pPr>
+      <w:bookmarkStart w:id="13" w:name="_Toc242342473"/>
+      <w:r>
+        <w:rPr>
+          <w:lang w:val="pl-PL"/>
+        </w:rPr>
+        <w:t xml:space="preserve">Kompletne </w:t>
+      </w:r>
+      <w:r>
+        <w:rPr>
+          <w:lang w:val="pl-PL"/>
+        </w:rPr>
+        <w:t xml:space="preserve">responsywne </w:t>
+      </w:r>
+      <w:r>
+        <w:rPr>
+          <w:lang w:val="pl-PL"/>
+        </w:rPr>
+        <w:t>strony</w:t>
+      </w:r>
+      <w:bookmarkEnd w:id="13"/>
+    </w:p>
+    <w:p>
+      <w:pPr>
+        <w:pStyle w:val="Zadanie"/>
+      </w:pPr>
+      <w:r>
+        <w:t xml:space="preserve">Wstaw zrzuty ekranu kompletnej </w:t>
+      </w:r>
+      <w:r>
+        <w:t xml:space="preserve">strony </w:t>
+      </w:r>
+      <w:r>
+        <w:t>w stylu 1</w:t>
+      </w:r>
+      <w:r>
+        <w:t xml:space="preserve"> w szerokości desktopowej 1440px oraz szerokości mobilnej 375px:</w:t>
+      </w:r>
+    </w:p>
+    <w:p>
+      <w:pPr>
+        <w:pStyle w:val="Zadanie"/>
+      </w:pPr>
+    </w:p>
+    <w:p>
+      <w:pPr>
+        <w:pStyle w:val="Zadanie"/>
       </w:pPr>
       <w:r>
         <w:rPr>
           <w:noProof/>
         </w:rPr>
-        <w:lastRenderedPageBreak/>
         <w:drawing>
-          <wp:inline distT="0" distB="0" distL="0" distR="0" wp14:anchorId="32E5D7E2" wp14:editId="17ABFA9C">
-            <wp:extent cx="2176146" cy="1981200"/>
-            <wp:effectExtent l="0" t="0" r="0" b="0"/>
-            <wp:docPr id="1414975719" name="Obraz 1" descr="Obraz zawierający tekst, zrzut ekranu, Czcionka, logo&#10;&#10;Zawartość wygenerowana przez AI może być niepoprawna."/>
-            <wp:cNvGraphicFramePr>
-              <a:graphicFrameLocks xmlns:a="http://schemas.openxmlformats.org/drawingml/2006/main" noChangeAspect="1"/>
-            </wp:cNvGraphicFramePr>
-            <a:graphic xmlns:a="http://schemas.openxmlformats.org/drawingml/2006/main">
-              <a:graphicData uri="http://schemas.openxmlformats.org/drawingml/2006/picture">
-                <pic:pic xmlns:pic="http://schemas.openxmlformats.org/drawingml/2006/picture">
-                  <pic:nvPicPr>
-                    <pic:cNvPr id="1414975719" name="Obraz 1" descr="Obraz zawierający tekst, zrzut ekranu, Czcionka, logo&#10;&#10;Zawartość wygenerowana przez AI może być niepoprawna."/>
-                    <pic:cNvPicPr/>
-                  </pic:nvPicPr>
-                  <pic:blipFill>
-                    <a:blip r:embed="rId26"/>
-                    <a:stretch>
-                      <a:fillRect/>
-                    </a:stretch>
-                  </pic:blipFill>
-                  <pic:spPr>
-                    <a:xfrm>
-                      <a:off x="0" y="0"/>
-                      <a:ext cx="2180263" cy="1984948"/>
-                    </a:xfrm>
-                    <a:prstGeom prst="rect">
-                      <a:avLst/>
-                    </a:prstGeom>
-                  </pic:spPr>
-                </pic:pic>
-              </a:graphicData>
-            </a:graphic>
-          </wp:inline>
-        </w:drawing>
-      </w:r>
-    </w:p>
-    <w:p>
-      <w:pPr>
-        <w:rPr>
-          <w:lang w:val="pl-PL"/>
-        </w:rPr>
-      </w:pPr>
-      <w:r>
-        <w:rPr>
-          <w:lang w:val="pl-PL"/>
-        </w:rPr>
-        <w:t>Studentom przysługuje d</w:t>
-      </w:r>
-      <w:r>
-        <w:rPr>
-          <w:lang w:val="pl-PL"/>
-        </w:rPr>
-        <w:t xml:space="preserve">armowa licencja na cały Toolbox JetBrains. W tym celu należy się zarejestrować i dokonać potwierdzenia statusu studenta tutaj: </w:t>
-      </w:r>
-      <w:hyperlink r:id="rId27" w:history="1">
-        <w:r>
-          <w:rPr>
-            <w:rStyle w:val="Hyperlink"/>
-            <w:lang w:val="pl-PL"/>
-          </w:rPr>
-          <w:t>https://www.jetbrains.com/academy/student-pack/</w:t>
-        </w:r>
-      </w:hyperlink>
-      <w:r>
-        <w:rPr>
-          <w:lang w:val="pl-PL"/>
-        </w:rPr>
-        <w:t xml:space="preserve"> .</w:t>
-      </w:r>
-    </w:p>
-    <w:p>
-      <w:pPr>
-        <w:rPr>
-          <w:lang w:val="pl-PL"/>
-        </w:rPr>
-      </w:pPr>
-      <w:r>
-        <w:rPr>
-          <w:lang w:val="pl-PL"/>
-        </w:rPr>
-        <w:t>Po otrzymaniu licencji przechodzimy do Activate License i aktywujemy konto.</w:t>
-      </w:r>
-    </w:p>
-    <w:p>
-      <w:pPr>
-        <w:rPr>
-          <w:lang w:val="pl-PL"/>
-        </w:rPr>
-      </w:pPr>
-      <w:r>
-        <w:rPr>
-          <w:lang w:val="pl-PL"/>
-        </w:rPr>
-        <w:t xml:space="preserve">Po udanej aktywacji, otwieramy projekt poprzez File -&gt; Open… i wskazanie katalogu </w:t>
-      </w:r>
-      <w:r>
-        <w:rPr>
-          <w:rStyle w:val="inline-code"/>
-        </w:rPr>
-        <w:fldChar w:fldCharType="begin"/>
-      </w:r>
-      <w:r>
-        <w:rPr>
-          <w:rStyle w:val="inline-code"/>
-        </w:rPr>
-        <w:instrText xml:space="preserve"> DOCPROPERTY  labdir  \* MERGEFORMAT </w:instrText>
-      </w:r>
-      <w:r>
-        <w:rPr>
-          <w:rStyle w:val="inline-code"/>
-        </w:rPr>
-        <w:fldChar w:fldCharType="separate"/>
-      </w:r>
-      <w:r>
-        <w:rPr>
-          <w:rStyle w:val="inline-code"/>
-        </w:rPr>
-        <w:t>I:\ai\lab-a</w:t>
-      </w:r>
-      <w:r>
-        <w:rPr>
-          <w:rStyle w:val="inline-code"/>
-        </w:rPr>
-        <w:fldChar w:fldCharType="end"/>
-      </w:r>
-      <w:r>
-        <w:rPr>
-          <w:lang w:val="pl-PL"/>
-        </w:rPr>
-        <w:t>. Zapoznaj się ze wszystkimi plikami w projekcie.</w:t>
-      </w:r>
-    </w:p>
-    <w:p>
-      <w:pPr>
-        <w:rPr>
-          <w:lang w:val="pl-PL"/>
-        </w:rPr>
-      </w:pPr>
-      <w:r>
-        <w:rPr>
-          <w:lang w:val="pl-PL"/>
-        </w:rPr>
-        <w:t xml:space="preserve">Na koniec fazy przygotowawczej, dodamy do PhpStorm obsługę GitHub Copilot. </w:t>
-      </w:r>
-      <w:r>
-        <w:t xml:space="preserve">W menu </w:t>
-      </w:r>
-      <w:r>
-        <w:rPr>
-          <w:rStyle w:val="inline-code"/>
-          <w:lang w:val="en-US"/>
-        </w:rPr>
-        <w:t>File -&gt; Settings -&gt; Plugins -&gt; Marketplace</w:t>
-      </w:r>
-      <w:r>
-        <w:t xml:space="preserve"> </w:t>
-      </w:r>
-      <w:proofErr w:type="spellStart"/>
-      <w:r>
-        <w:t>poszukaj</w:t>
-      </w:r>
-      <w:proofErr w:type="spellEnd"/>
-      <w:r>
-        <w:t xml:space="preserve"> </w:t>
-      </w:r>
-      <w:proofErr w:type="spellStart"/>
-      <w:r>
-        <w:t>oryginalnego</w:t>
-      </w:r>
-      <w:proofErr w:type="spellEnd"/>
-      <w:r>
-        <w:t xml:space="preserve"> </w:t>
-      </w:r>
-      <w:proofErr w:type="spellStart"/>
-      <w:r>
-        <w:t>pluginu</w:t>
-      </w:r>
-      <w:proofErr w:type="spellEnd"/>
-      <w:r>
-        <w:t xml:space="preserve"> </w:t>
-      </w:r>
-      <w:r>
-        <w:rPr>
-          <w:b/>
-          <w:bCs/>
-        </w:rPr>
-        <w:t>GitHub Copilot – Your AI Pair Programmer</w:t>
-      </w:r>
-      <w:r>
-        <w:t xml:space="preserve"> od </w:t>
-      </w:r>
-      <w:proofErr w:type="spellStart"/>
-      <w:r>
-        <w:t>firmy</w:t>
-      </w:r>
-      <w:proofErr w:type="spellEnd"/>
-      <w:r>
-        <w:t xml:space="preserve"> GitHub. </w:t>
-      </w:r>
-      <w:r>
-        <w:rPr>
-          <w:lang w:val="pl-PL"/>
-        </w:rPr>
-        <w:t>Zainstaluj. Konieczne będzie zrestartowanie IDE.</w:t>
-      </w:r>
-    </w:p>
-    <w:p>
-      <w:pPr>
-        <w:rPr>
-          <w:lang w:val="pl-PL"/>
-        </w:rPr>
-      </w:pPr>
-      <w:r>
-        <w:rPr>
-          <w:lang w:val="pl-PL"/>
-        </w:rPr>
-        <w:t>Po restarcie, kliknij z p</w:t>
-      </w:r>
-      <w:r>
-        <w:rPr>
-          <w:lang w:val="pl-PL"/>
-        </w:rPr>
-        <w:t xml:space="preserve">rawej strony na ikonę panelu </w:t>
-      </w:r>
-      <w:r>
-        <w:rPr>
-          <w:rStyle w:val="inline-code"/>
-        </w:rPr>
-        <w:t>GitHub Copilot Chat</w:t>
-      </w:r>
-      <w:r>
-        <w:rPr>
-          <w:lang w:val="pl-PL"/>
-        </w:rPr>
-        <w:t xml:space="preserve">, a następnie </w:t>
-      </w:r>
-      <w:r>
-        <w:rPr>
-          <w:rStyle w:val="inline-code"/>
-        </w:rPr>
-        <w:t>Sign in for GitHub Copilot</w:t>
-      </w:r>
-      <w:r>
-        <w:rPr>
-          <w:lang w:val="pl-PL"/>
-        </w:rPr>
-        <w:t>:</w:t>
-      </w:r>
-    </w:p>
-    <w:p>
-      <w:pPr>
-        <w:jc w:val="center"/>
-        <w:rPr>
-          <w:lang w:val="pl-PL"/>
-        </w:rPr>
-      </w:pPr>
-      <w:r>
-        <w:rPr>
-          <w:noProof/>
-          <w:lang w:val="pl-PL"/>
-        </w:rPr>
-        <w:drawing>
-          <wp:inline distT="0" distB="0" distL="0" distR="0" wp14:anchorId="7D6DAB25" wp14:editId="656649BC">
-            <wp:extent cx="2720691" cy="2362200"/>
-            <wp:effectExtent l="0" t="0" r="3810" b="0"/>
-            <wp:docPr id="1774710127" name="Obraz 1" descr="Obraz zawierający tekst, zrzut ekranu, Czcionka, logo&#10;&#10;Zawartość wygenerowana przez AI może być niepoprawna."/>
-            <wp:cNvGraphicFramePr>
-              <a:graphicFrameLocks xmlns:a="http://schemas.openxmlformats.org/drawingml/2006/main" noChangeAspect="1"/>
-            </wp:cNvGraphicFramePr>
-            <a:graphic xmlns:a="http://schemas.openxmlformats.org/drawingml/2006/main">
-              <a:graphicData uri="http://schemas.openxmlformats.org/drawingml/2006/picture">
-                <pic:pic xmlns:pic="http://schemas.openxmlformats.org/drawingml/2006/picture">
-                  <pic:nvPicPr>
-                    <pic:cNvPr id="1774710127" name="Obraz 1" descr="Obraz zawierający tekst, zrzut ekranu, Czcionka, logo&#10;&#10;Zawartość wygenerowana przez AI może być niepoprawna."/>
-                    <pic:cNvPicPr/>
-                  </pic:nvPicPr>
-                  <pic:blipFill>
-                    <a:blip r:embed="rId28"/>
-                    <a:stretch>
-                      <a:fillRect/>
-                    </a:stretch>
-                  </pic:blipFill>
-                  <pic:spPr>
-                    <a:xfrm>
-                      <a:off x="0" y="0"/>
-                      <a:ext cx="2724818" cy="2365783"/>
-                    </a:xfrm>
-                    <a:prstGeom prst="rect">
-                      <a:avLst/>
-                    </a:prstGeom>
-                  </pic:spPr>
-                </pic:pic>
-              </a:graphicData>
-            </a:graphic>
-          </wp:inline>
-        </w:drawing>
-      </w:r>
-    </w:p>
-    <w:p>
-      <w:pPr>
-        <w:rPr>
-          <w:lang w:val="pl-PL"/>
-        </w:rPr>
-      </w:pPr>
-      <w:r>
-        <w:rPr>
-          <w:lang w:val="pl-PL"/>
-        </w:rPr>
-        <w:t>Zaloguj się, a jeśli zajdzie taka potrzeba – zarejestruj. GitHub Copilot jest obecnie darmowy dla wszystkich (w najniższym progu).</w:t>
-      </w:r>
-      <w:r>
-        <w:rPr>
-          <w:lang w:val="pl-PL"/>
-        </w:rPr>
-        <w:t xml:space="preserve"> Po zalogowaniu, dostępny będzie dla Ciebie agent AI do pracy podczas laboratoriów. Copilot może Ci pomóc poprzez czat w trybie Agent / Ask / Plan (niebieska ramka – osobiście polecam Ask) oraz poprzez autouzupełnianie kodu na bazie tego, co piszesz (żółta ramka). Uwaga! W 4 na 5 przypadkach, choć pięknie składniowo, agent podpowie nie to co faktycznie potrzeba. Naucz się okiełznywać podpowiedzi agenta!</w:t>
-      </w:r>
-    </w:p>
-    <w:p>
-      <w:pPr>
-        <w:rPr>
-          <w:lang w:val="pl-PL"/>
-        </w:rPr>
-      </w:pPr>
-      <w:r>
-        <w:rPr>
-          <w:lang w:val="pl-PL"/>
-        </w:rPr>
-        <w:t>Jeśli będziesz mieć już dość podpowiedzi, czerwoną ramką oznaczone jest miejsce, gdzie można wyłączyć podpowiedzi Copilota.</w:t>
-      </w:r>
-    </w:p>
-    <w:p>
-      <w:pPr>
-        <w:rPr>
-          <w:lang w:val="pl-PL"/>
-        </w:rPr>
-      </w:pPr>
-      <w:r>
-        <w:rPr>
-          <w:noProof/>
-          <w:lang w:val="pl-PL"/>
-        </w:rPr>
-        <w:lastRenderedPageBreak/>
-        <w:drawing>
-          <wp:inline distT="0" distB="0" distL="0" distR="0" wp14:anchorId="3CD74640" wp14:editId="37DA3842">
-            <wp:extent cx="6638925" cy="3971925"/>
-            <wp:effectExtent l="0" t="0" r="9525" b="9525"/>
-            <wp:docPr id="1835379067" name="Obraz 1"/>
+          <wp:inline distT="0" distB="0" distL="0" distR="0" wp14:anchorId="5EC5A264" wp14:editId="0AE29C2E">
+            <wp:extent cx="4248150" cy="2432050"/>
+            <wp:effectExtent l="0" t="0" r="0" b="6350"/>
+            <wp:docPr id="607062385" name="Obraz 607062385"/>
             <wp:cNvGraphicFramePr>
               <a:graphicFrameLocks xmlns:a="http://schemas.openxmlformats.org/drawingml/2006/main" noChangeAspect="1"/>
             </wp:cNvGraphicFramePr>
@@ -4860,7 +5751,7 @@
                     </pic:cNvPicPr>
                   </pic:nvPicPr>
                   <pic:blipFill>
-                    <a:blip r:embed="rId29">
+                    <a:blip r:embed="rId34">
                       <a:extLst>
                         <a:ext uri="{28A0092B-C50C-407E-A947-70E740481C1C}">
                           <a14:useLocalDpi xmlns:a14="http://schemas.microsoft.com/office/drawing/2010/main" val="0"/>
@@ -4875,7 +5766,7 @@
                   <pic:spPr bwMode="auto">
                     <a:xfrm>
                       <a:off x="0" y="0"/>
-                      <a:ext cx="6638925" cy="3971925"/>
+                      <a:ext cx="4248150" cy="2432050"/>
                     </a:xfrm>
                     <a:prstGeom prst="rect">
                       <a:avLst/>
@@ -4891,13 +5782,1917 @@
           </wp:inline>
         </w:drawing>
       </w:r>
+      <w:r>
+        <w:t xml:space="preserve"> </w:t>
+      </w:r>
+      <w:r>
+        <w:rPr>
+          <w:noProof/>
+        </w:rPr>
+        <w:drawing>
+          <wp:inline distT="0" distB="0" distL="0" distR="0" wp14:anchorId="7A95577C" wp14:editId="0F8BAC8B">
+            <wp:extent cx="2241550" cy="2432050"/>
+            <wp:effectExtent l="0" t="0" r="6350" b="6350"/>
+            <wp:docPr id="679494773" name="Obraz 679494773"/>
+            <wp:cNvGraphicFramePr>
+              <a:graphicFrameLocks xmlns:a="http://schemas.openxmlformats.org/drawingml/2006/main" noChangeAspect="1"/>
+            </wp:cNvGraphicFramePr>
+            <a:graphic xmlns:a="http://schemas.openxmlformats.org/drawingml/2006/main">
+              <a:graphicData uri="http://schemas.openxmlformats.org/drawingml/2006/picture">
+                <pic:pic xmlns:pic="http://schemas.openxmlformats.org/drawingml/2006/picture">
+                  <pic:nvPicPr>
+                    <pic:cNvPr id="0" name="Picture 1"/>
+                    <pic:cNvPicPr>
+                      <a:picLocks noChangeAspect="1" noChangeArrowheads="1"/>
+                    </pic:cNvPicPr>
+                  </pic:nvPicPr>
+                  <pic:blipFill>
+                    <a:blip r:embed="rId34">
+                      <a:extLst>
+                        <a:ext uri="{28A0092B-C50C-407E-A947-70E740481C1C}">
+                          <a14:useLocalDpi xmlns:a14="http://schemas.microsoft.com/office/drawing/2010/main" val="0"/>
+                        </a:ext>
+                      </a:extLst>
+                    </a:blip>
+                    <a:srcRect/>
+                    <a:stretch>
+                      <a:fillRect/>
+                    </a:stretch>
+                  </pic:blipFill>
+                  <pic:spPr bwMode="auto">
+                    <a:xfrm>
+                      <a:off x="0" y="0"/>
+                      <a:ext cx="2241550" cy="2432050"/>
+                    </a:xfrm>
+                    <a:prstGeom prst="rect">
+                      <a:avLst/>
+                    </a:prstGeom>
+                    <a:noFill/>
+                    <a:ln>
+                      <a:noFill/>
+                    </a:ln>
+                  </pic:spPr>
+                </pic:pic>
+              </a:graphicData>
+            </a:graphic>
+          </wp:inline>
+        </w:drawing>
+      </w:r>
     </w:p>
     <w:p>
       <w:pPr>
         <w:pStyle w:val="Zadanie"/>
       </w:pPr>
-      <w:r>
-        <w:t>W kodzie index.html zmień sekcję &lt;title&gt;, żeby wskazywała Twoje imię, nazwisko oraz numer indeksu. Następnie zrób zrzut ekranu podobny jak powyżej, uwzględniający: otwarty kod pliku index.html, otwarte drzewo projektu (u mnie z lewej strony), otwarty panel czatu Copilota z widoczną Twoją nazwą użytkownika GitHub.</w:t>
+    </w:p>
+    <w:p>
+      <w:pPr>
+        <w:pStyle w:val="Zadanie"/>
+      </w:pPr>
+      <w:r>
+        <w:t>Wstaw zrzuty ekranu kompletnej strony w stylu 2 w szerokości desktopowej 1440px oraz szerokości mobilnej 375px:</w:t>
+      </w:r>
+    </w:p>
+    <w:p>
+      <w:pPr>
+        <w:pStyle w:val="Zadanie"/>
+      </w:pPr>
+    </w:p>
+    <w:p>
+      <w:pPr>
+        <w:pStyle w:val="Zadanie"/>
+      </w:pPr>
+      <w:r>
+        <w:rPr>
+          <w:noProof/>
+        </w:rPr>
+        <w:lastRenderedPageBreak/>
+        <w:drawing>
+          <wp:inline distT="0" distB="0" distL="0" distR="0" wp14:anchorId="1D6AC057" wp14:editId="236195E2">
+            <wp:extent cx="4248150" cy="2432050"/>
+            <wp:effectExtent l="0" t="0" r="0" b="6350"/>
+            <wp:docPr id="560989330" name="Obraz 560989330"/>
+            <wp:cNvGraphicFramePr>
+              <a:graphicFrameLocks xmlns:a="http://schemas.openxmlformats.org/drawingml/2006/main" noChangeAspect="1"/>
+            </wp:cNvGraphicFramePr>
+            <a:graphic xmlns:a="http://schemas.openxmlformats.org/drawingml/2006/main">
+              <a:graphicData uri="http://schemas.openxmlformats.org/drawingml/2006/picture">
+                <pic:pic xmlns:pic="http://schemas.openxmlformats.org/drawingml/2006/picture">
+                  <pic:nvPicPr>
+                    <pic:cNvPr id="0" name="Picture 1"/>
+                    <pic:cNvPicPr>
+                      <a:picLocks noChangeAspect="1" noChangeArrowheads="1"/>
+                    </pic:cNvPicPr>
+                  </pic:nvPicPr>
+                  <pic:blipFill>
+                    <a:blip r:embed="rId34">
+                      <a:extLst>
+                        <a:ext uri="{28A0092B-C50C-407E-A947-70E740481C1C}">
+                          <a14:useLocalDpi xmlns:a14="http://schemas.microsoft.com/office/drawing/2010/main" val="0"/>
+                        </a:ext>
+                      </a:extLst>
+                    </a:blip>
+                    <a:srcRect/>
+                    <a:stretch>
+                      <a:fillRect/>
+                    </a:stretch>
+                  </pic:blipFill>
+                  <pic:spPr bwMode="auto">
+                    <a:xfrm>
+                      <a:off x="0" y="0"/>
+                      <a:ext cx="4248150" cy="2432050"/>
+                    </a:xfrm>
+                    <a:prstGeom prst="rect">
+                      <a:avLst/>
+                    </a:prstGeom>
+                    <a:noFill/>
+                    <a:ln>
+                      <a:noFill/>
+                    </a:ln>
+                  </pic:spPr>
+                </pic:pic>
+              </a:graphicData>
+            </a:graphic>
+          </wp:inline>
+        </w:drawing>
+      </w:r>
+      <w:r>
+        <w:t xml:space="preserve"> </w:t>
+      </w:r>
+      <w:r>
+        <w:rPr>
+          <w:noProof/>
+        </w:rPr>
+        <w:drawing>
+          <wp:inline distT="0" distB="0" distL="0" distR="0" wp14:anchorId="71BFD57E" wp14:editId="676E2D2B">
+            <wp:extent cx="2241550" cy="2432050"/>
+            <wp:effectExtent l="0" t="0" r="6350" b="6350"/>
+            <wp:docPr id="1212354287" name="Obraz 1212354287"/>
+            <wp:cNvGraphicFramePr>
+              <a:graphicFrameLocks xmlns:a="http://schemas.openxmlformats.org/drawingml/2006/main" noChangeAspect="1"/>
+            </wp:cNvGraphicFramePr>
+            <a:graphic xmlns:a="http://schemas.openxmlformats.org/drawingml/2006/main">
+              <a:graphicData uri="http://schemas.openxmlformats.org/drawingml/2006/picture">
+                <pic:pic xmlns:pic="http://schemas.openxmlformats.org/drawingml/2006/picture">
+                  <pic:nvPicPr>
+                    <pic:cNvPr id="0" name="Picture 1"/>
+                    <pic:cNvPicPr>
+                      <a:picLocks noChangeAspect="1" noChangeArrowheads="1"/>
+                    </pic:cNvPicPr>
+                  </pic:nvPicPr>
+                  <pic:blipFill>
+                    <a:blip r:embed="rId34">
+                      <a:extLst>
+                        <a:ext uri="{28A0092B-C50C-407E-A947-70E740481C1C}">
+                          <a14:useLocalDpi xmlns:a14="http://schemas.microsoft.com/office/drawing/2010/main" val="0"/>
+                        </a:ext>
+                      </a:extLst>
+                    </a:blip>
+                    <a:srcRect/>
+                    <a:stretch>
+                      <a:fillRect/>
+                    </a:stretch>
+                  </pic:blipFill>
+                  <pic:spPr bwMode="auto">
+                    <a:xfrm>
+                      <a:off x="0" y="0"/>
+                      <a:ext cx="2241550" cy="2432050"/>
+                    </a:xfrm>
+                    <a:prstGeom prst="rect">
+                      <a:avLst/>
+                    </a:prstGeom>
+                    <a:noFill/>
+                    <a:ln>
+                      <a:noFill/>
+                    </a:ln>
+                  </pic:spPr>
+                </pic:pic>
+              </a:graphicData>
+            </a:graphic>
+          </wp:inline>
+        </w:drawing>
+      </w:r>
+    </w:p>
+    <w:p>
+      <w:pPr>
+        <w:pStyle w:val="Zadanie"/>
+      </w:pPr>
+    </w:p>
+    <w:tbl>
+      <w:tblPr>
+        <w:tblStyle w:val="TableGrid"/>
+        <w:tblW w:w="5000" w:type="pct"/>
+        <w:tblLook w:val="04A0" w:firstRow="1" w:lastRow="0" w:firstColumn="1" w:lastColumn="0" w:noHBand="0" w:noVBand="1"/>
+      </w:tblPr>
+      <w:tblGrid>
+        <w:gridCol w:w="8188"/>
+        <w:gridCol w:w="1134"/>
+        <w:gridCol w:w="1134"/>
+      </w:tblGrid>
+      <w:tr>
+        <w:trPr>
+          <w:trHeight w:hRule="exact" w:val="567"/>
+        </w:trPr>
+        <w:tc>
+          <w:tcPr>
+            <w:tcW w:w="0" w:type="auto"/>
+            <w:vAlign w:val="center"/>
+          </w:tcPr>
+          <w:p>
+            <w:pPr>
+              <w:pStyle w:val="PunktyTabela"/>
+            </w:pPr>
+            <w:r>
+              <w:t>Punkty:</w:t>
+            </w:r>
+          </w:p>
+        </w:tc>
+        <w:tc>
+          <w:tcPr>
+            <w:tcW w:w="1134" w:type="dxa"/>
+            <w:vAlign w:val="center"/>
+          </w:tcPr>
+          <w:p>
+            <w:pPr>
+              <w:pStyle w:val="PunktyTabela"/>
+              <w:jc w:val="center"/>
+            </w:pPr>
+            <w:r>
+              <w:t>0</w:t>
+            </w:r>
+          </w:p>
+        </w:tc>
+        <w:tc>
+          <w:tcPr>
+            <w:tcW w:w="1134" w:type="dxa"/>
+            <w:vAlign w:val="center"/>
+          </w:tcPr>
+          <w:p>
+            <w:pPr>
+              <w:pStyle w:val="PunktyTabela"/>
+              <w:jc w:val="center"/>
+            </w:pPr>
+            <w:r>
+              <w:t>1</w:t>
+            </w:r>
+          </w:p>
+        </w:tc>
+      </w:tr>
+    </w:tbl>
+    <w:p>
+      <w:pPr>
+        <w:pStyle w:val="Heading1"/>
+        <w:rPr>
+          <w:lang w:val="pl-PL"/>
+        </w:rPr>
+      </w:pPr>
+      <w:bookmarkStart w:id="14" w:name="_Toc242342474"/>
+      <w:r>
+        <w:rPr>
+          <w:lang w:val="pl-PL"/>
+        </w:rPr>
+        <w:t>Nagłówki i akapity</w:t>
+      </w:r>
+      <w:bookmarkEnd w:id="14"/>
+    </w:p>
+    <w:p>
+      <w:pPr>
+        <w:pStyle w:val="Zadanie"/>
+      </w:pPr>
+      <w:r>
+        <w:t xml:space="preserve">W tej </w:t>
+      </w:r>
+      <w:r>
+        <w:t>sekcji należy umieszczać szczegółowe zrzuty ekranu wybranych fragmentów stron sfotografowanych w całości w poprzedniej części. Jest to redundantne, ale znacznie ułatwia sprawdzanie. UWAGA – zrzuty ekranu strony, a nie kodu strony.</w:t>
+      </w:r>
+    </w:p>
+    <w:p>
+      <w:pPr>
+        <w:pStyle w:val="Zadanie"/>
+      </w:pPr>
+    </w:p>
+    <w:p>
+      <w:pPr>
+        <w:pStyle w:val="Zadanie"/>
+      </w:pPr>
+      <w:r>
+        <w:t xml:space="preserve">Wstaw </w:t>
+      </w:r>
+      <w:r>
+        <w:t>zrzuty ekranu przedstawiające wygląd różnie ostylowanych nagłówków H1 w stylu 1 i stylu 2:</w:t>
+      </w:r>
+    </w:p>
+    <w:p>
+      <w:pPr>
+        <w:pStyle w:val="Zadanie"/>
+      </w:pPr>
+      <w:r>
+        <w:rPr>
+          <w:noProof/>
+        </w:rPr>
+        <w:drawing>
+          <wp:inline distT="0" distB="0" distL="0" distR="0" wp14:anchorId="24A36639" wp14:editId="23F725CF">
+            <wp:extent cx="3232150" cy="1155700"/>
+            <wp:effectExtent l="0" t="0" r="6350" b="6350"/>
+            <wp:docPr id="752346071" name="Obraz 752346071"/>
+            <wp:cNvGraphicFramePr>
+              <a:graphicFrameLocks xmlns:a="http://schemas.openxmlformats.org/drawingml/2006/main" noChangeAspect="1"/>
+            </wp:cNvGraphicFramePr>
+            <a:graphic xmlns:a="http://schemas.openxmlformats.org/drawingml/2006/main">
+              <a:graphicData uri="http://schemas.openxmlformats.org/drawingml/2006/picture">
+                <pic:pic xmlns:pic="http://schemas.openxmlformats.org/drawingml/2006/picture">
+                  <pic:nvPicPr>
+                    <pic:cNvPr id="0" name="Picture 1"/>
+                    <pic:cNvPicPr>
+                      <a:picLocks noChangeAspect="1" noChangeArrowheads="1"/>
+                    </pic:cNvPicPr>
+                  </pic:nvPicPr>
+                  <pic:blipFill>
+                    <a:blip r:embed="rId34">
+                      <a:extLst>
+                        <a:ext uri="{28A0092B-C50C-407E-A947-70E740481C1C}">
+                          <a14:useLocalDpi xmlns:a14="http://schemas.microsoft.com/office/drawing/2010/main" val="0"/>
+                        </a:ext>
+                      </a:extLst>
+                    </a:blip>
+                    <a:srcRect/>
+                    <a:stretch>
+                      <a:fillRect/>
+                    </a:stretch>
+                  </pic:blipFill>
+                  <pic:spPr bwMode="auto">
+                    <a:xfrm>
+                      <a:off x="0" y="0"/>
+                      <a:ext cx="3232150" cy="1155700"/>
+                    </a:xfrm>
+                    <a:prstGeom prst="rect">
+                      <a:avLst/>
+                    </a:prstGeom>
+                    <a:noFill/>
+                    <a:ln>
+                      <a:noFill/>
+                    </a:ln>
+                  </pic:spPr>
+                </pic:pic>
+              </a:graphicData>
+            </a:graphic>
+          </wp:inline>
+        </w:drawing>
+      </w:r>
+      <w:r>
+        <w:t xml:space="preserve"> </w:t>
+      </w:r>
+      <w:r>
+        <w:rPr>
+          <w:noProof/>
+        </w:rPr>
+        <w:drawing>
+          <wp:inline distT="0" distB="0" distL="0" distR="0" wp14:anchorId="453CAB1D" wp14:editId="6D5C28EA">
+            <wp:extent cx="3251200" cy="1155700"/>
+            <wp:effectExtent l="0" t="0" r="6350" b="6350"/>
+            <wp:docPr id="1743198462" name="Obraz 1743198462"/>
+            <wp:cNvGraphicFramePr>
+              <a:graphicFrameLocks xmlns:a="http://schemas.openxmlformats.org/drawingml/2006/main" noChangeAspect="1"/>
+            </wp:cNvGraphicFramePr>
+            <a:graphic xmlns:a="http://schemas.openxmlformats.org/drawingml/2006/main">
+              <a:graphicData uri="http://schemas.openxmlformats.org/drawingml/2006/picture">
+                <pic:pic xmlns:pic="http://schemas.openxmlformats.org/drawingml/2006/picture">
+                  <pic:nvPicPr>
+                    <pic:cNvPr id="0" name="Picture 1"/>
+                    <pic:cNvPicPr>
+                      <a:picLocks noChangeAspect="1" noChangeArrowheads="1"/>
+                    </pic:cNvPicPr>
+                  </pic:nvPicPr>
+                  <pic:blipFill>
+                    <a:blip r:embed="rId34">
+                      <a:extLst>
+                        <a:ext uri="{28A0092B-C50C-407E-A947-70E740481C1C}">
+                          <a14:useLocalDpi xmlns:a14="http://schemas.microsoft.com/office/drawing/2010/main" val="0"/>
+                        </a:ext>
+                      </a:extLst>
+                    </a:blip>
+                    <a:srcRect/>
+                    <a:stretch>
+                      <a:fillRect/>
+                    </a:stretch>
+                  </pic:blipFill>
+                  <pic:spPr bwMode="auto">
+                    <a:xfrm>
+                      <a:off x="0" y="0"/>
+                      <a:ext cx="3251200" cy="1155700"/>
+                    </a:xfrm>
+                    <a:prstGeom prst="rect">
+                      <a:avLst/>
+                    </a:prstGeom>
+                    <a:noFill/>
+                    <a:ln>
+                      <a:noFill/>
+                    </a:ln>
+                  </pic:spPr>
+                </pic:pic>
+              </a:graphicData>
+            </a:graphic>
+          </wp:inline>
+        </w:drawing>
+      </w:r>
+    </w:p>
+    <w:p>
+      <w:pPr>
+        <w:pStyle w:val="Zadanie"/>
+      </w:pPr>
+    </w:p>
+    <w:p>
+      <w:pPr>
+        <w:pStyle w:val="Zadanie"/>
+      </w:pPr>
+      <w:r>
+        <w:t>Wstaw zrzuty ekranu przedstawiające wygląd różnie ostylowanych nagłówków H2 w stylu 1 i stylu 2:</w:t>
+      </w:r>
+    </w:p>
+    <w:p>
+      <w:pPr>
+        <w:pStyle w:val="Zadanie"/>
+      </w:pPr>
+      <w:r>
+        <w:rPr>
+          <w:noProof/>
+        </w:rPr>
+        <w:drawing>
+          <wp:inline distT="0" distB="0" distL="0" distR="0" wp14:anchorId="756B2482" wp14:editId="2A6486AA">
+            <wp:extent cx="3232150" cy="1155700"/>
+            <wp:effectExtent l="0" t="0" r="6350" b="6350"/>
+            <wp:docPr id="665578998" name="Obraz 665578998"/>
+            <wp:cNvGraphicFramePr>
+              <a:graphicFrameLocks xmlns:a="http://schemas.openxmlformats.org/drawingml/2006/main" noChangeAspect="1"/>
+            </wp:cNvGraphicFramePr>
+            <a:graphic xmlns:a="http://schemas.openxmlformats.org/drawingml/2006/main">
+              <a:graphicData uri="http://schemas.openxmlformats.org/drawingml/2006/picture">
+                <pic:pic xmlns:pic="http://schemas.openxmlformats.org/drawingml/2006/picture">
+                  <pic:nvPicPr>
+                    <pic:cNvPr id="0" name="Picture 1"/>
+                    <pic:cNvPicPr>
+                      <a:picLocks noChangeAspect="1" noChangeArrowheads="1"/>
+                    </pic:cNvPicPr>
+                  </pic:nvPicPr>
+                  <pic:blipFill>
+                    <a:blip r:embed="rId34">
+                      <a:extLst>
+                        <a:ext uri="{28A0092B-C50C-407E-A947-70E740481C1C}">
+                          <a14:useLocalDpi xmlns:a14="http://schemas.microsoft.com/office/drawing/2010/main" val="0"/>
+                        </a:ext>
+                      </a:extLst>
+                    </a:blip>
+                    <a:srcRect/>
+                    <a:stretch>
+                      <a:fillRect/>
+                    </a:stretch>
+                  </pic:blipFill>
+                  <pic:spPr bwMode="auto">
+                    <a:xfrm>
+                      <a:off x="0" y="0"/>
+                      <a:ext cx="3232150" cy="1155700"/>
+                    </a:xfrm>
+                    <a:prstGeom prst="rect">
+                      <a:avLst/>
+                    </a:prstGeom>
+                    <a:noFill/>
+                    <a:ln>
+                      <a:noFill/>
+                    </a:ln>
+                  </pic:spPr>
+                </pic:pic>
+              </a:graphicData>
+            </a:graphic>
+          </wp:inline>
+        </w:drawing>
+      </w:r>
+      <w:r>
+        <w:t xml:space="preserve"> </w:t>
+      </w:r>
+      <w:r>
+        <w:rPr>
+          <w:noProof/>
+        </w:rPr>
+        <w:drawing>
+          <wp:inline distT="0" distB="0" distL="0" distR="0" wp14:anchorId="6D8EEFE9" wp14:editId="1F96BAC7">
+            <wp:extent cx="3251200" cy="1155700"/>
+            <wp:effectExtent l="0" t="0" r="6350" b="6350"/>
+            <wp:docPr id="1475612970" name="Obraz 1475612970"/>
+            <wp:cNvGraphicFramePr>
+              <a:graphicFrameLocks xmlns:a="http://schemas.openxmlformats.org/drawingml/2006/main" noChangeAspect="1"/>
+            </wp:cNvGraphicFramePr>
+            <a:graphic xmlns:a="http://schemas.openxmlformats.org/drawingml/2006/main">
+              <a:graphicData uri="http://schemas.openxmlformats.org/drawingml/2006/picture">
+                <pic:pic xmlns:pic="http://schemas.openxmlformats.org/drawingml/2006/picture">
+                  <pic:nvPicPr>
+                    <pic:cNvPr id="0" name="Picture 1"/>
+                    <pic:cNvPicPr>
+                      <a:picLocks noChangeAspect="1" noChangeArrowheads="1"/>
+                    </pic:cNvPicPr>
+                  </pic:nvPicPr>
+                  <pic:blipFill>
+                    <a:blip r:embed="rId34">
+                      <a:extLst>
+                        <a:ext uri="{28A0092B-C50C-407E-A947-70E740481C1C}">
+                          <a14:useLocalDpi xmlns:a14="http://schemas.microsoft.com/office/drawing/2010/main" val="0"/>
+                        </a:ext>
+                      </a:extLst>
+                    </a:blip>
+                    <a:srcRect/>
+                    <a:stretch>
+                      <a:fillRect/>
+                    </a:stretch>
+                  </pic:blipFill>
+                  <pic:spPr bwMode="auto">
+                    <a:xfrm>
+                      <a:off x="0" y="0"/>
+                      <a:ext cx="3251200" cy="1155700"/>
+                    </a:xfrm>
+                    <a:prstGeom prst="rect">
+                      <a:avLst/>
+                    </a:prstGeom>
+                    <a:noFill/>
+                    <a:ln>
+                      <a:noFill/>
+                    </a:ln>
+                  </pic:spPr>
+                </pic:pic>
+              </a:graphicData>
+            </a:graphic>
+          </wp:inline>
+        </w:drawing>
+      </w:r>
+    </w:p>
+    <w:p>
+      <w:pPr>
+        <w:pStyle w:val="Zadanie"/>
+      </w:pPr>
+    </w:p>
+    <w:p>
+      <w:pPr>
+        <w:pStyle w:val="Zadanie"/>
+      </w:pPr>
+      <w:r>
+        <w:t>Wstaw zrzuty ekranu przedstawiające wygląd różnie ostylowanych nagłówków H3 w stylu 1 i stylu 2:</w:t>
+      </w:r>
+    </w:p>
+    <w:p>
+      <w:pPr>
+        <w:pStyle w:val="Zadanie"/>
+      </w:pPr>
+      <w:r>
+        <w:rPr>
+          <w:noProof/>
+        </w:rPr>
+        <w:lastRenderedPageBreak/>
+        <w:drawing>
+          <wp:inline distT="0" distB="0" distL="0" distR="0" wp14:anchorId="2A9B4253" wp14:editId="214C3469">
+            <wp:extent cx="3232150" cy="1155700"/>
+            <wp:effectExtent l="0" t="0" r="6350" b="6350"/>
+            <wp:docPr id="1916053649" name="Obraz 1916053649"/>
+            <wp:cNvGraphicFramePr>
+              <a:graphicFrameLocks xmlns:a="http://schemas.openxmlformats.org/drawingml/2006/main" noChangeAspect="1"/>
+            </wp:cNvGraphicFramePr>
+            <a:graphic xmlns:a="http://schemas.openxmlformats.org/drawingml/2006/main">
+              <a:graphicData uri="http://schemas.openxmlformats.org/drawingml/2006/picture">
+                <pic:pic xmlns:pic="http://schemas.openxmlformats.org/drawingml/2006/picture">
+                  <pic:nvPicPr>
+                    <pic:cNvPr id="0" name="Picture 1"/>
+                    <pic:cNvPicPr>
+                      <a:picLocks noChangeAspect="1" noChangeArrowheads="1"/>
+                    </pic:cNvPicPr>
+                  </pic:nvPicPr>
+                  <pic:blipFill>
+                    <a:blip r:embed="rId34">
+                      <a:extLst>
+                        <a:ext uri="{28A0092B-C50C-407E-A947-70E740481C1C}">
+                          <a14:useLocalDpi xmlns:a14="http://schemas.microsoft.com/office/drawing/2010/main" val="0"/>
+                        </a:ext>
+                      </a:extLst>
+                    </a:blip>
+                    <a:srcRect/>
+                    <a:stretch>
+                      <a:fillRect/>
+                    </a:stretch>
+                  </pic:blipFill>
+                  <pic:spPr bwMode="auto">
+                    <a:xfrm>
+                      <a:off x="0" y="0"/>
+                      <a:ext cx="3232150" cy="1155700"/>
+                    </a:xfrm>
+                    <a:prstGeom prst="rect">
+                      <a:avLst/>
+                    </a:prstGeom>
+                    <a:noFill/>
+                    <a:ln>
+                      <a:noFill/>
+                    </a:ln>
+                  </pic:spPr>
+                </pic:pic>
+              </a:graphicData>
+            </a:graphic>
+          </wp:inline>
+        </w:drawing>
+      </w:r>
+      <w:r>
+        <w:t xml:space="preserve"> </w:t>
+      </w:r>
+      <w:r>
+        <w:rPr>
+          <w:noProof/>
+        </w:rPr>
+        <w:drawing>
+          <wp:inline distT="0" distB="0" distL="0" distR="0" wp14:anchorId="038353D9" wp14:editId="60346C0B">
+            <wp:extent cx="3251200" cy="1155700"/>
+            <wp:effectExtent l="0" t="0" r="6350" b="6350"/>
+            <wp:docPr id="904166457" name="Obraz 904166457"/>
+            <wp:cNvGraphicFramePr>
+              <a:graphicFrameLocks xmlns:a="http://schemas.openxmlformats.org/drawingml/2006/main" noChangeAspect="1"/>
+            </wp:cNvGraphicFramePr>
+            <a:graphic xmlns:a="http://schemas.openxmlformats.org/drawingml/2006/main">
+              <a:graphicData uri="http://schemas.openxmlformats.org/drawingml/2006/picture">
+                <pic:pic xmlns:pic="http://schemas.openxmlformats.org/drawingml/2006/picture">
+                  <pic:nvPicPr>
+                    <pic:cNvPr id="0" name="Picture 1"/>
+                    <pic:cNvPicPr>
+                      <a:picLocks noChangeAspect="1" noChangeArrowheads="1"/>
+                    </pic:cNvPicPr>
+                  </pic:nvPicPr>
+                  <pic:blipFill>
+                    <a:blip r:embed="rId34">
+                      <a:extLst>
+                        <a:ext uri="{28A0092B-C50C-407E-A947-70E740481C1C}">
+                          <a14:useLocalDpi xmlns:a14="http://schemas.microsoft.com/office/drawing/2010/main" val="0"/>
+                        </a:ext>
+                      </a:extLst>
+                    </a:blip>
+                    <a:srcRect/>
+                    <a:stretch>
+                      <a:fillRect/>
+                    </a:stretch>
+                  </pic:blipFill>
+                  <pic:spPr bwMode="auto">
+                    <a:xfrm>
+                      <a:off x="0" y="0"/>
+                      <a:ext cx="3251200" cy="1155700"/>
+                    </a:xfrm>
+                    <a:prstGeom prst="rect">
+                      <a:avLst/>
+                    </a:prstGeom>
+                    <a:noFill/>
+                    <a:ln>
+                      <a:noFill/>
+                    </a:ln>
+                  </pic:spPr>
+                </pic:pic>
+              </a:graphicData>
+            </a:graphic>
+          </wp:inline>
+        </w:drawing>
+      </w:r>
+    </w:p>
+    <w:p>
+      <w:pPr>
+        <w:pStyle w:val="Zadanie"/>
+      </w:pPr>
+    </w:p>
+    <w:p>
+      <w:pPr>
+        <w:pStyle w:val="Zadanie"/>
+      </w:pPr>
+      <w:r>
+        <w:t>Wstaw zrzuty ekranu przedstawiające wygląd różnie ostylowanych akapitów w stylu 1 i stylu 2:</w:t>
+      </w:r>
+    </w:p>
+    <w:p>
+      <w:pPr>
+        <w:pStyle w:val="Zadanie"/>
+      </w:pPr>
+      <w:r>
+        <w:rPr>
+          <w:noProof/>
+        </w:rPr>
+        <w:drawing>
+          <wp:inline distT="0" distB="0" distL="0" distR="0" wp14:anchorId="2EBFF500" wp14:editId="1526D539">
+            <wp:extent cx="3232150" cy="1155700"/>
+            <wp:effectExtent l="0" t="0" r="6350" b="6350"/>
+            <wp:docPr id="2034444209" name="Obraz 2034444209"/>
+            <wp:cNvGraphicFramePr>
+              <a:graphicFrameLocks xmlns:a="http://schemas.openxmlformats.org/drawingml/2006/main" noChangeAspect="1"/>
+            </wp:cNvGraphicFramePr>
+            <a:graphic xmlns:a="http://schemas.openxmlformats.org/drawingml/2006/main">
+              <a:graphicData uri="http://schemas.openxmlformats.org/drawingml/2006/picture">
+                <pic:pic xmlns:pic="http://schemas.openxmlformats.org/drawingml/2006/picture">
+                  <pic:nvPicPr>
+                    <pic:cNvPr id="0" name="Picture 1"/>
+                    <pic:cNvPicPr>
+                      <a:picLocks noChangeAspect="1" noChangeArrowheads="1"/>
+                    </pic:cNvPicPr>
+                  </pic:nvPicPr>
+                  <pic:blipFill>
+                    <a:blip r:embed="rId34">
+                      <a:extLst>
+                        <a:ext uri="{28A0092B-C50C-407E-A947-70E740481C1C}">
+                          <a14:useLocalDpi xmlns:a14="http://schemas.microsoft.com/office/drawing/2010/main" val="0"/>
+                        </a:ext>
+                      </a:extLst>
+                    </a:blip>
+                    <a:srcRect/>
+                    <a:stretch>
+                      <a:fillRect/>
+                    </a:stretch>
+                  </pic:blipFill>
+                  <pic:spPr bwMode="auto">
+                    <a:xfrm>
+                      <a:off x="0" y="0"/>
+                      <a:ext cx="3232150" cy="1155700"/>
+                    </a:xfrm>
+                    <a:prstGeom prst="rect">
+                      <a:avLst/>
+                    </a:prstGeom>
+                    <a:noFill/>
+                    <a:ln>
+                      <a:noFill/>
+                    </a:ln>
+                  </pic:spPr>
+                </pic:pic>
+              </a:graphicData>
+            </a:graphic>
+          </wp:inline>
+        </w:drawing>
+      </w:r>
+      <w:r>
+        <w:t xml:space="preserve"> </w:t>
+      </w:r>
+      <w:r>
+        <w:rPr>
+          <w:noProof/>
+        </w:rPr>
+        <w:drawing>
+          <wp:inline distT="0" distB="0" distL="0" distR="0" wp14:anchorId="0DCEA57B" wp14:editId="4BAF14E2">
+            <wp:extent cx="3251200" cy="1155700"/>
+            <wp:effectExtent l="0" t="0" r="6350" b="6350"/>
+            <wp:docPr id="2089852950" name="Obraz 2089852950"/>
+            <wp:cNvGraphicFramePr>
+              <a:graphicFrameLocks xmlns:a="http://schemas.openxmlformats.org/drawingml/2006/main" noChangeAspect="1"/>
+            </wp:cNvGraphicFramePr>
+            <a:graphic xmlns:a="http://schemas.openxmlformats.org/drawingml/2006/main">
+              <a:graphicData uri="http://schemas.openxmlformats.org/drawingml/2006/picture">
+                <pic:pic xmlns:pic="http://schemas.openxmlformats.org/drawingml/2006/picture">
+                  <pic:nvPicPr>
+                    <pic:cNvPr id="0" name="Picture 1"/>
+                    <pic:cNvPicPr>
+                      <a:picLocks noChangeAspect="1" noChangeArrowheads="1"/>
+                    </pic:cNvPicPr>
+                  </pic:nvPicPr>
+                  <pic:blipFill>
+                    <a:blip r:embed="rId34">
+                      <a:extLst>
+                        <a:ext uri="{28A0092B-C50C-407E-A947-70E740481C1C}">
+                          <a14:useLocalDpi xmlns:a14="http://schemas.microsoft.com/office/drawing/2010/main" val="0"/>
+                        </a:ext>
+                      </a:extLst>
+                    </a:blip>
+                    <a:srcRect/>
+                    <a:stretch>
+                      <a:fillRect/>
+                    </a:stretch>
+                  </pic:blipFill>
+                  <pic:spPr bwMode="auto">
+                    <a:xfrm>
+                      <a:off x="0" y="0"/>
+                      <a:ext cx="3251200" cy="1155700"/>
+                    </a:xfrm>
+                    <a:prstGeom prst="rect">
+                      <a:avLst/>
+                    </a:prstGeom>
+                    <a:noFill/>
+                    <a:ln>
+                      <a:noFill/>
+                    </a:ln>
+                  </pic:spPr>
+                </pic:pic>
+              </a:graphicData>
+            </a:graphic>
+          </wp:inline>
+        </w:drawing>
+      </w:r>
+    </w:p>
+    <w:tbl>
+      <w:tblPr>
+        <w:tblStyle w:val="TableGrid"/>
+        <w:tblW w:w="5000" w:type="pct"/>
+        <w:tblLook w:val="04A0" w:firstRow="1" w:lastRow="0" w:firstColumn="1" w:lastColumn="0" w:noHBand="0" w:noVBand="1"/>
+      </w:tblPr>
+      <w:tblGrid>
+        <w:gridCol w:w="8188"/>
+        <w:gridCol w:w="1134"/>
+        <w:gridCol w:w="1134"/>
+      </w:tblGrid>
+      <w:tr>
+        <w:trPr>
+          <w:trHeight w:hRule="exact" w:val="567"/>
+        </w:trPr>
+        <w:tc>
+          <w:tcPr>
+            <w:tcW w:w="0" w:type="auto"/>
+            <w:vAlign w:val="center"/>
+          </w:tcPr>
+          <w:p>
+            <w:pPr>
+              <w:pStyle w:val="PunktyTabela"/>
+            </w:pPr>
+            <w:r>
+              <w:t>Punkty:</w:t>
+            </w:r>
+          </w:p>
+        </w:tc>
+        <w:tc>
+          <w:tcPr>
+            <w:tcW w:w="1134" w:type="dxa"/>
+            <w:vAlign w:val="center"/>
+          </w:tcPr>
+          <w:p>
+            <w:pPr>
+              <w:pStyle w:val="PunktyTabela"/>
+              <w:jc w:val="center"/>
+            </w:pPr>
+            <w:r>
+              <w:t>0</w:t>
+            </w:r>
+          </w:p>
+        </w:tc>
+        <w:tc>
+          <w:tcPr>
+            <w:tcW w:w="1134" w:type="dxa"/>
+            <w:vAlign w:val="center"/>
+          </w:tcPr>
+          <w:p>
+            <w:pPr>
+              <w:pStyle w:val="PunktyTabela"/>
+              <w:jc w:val="center"/>
+            </w:pPr>
+            <w:r>
+              <w:t>1</w:t>
+            </w:r>
+          </w:p>
+        </w:tc>
+      </w:tr>
+    </w:tbl>
+    <w:p>
+      <w:pPr>
+        <w:pStyle w:val="Heading1"/>
+        <w:rPr>
+          <w:lang w:val="pl-PL"/>
+        </w:rPr>
+      </w:pPr>
+      <w:bookmarkStart w:id="15" w:name="_Toc242342475"/>
+      <w:r>
+        <w:rPr>
+          <w:lang w:val="pl-PL"/>
+        </w:rPr>
+        <w:t>Listy</w:t>
+      </w:r>
+      <w:bookmarkEnd w:id="15"/>
+    </w:p>
+    <w:p>
+      <w:pPr>
+        <w:pStyle w:val="Zadanie"/>
+      </w:pPr>
+      <w:r>
+        <w:t xml:space="preserve">Wstaw zrzuty ekranu przedstawiające wygląd różnie ostylowanych </w:t>
+      </w:r>
+      <w:r>
+        <w:t>list</w:t>
+      </w:r>
+      <w:r>
+        <w:t xml:space="preserve"> w stylu 1 i stylu 2:</w:t>
+      </w:r>
+    </w:p>
+    <w:p>
+      <w:pPr>
+        <w:pStyle w:val="Zadanie"/>
+      </w:pPr>
+      <w:r>
+        <w:rPr>
+          <w:noProof/>
+        </w:rPr>
+        <w:drawing>
+          <wp:inline distT="0" distB="0" distL="0" distR="0" wp14:anchorId="7796376D" wp14:editId="58D94BDA">
+            <wp:extent cx="3232150" cy="1155700"/>
+            <wp:effectExtent l="0" t="0" r="6350" b="6350"/>
+            <wp:docPr id="1043884034" name="Obraz 1043884034"/>
+            <wp:cNvGraphicFramePr>
+              <a:graphicFrameLocks xmlns:a="http://schemas.openxmlformats.org/drawingml/2006/main" noChangeAspect="1"/>
+            </wp:cNvGraphicFramePr>
+            <a:graphic xmlns:a="http://schemas.openxmlformats.org/drawingml/2006/main">
+              <a:graphicData uri="http://schemas.openxmlformats.org/drawingml/2006/picture">
+                <pic:pic xmlns:pic="http://schemas.openxmlformats.org/drawingml/2006/picture">
+                  <pic:nvPicPr>
+                    <pic:cNvPr id="0" name="Picture 1"/>
+                    <pic:cNvPicPr>
+                      <a:picLocks noChangeAspect="1" noChangeArrowheads="1"/>
+                    </pic:cNvPicPr>
+                  </pic:nvPicPr>
+                  <pic:blipFill>
+                    <a:blip r:embed="rId34">
+                      <a:extLst>
+                        <a:ext uri="{28A0092B-C50C-407E-A947-70E740481C1C}">
+                          <a14:useLocalDpi xmlns:a14="http://schemas.microsoft.com/office/drawing/2010/main" val="0"/>
+                        </a:ext>
+                      </a:extLst>
+                    </a:blip>
+                    <a:srcRect/>
+                    <a:stretch>
+                      <a:fillRect/>
+                    </a:stretch>
+                  </pic:blipFill>
+                  <pic:spPr bwMode="auto">
+                    <a:xfrm>
+                      <a:off x="0" y="0"/>
+                      <a:ext cx="3232150" cy="1155700"/>
+                    </a:xfrm>
+                    <a:prstGeom prst="rect">
+                      <a:avLst/>
+                    </a:prstGeom>
+                    <a:noFill/>
+                    <a:ln>
+                      <a:noFill/>
+                    </a:ln>
+                  </pic:spPr>
+                </pic:pic>
+              </a:graphicData>
+            </a:graphic>
+          </wp:inline>
+        </w:drawing>
+      </w:r>
+      <w:r>
+        <w:t xml:space="preserve"> </w:t>
+      </w:r>
+      <w:r>
+        <w:rPr>
+          <w:noProof/>
+        </w:rPr>
+        <w:drawing>
+          <wp:inline distT="0" distB="0" distL="0" distR="0" wp14:anchorId="233FE2C2" wp14:editId="64EAE9EA">
+            <wp:extent cx="3251200" cy="1155700"/>
+            <wp:effectExtent l="0" t="0" r="6350" b="6350"/>
+            <wp:docPr id="991150534" name="Obraz 991150534"/>
+            <wp:cNvGraphicFramePr>
+              <a:graphicFrameLocks xmlns:a="http://schemas.openxmlformats.org/drawingml/2006/main" noChangeAspect="1"/>
+            </wp:cNvGraphicFramePr>
+            <a:graphic xmlns:a="http://schemas.openxmlformats.org/drawingml/2006/main">
+              <a:graphicData uri="http://schemas.openxmlformats.org/drawingml/2006/picture">
+                <pic:pic xmlns:pic="http://schemas.openxmlformats.org/drawingml/2006/picture">
+                  <pic:nvPicPr>
+                    <pic:cNvPr id="0" name="Picture 1"/>
+                    <pic:cNvPicPr>
+                      <a:picLocks noChangeAspect="1" noChangeArrowheads="1"/>
+                    </pic:cNvPicPr>
+                  </pic:nvPicPr>
+                  <pic:blipFill>
+                    <a:blip r:embed="rId34">
+                      <a:extLst>
+                        <a:ext uri="{28A0092B-C50C-407E-A947-70E740481C1C}">
+                          <a14:useLocalDpi xmlns:a14="http://schemas.microsoft.com/office/drawing/2010/main" val="0"/>
+                        </a:ext>
+                      </a:extLst>
+                    </a:blip>
+                    <a:srcRect/>
+                    <a:stretch>
+                      <a:fillRect/>
+                    </a:stretch>
+                  </pic:blipFill>
+                  <pic:spPr bwMode="auto">
+                    <a:xfrm>
+                      <a:off x="0" y="0"/>
+                      <a:ext cx="3251200" cy="1155700"/>
+                    </a:xfrm>
+                    <a:prstGeom prst="rect">
+                      <a:avLst/>
+                    </a:prstGeom>
+                    <a:noFill/>
+                    <a:ln>
+                      <a:noFill/>
+                    </a:ln>
+                  </pic:spPr>
+                </pic:pic>
+              </a:graphicData>
+            </a:graphic>
+          </wp:inline>
+        </w:drawing>
+      </w:r>
+    </w:p>
+    <w:p>
+      <w:pPr>
+        <w:pStyle w:val="Zadanie"/>
+      </w:pPr>
+    </w:p>
+    <w:tbl>
+      <w:tblPr>
+        <w:tblStyle w:val="TableGrid"/>
+        <w:tblW w:w="5000" w:type="pct"/>
+        <w:tblLook w:val="04A0" w:firstRow="1" w:lastRow="0" w:firstColumn="1" w:lastColumn="0" w:noHBand="0" w:noVBand="1"/>
+      </w:tblPr>
+      <w:tblGrid>
+        <w:gridCol w:w="8188"/>
+        <w:gridCol w:w="1134"/>
+        <w:gridCol w:w="1134"/>
+      </w:tblGrid>
+      <w:tr>
+        <w:trPr>
+          <w:trHeight w:hRule="exact" w:val="567"/>
+        </w:trPr>
+        <w:tc>
+          <w:tcPr>
+            <w:tcW w:w="0" w:type="auto"/>
+            <w:vAlign w:val="center"/>
+          </w:tcPr>
+          <w:p>
+            <w:pPr>
+              <w:pStyle w:val="PunktyTabela"/>
+            </w:pPr>
+            <w:r>
+              <w:t>Punkty:</w:t>
+            </w:r>
+          </w:p>
+        </w:tc>
+        <w:tc>
+          <w:tcPr>
+            <w:tcW w:w="1134" w:type="dxa"/>
+            <w:vAlign w:val="center"/>
+          </w:tcPr>
+          <w:p>
+            <w:pPr>
+              <w:pStyle w:val="PunktyTabela"/>
+              <w:jc w:val="center"/>
+            </w:pPr>
+            <w:r>
+              <w:t>0</w:t>
+            </w:r>
+          </w:p>
+        </w:tc>
+        <w:tc>
+          <w:tcPr>
+            <w:tcW w:w="1134" w:type="dxa"/>
+            <w:vAlign w:val="center"/>
+          </w:tcPr>
+          <w:p>
+            <w:pPr>
+              <w:pStyle w:val="PunktyTabela"/>
+              <w:jc w:val="center"/>
+            </w:pPr>
+            <w:r>
+              <w:t>1</w:t>
+            </w:r>
+          </w:p>
+        </w:tc>
+      </w:tr>
+    </w:tbl>
+    <w:p>
+      <w:pPr>
+        <w:pStyle w:val="Heading1"/>
+        <w:rPr>
+          <w:lang w:val="pl-PL"/>
+        </w:rPr>
+      </w:pPr>
+      <w:bookmarkStart w:id="16" w:name="_Toc242342476"/>
+      <w:r>
+        <w:rPr>
+          <w:lang w:val="pl-PL"/>
+        </w:rPr>
+        <w:t>Header i footer</w:t>
+      </w:r>
+      <w:bookmarkEnd w:id="16"/>
+    </w:p>
+    <w:p>
+      <w:pPr>
+        <w:pStyle w:val="Zadanie"/>
+      </w:pPr>
+      <w:r>
+        <w:t>Wstaw zrzuty ekranu przedstawiające wygląd różnie ostylowanych nagłówków (header) w stylu 1 i stylu 2:</w:t>
+      </w:r>
+    </w:p>
+    <w:p>
+      <w:pPr>
+        <w:pStyle w:val="Zadanie"/>
+      </w:pPr>
+      <w:r>
+        <w:rPr>
+          <w:noProof/>
+        </w:rPr>
+        <w:drawing>
+          <wp:inline distT="0" distB="0" distL="0" distR="0" wp14:anchorId="2120B274" wp14:editId="7E6ADC16">
+            <wp:extent cx="3232150" cy="1155700"/>
+            <wp:effectExtent l="0" t="0" r="6350" b="6350"/>
+            <wp:docPr id="1387714790" name="Obraz 1387714790"/>
+            <wp:cNvGraphicFramePr>
+              <a:graphicFrameLocks xmlns:a="http://schemas.openxmlformats.org/drawingml/2006/main" noChangeAspect="1"/>
+            </wp:cNvGraphicFramePr>
+            <a:graphic xmlns:a="http://schemas.openxmlformats.org/drawingml/2006/main">
+              <a:graphicData uri="http://schemas.openxmlformats.org/drawingml/2006/picture">
+                <pic:pic xmlns:pic="http://schemas.openxmlformats.org/drawingml/2006/picture">
+                  <pic:nvPicPr>
+                    <pic:cNvPr id="0" name="Picture 1"/>
+                    <pic:cNvPicPr>
+                      <a:picLocks noChangeAspect="1" noChangeArrowheads="1"/>
+                    </pic:cNvPicPr>
+                  </pic:nvPicPr>
+                  <pic:blipFill>
+                    <a:blip r:embed="rId34">
+                      <a:extLst>
+                        <a:ext uri="{28A0092B-C50C-407E-A947-70E740481C1C}">
+                          <a14:useLocalDpi xmlns:a14="http://schemas.microsoft.com/office/drawing/2010/main" val="0"/>
+                        </a:ext>
+                      </a:extLst>
+                    </a:blip>
+                    <a:srcRect/>
+                    <a:stretch>
+                      <a:fillRect/>
+                    </a:stretch>
+                  </pic:blipFill>
+                  <pic:spPr bwMode="auto">
+                    <a:xfrm>
+                      <a:off x="0" y="0"/>
+                      <a:ext cx="3232150" cy="1155700"/>
+                    </a:xfrm>
+                    <a:prstGeom prst="rect">
+                      <a:avLst/>
+                    </a:prstGeom>
+                    <a:noFill/>
+                    <a:ln>
+                      <a:noFill/>
+                    </a:ln>
+                  </pic:spPr>
+                </pic:pic>
+              </a:graphicData>
+            </a:graphic>
+          </wp:inline>
+        </w:drawing>
+      </w:r>
+      <w:r>
+        <w:t xml:space="preserve"> </w:t>
+      </w:r>
+      <w:r>
+        <w:rPr>
+          <w:noProof/>
+        </w:rPr>
+        <w:drawing>
+          <wp:inline distT="0" distB="0" distL="0" distR="0" wp14:anchorId="648A30ED" wp14:editId="2483D488">
+            <wp:extent cx="3251200" cy="1155700"/>
+            <wp:effectExtent l="0" t="0" r="6350" b="6350"/>
+            <wp:docPr id="759445942" name="Obraz 759445942"/>
+            <wp:cNvGraphicFramePr>
+              <a:graphicFrameLocks xmlns:a="http://schemas.openxmlformats.org/drawingml/2006/main" noChangeAspect="1"/>
+            </wp:cNvGraphicFramePr>
+            <a:graphic xmlns:a="http://schemas.openxmlformats.org/drawingml/2006/main">
+              <a:graphicData uri="http://schemas.openxmlformats.org/drawingml/2006/picture">
+                <pic:pic xmlns:pic="http://schemas.openxmlformats.org/drawingml/2006/picture">
+                  <pic:nvPicPr>
+                    <pic:cNvPr id="0" name="Picture 1"/>
+                    <pic:cNvPicPr>
+                      <a:picLocks noChangeAspect="1" noChangeArrowheads="1"/>
+                    </pic:cNvPicPr>
+                  </pic:nvPicPr>
+                  <pic:blipFill>
+                    <a:blip r:embed="rId34">
+                      <a:extLst>
+                        <a:ext uri="{28A0092B-C50C-407E-A947-70E740481C1C}">
+                          <a14:useLocalDpi xmlns:a14="http://schemas.microsoft.com/office/drawing/2010/main" val="0"/>
+                        </a:ext>
+                      </a:extLst>
+                    </a:blip>
+                    <a:srcRect/>
+                    <a:stretch>
+                      <a:fillRect/>
+                    </a:stretch>
+                  </pic:blipFill>
+                  <pic:spPr bwMode="auto">
+                    <a:xfrm>
+                      <a:off x="0" y="0"/>
+                      <a:ext cx="3251200" cy="1155700"/>
+                    </a:xfrm>
+                    <a:prstGeom prst="rect">
+                      <a:avLst/>
+                    </a:prstGeom>
+                    <a:noFill/>
+                    <a:ln>
+                      <a:noFill/>
+                    </a:ln>
+                  </pic:spPr>
+                </pic:pic>
+              </a:graphicData>
+            </a:graphic>
+          </wp:inline>
+        </w:drawing>
+      </w:r>
+    </w:p>
+    <w:p>
+      <w:pPr>
+        <w:pStyle w:val="Zadanie"/>
+      </w:pPr>
+    </w:p>
+    <w:p>
+      <w:pPr>
+        <w:pStyle w:val="Zadanie"/>
+      </w:pPr>
+      <w:r>
+        <w:t>Wstaw zrzuty ekranu przedstawiające wygląd różnie ostylowanych stopek (footer) w stylu 1 i stylu 2:</w:t>
+      </w:r>
+    </w:p>
+    <w:p>
+      <w:pPr>
+        <w:pStyle w:val="Zadanie"/>
+      </w:pPr>
+      <w:r>
+        <w:rPr>
+          <w:noProof/>
+        </w:rPr>
+        <w:lastRenderedPageBreak/>
+        <w:drawing>
+          <wp:inline distT="0" distB="0" distL="0" distR="0" wp14:anchorId="2F4393A6" wp14:editId="4E840412">
+            <wp:extent cx="3232150" cy="1155700"/>
+            <wp:effectExtent l="0" t="0" r="6350" b="6350"/>
+            <wp:docPr id="1106861803" name="Obraz 1106861803"/>
+            <wp:cNvGraphicFramePr>
+              <a:graphicFrameLocks xmlns:a="http://schemas.openxmlformats.org/drawingml/2006/main" noChangeAspect="1"/>
+            </wp:cNvGraphicFramePr>
+            <a:graphic xmlns:a="http://schemas.openxmlformats.org/drawingml/2006/main">
+              <a:graphicData uri="http://schemas.openxmlformats.org/drawingml/2006/picture">
+                <pic:pic xmlns:pic="http://schemas.openxmlformats.org/drawingml/2006/picture">
+                  <pic:nvPicPr>
+                    <pic:cNvPr id="0" name="Picture 1"/>
+                    <pic:cNvPicPr>
+                      <a:picLocks noChangeAspect="1" noChangeArrowheads="1"/>
+                    </pic:cNvPicPr>
+                  </pic:nvPicPr>
+                  <pic:blipFill>
+                    <a:blip r:embed="rId34">
+                      <a:extLst>
+                        <a:ext uri="{28A0092B-C50C-407E-A947-70E740481C1C}">
+                          <a14:useLocalDpi xmlns:a14="http://schemas.microsoft.com/office/drawing/2010/main" val="0"/>
+                        </a:ext>
+                      </a:extLst>
+                    </a:blip>
+                    <a:srcRect/>
+                    <a:stretch>
+                      <a:fillRect/>
+                    </a:stretch>
+                  </pic:blipFill>
+                  <pic:spPr bwMode="auto">
+                    <a:xfrm>
+                      <a:off x="0" y="0"/>
+                      <a:ext cx="3232150" cy="1155700"/>
+                    </a:xfrm>
+                    <a:prstGeom prst="rect">
+                      <a:avLst/>
+                    </a:prstGeom>
+                    <a:noFill/>
+                    <a:ln>
+                      <a:noFill/>
+                    </a:ln>
+                  </pic:spPr>
+                </pic:pic>
+              </a:graphicData>
+            </a:graphic>
+          </wp:inline>
+        </w:drawing>
+      </w:r>
+      <w:r>
+        <w:t xml:space="preserve"> </w:t>
+      </w:r>
+      <w:r>
+        <w:rPr>
+          <w:noProof/>
+        </w:rPr>
+        <w:drawing>
+          <wp:inline distT="0" distB="0" distL="0" distR="0" wp14:anchorId="399D0C4B" wp14:editId="58ED6659">
+            <wp:extent cx="3251200" cy="1155700"/>
+            <wp:effectExtent l="0" t="0" r="6350" b="6350"/>
+            <wp:docPr id="1722918761" name="Obraz 1722918761"/>
+            <wp:cNvGraphicFramePr>
+              <a:graphicFrameLocks xmlns:a="http://schemas.openxmlformats.org/drawingml/2006/main" noChangeAspect="1"/>
+            </wp:cNvGraphicFramePr>
+            <a:graphic xmlns:a="http://schemas.openxmlformats.org/drawingml/2006/main">
+              <a:graphicData uri="http://schemas.openxmlformats.org/drawingml/2006/picture">
+                <pic:pic xmlns:pic="http://schemas.openxmlformats.org/drawingml/2006/picture">
+                  <pic:nvPicPr>
+                    <pic:cNvPr id="0" name="Picture 1"/>
+                    <pic:cNvPicPr>
+                      <a:picLocks noChangeAspect="1" noChangeArrowheads="1"/>
+                    </pic:cNvPicPr>
+                  </pic:nvPicPr>
+                  <pic:blipFill>
+                    <a:blip r:embed="rId34">
+                      <a:extLst>
+                        <a:ext uri="{28A0092B-C50C-407E-A947-70E740481C1C}">
+                          <a14:useLocalDpi xmlns:a14="http://schemas.microsoft.com/office/drawing/2010/main" val="0"/>
+                        </a:ext>
+                      </a:extLst>
+                    </a:blip>
+                    <a:srcRect/>
+                    <a:stretch>
+                      <a:fillRect/>
+                    </a:stretch>
+                  </pic:blipFill>
+                  <pic:spPr bwMode="auto">
+                    <a:xfrm>
+                      <a:off x="0" y="0"/>
+                      <a:ext cx="3251200" cy="1155700"/>
+                    </a:xfrm>
+                    <a:prstGeom prst="rect">
+                      <a:avLst/>
+                    </a:prstGeom>
+                    <a:noFill/>
+                    <a:ln>
+                      <a:noFill/>
+                    </a:ln>
+                  </pic:spPr>
+                </pic:pic>
+              </a:graphicData>
+            </a:graphic>
+          </wp:inline>
+        </w:drawing>
+      </w:r>
+    </w:p>
+    <w:tbl>
+      <w:tblPr>
+        <w:tblStyle w:val="TableGrid"/>
+        <w:tblW w:w="5000" w:type="pct"/>
+        <w:tblLook w:val="04A0" w:firstRow="1" w:lastRow="0" w:firstColumn="1" w:lastColumn="0" w:noHBand="0" w:noVBand="1"/>
+      </w:tblPr>
+      <w:tblGrid>
+        <w:gridCol w:w="8188"/>
+        <w:gridCol w:w="1134"/>
+        <w:gridCol w:w="1134"/>
+      </w:tblGrid>
+      <w:tr>
+        <w:trPr>
+          <w:trHeight w:hRule="exact" w:val="567"/>
+        </w:trPr>
+        <w:tc>
+          <w:tcPr>
+            <w:tcW w:w="0" w:type="auto"/>
+            <w:vAlign w:val="center"/>
+          </w:tcPr>
+          <w:p>
+            <w:pPr>
+              <w:pStyle w:val="PunktyTabela"/>
+            </w:pPr>
+            <w:r>
+              <w:t>Punkty:</w:t>
+            </w:r>
+          </w:p>
+        </w:tc>
+        <w:tc>
+          <w:tcPr>
+            <w:tcW w:w="1134" w:type="dxa"/>
+            <w:vAlign w:val="center"/>
+          </w:tcPr>
+          <w:p>
+            <w:pPr>
+              <w:pStyle w:val="PunktyTabela"/>
+              <w:jc w:val="center"/>
+            </w:pPr>
+            <w:r>
+              <w:t>0</w:t>
+            </w:r>
+          </w:p>
+        </w:tc>
+        <w:tc>
+          <w:tcPr>
+            <w:tcW w:w="1134" w:type="dxa"/>
+            <w:vAlign w:val="center"/>
+          </w:tcPr>
+          <w:p>
+            <w:pPr>
+              <w:pStyle w:val="PunktyTabela"/>
+              <w:jc w:val="center"/>
+            </w:pPr>
+            <w:r>
+              <w:t>1</w:t>
+            </w:r>
+          </w:p>
+        </w:tc>
+      </w:tr>
+    </w:tbl>
+    <w:p>
+      <w:pPr>
+        <w:pStyle w:val="Heading1"/>
+        <w:rPr>
+          <w:lang w:val="pl-PL"/>
+        </w:rPr>
+      </w:pPr>
+      <w:bookmarkStart w:id="17" w:name="_Toc242342477"/>
+      <w:r>
+        <w:rPr>
+          <w:lang w:val="pl-PL"/>
+        </w:rPr>
+        <w:t>Ilustracje</w:t>
+      </w:r>
+      <w:r>
+        <w:rPr>
+          <w:lang w:val="pl-PL"/>
+        </w:rPr>
+        <w:t>/Gradienty</w:t>
+      </w:r>
+      <w:r>
+        <w:rPr>
+          <w:lang w:val="pl-PL"/>
+        </w:rPr>
+        <w:t xml:space="preserve"> w tle</w:t>
+      </w:r>
+      <w:bookmarkEnd w:id="17"/>
+    </w:p>
+    <w:p>
+      <w:pPr>
+        <w:pStyle w:val="Zadanie"/>
+      </w:pPr>
+      <w:r>
+        <w:t>Wstaw zrzuty ekranu przedstawiające wygląd ilustracji w tle w stylu 1 i stylu 2:</w:t>
+      </w:r>
+    </w:p>
+    <w:p>
+      <w:pPr>
+        <w:pStyle w:val="Zadanie"/>
+      </w:pPr>
+      <w:r>
+        <w:rPr>
+          <w:noProof/>
+        </w:rPr>
+        <w:drawing>
+          <wp:inline distT="0" distB="0" distL="0" distR="0" wp14:anchorId="2004E0FE" wp14:editId="76382D1D">
+            <wp:extent cx="3232150" cy="1155700"/>
+            <wp:effectExtent l="0" t="0" r="6350" b="6350"/>
+            <wp:docPr id="1424155620" name="Obraz 1424155620"/>
+            <wp:cNvGraphicFramePr>
+              <a:graphicFrameLocks xmlns:a="http://schemas.openxmlformats.org/drawingml/2006/main" noChangeAspect="1"/>
+            </wp:cNvGraphicFramePr>
+            <a:graphic xmlns:a="http://schemas.openxmlformats.org/drawingml/2006/main">
+              <a:graphicData uri="http://schemas.openxmlformats.org/drawingml/2006/picture">
+                <pic:pic xmlns:pic="http://schemas.openxmlformats.org/drawingml/2006/picture">
+                  <pic:nvPicPr>
+                    <pic:cNvPr id="0" name="Picture 1"/>
+                    <pic:cNvPicPr>
+                      <a:picLocks noChangeAspect="1" noChangeArrowheads="1"/>
+                    </pic:cNvPicPr>
+                  </pic:nvPicPr>
+                  <pic:blipFill>
+                    <a:blip r:embed="rId34">
+                      <a:extLst>
+                        <a:ext uri="{28A0092B-C50C-407E-A947-70E740481C1C}">
+                          <a14:useLocalDpi xmlns:a14="http://schemas.microsoft.com/office/drawing/2010/main" val="0"/>
+                        </a:ext>
+                      </a:extLst>
+                    </a:blip>
+                    <a:srcRect/>
+                    <a:stretch>
+                      <a:fillRect/>
+                    </a:stretch>
+                  </pic:blipFill>
+                  <pic:spPr bwMode="auto">
+                    <a:xfrm>
+                      <a:off x="0" y="0"/>
+                      <a:ext cx="3232150" cy="1155700"/>
+                    </a:xfrm>
+                    <a:prstGeom prst="rect">
+                      <a:avLst/>
+                    </a:prstGeom>
+                    <a:noFill/>
+                    <a:ln>
+                      <a:noFill/>
+                    </a:ln>
+                  </pic:spPr>
+                </pic:pic>
+              </a:graphicData>
+            </a:graphic>
+          </wp:inline>
+        </w:drawing>
+      </w:r>
+      <w:r>
+        <w:t xml:space="preserve"> </w:t>
+      </w:r>
+      <w:r>
+        <w:rPr>
+          <w:noProof/>
+        </w:rPr>
+        <w:drawing>
+          <wp:inline distT="0" distB="0" distL="0" distR="0" wp14:anchorId="64279E41" wp14:editId="5EEF1308">
+            <wp:extent cx="3251200" cy="1155700"/>
+            <wp:effectExtent l="0" t="0" r="6350" b="6350"/>
+            <wp:docPr id="185075475" name="Obraz 185075475"/>
+            <wp:cNvGraphicFramePr>
+              <a:graphicFrameLocks xmlns:a="http://schemas.openxmlformats.org/drawingml/2006/main" noChangeAspect="1"/>
+            </wp:cNvGraphicFramePr>
+            <a:graphic xmlns:a="http://schemas.openxmlformats.org/drawingml/2006/main">
+              <a:graphicData uri="http://schemas.openxmlformats.org/drawingml/2006/picture">
+                <pic:pic xmlns:pic="http://schemas.openxmlformats.org/drawingml/2006/picture">
+                  <pic:nvPicPr>
+                    <pic:cNvPr id="0" name="Picture 1"/>
+                    <pic:cNvPicPr>
+                      <a:picLocks noChangeAspect="1" noChangeArrowheads="1"/>
+                    </pic:cNvPicPr>
+                  </pic:nvPicPr>
+                  <pic:blipFill>
+                    <a:blip r:embed="rId34">
+                      <a:extLst>
+                        <a:ext uri="{28A0092B-C50C-407E-A947-70E740481C1C}">
+                          <a14:useLocalDpi xmlns:a14="http://schemas.microsoft.com/office/drawing/2010/main" val="0"/>
+                        </a:ext>
+                      </a:extLst>
+                    </a:blip>
+                    <a:srcRect/>
+                    <a:stretch>
+                      <a:fillRect/>
+                    </a:stretch>
+                  </pic:blipFill>
+                  <pic:spPr bwMode="auto">
+                    <a:xfrm>
+                      <a:off x="0" y="0"/>
+                      <a:ext cx="3251200" cy="1155700"/>
+                    </a:xfrm>
+                    <a:prstGeom prst="rect">
+                      <a:avLst/>
+                    </a:prstGeom>
+                    <a:noFill/>
+                    <a:ln>
+                      <a:noFill/>
+                    </a:ln>
+                  </pic:spPr>
+                </pic:pic>
+              </a:graphicData>
+            </a:graphic>
+          </wp:inline>
+        </w:drawing>
+      </w:r>
+    </w:p>
+    <w:tbl>
+      <w:tblPr>
+        <w:tblStyle w:val="TableGrid"/>
+        <w:tblW w:w="5000" w:type="pct"/>
+        <w:tblLook w:val="04A0" w:firstRow="1" w:lastRow="0" w:firstColumn="1" w:lastColumn="0" w:noHBand="0" w:noVBand="1"/>
+      </w:tblPr>
+      <w:tblGrid>
+        <w:gridCol w:w="8188"/>
+        <w:gridCol w:w="1134"/>
+        <w:gridCol w:w="1134"/>
+      </w:tblGrid>
+      <w:tr>
+        <w:trPr>
+          <w:trHeight w:hRule="exact" w:val="567"/>
+        </w:trPr>
+        <w:tc>
+          <w:tcPr>
+            <w:tcW w:w="0" w:type="auto"/>
+            <w:vAlign w:val="center"/>
+          </w:tcPr>
+          <w:p>
+            <w:pPr>
+              <w:pStyle w:val="PunktyTabela"/>
+            </w:pPr>
+            <w:r>
+              <w:t>Punkty:</w:t>
+            </w:r>
+          </w:p>
+        </w:tc>
+        <w:tc>
+          <w:tcPr>
+            <w:tcW w:w="1134" w:type="dxa"/>
+            <w:vAlign w:val="center"/>
+          </w:tcPr>
+          <w:p>
+            <w:pPr>
+              <w:pStyle w:val="PunktyTabela"/>
+              <w:jc w:val="center"/>
+            </w:pPr>
+            <w:r>
+              <w:t>0</w:t>
+            </w:r>
+          </w:p>
+        </w:tc>
+        <w:tc>
+          <w:tcPr>
+            <w:tcW w:w="1134" w:type="dxa"/>
+            <w:vAlign w:val="center"/>
+          </w:tcPr>
+          <w:p>
+            <w:pPr>
+              <w:pStyle w:val="PunktyTabela"/>
+              <w:jc w:val="center"/>
+            </w:pPr>
+            <w:r>
+              <w:t>1</w:t>
+            </w:r>
+          </w:p>
+        </w:tc>
+      </w:tr>
+    </w:tbl>
+    <w:p>
+      <w:pPr>
+        <w:pStyle w:val="Heading1"/>
+        <w:rPr>
+          <w:lang w:val="pl-PL"/>
+        </w:rPr>
+      </w:pPr>
+      <w:bookmarkStart w:id="18" w:name="_Toc242342478"/>
+      <w:r>
+        <w:rPr>
+          <w:lang w:val="pl-PL"/>
+        </w:rPr>
+        <w:t>Wizualne obramowania</w:t>
+      </w:r>
+      <w:bookmarkEnd w:id="18"/>
+    </w:p>
+    <w:p>
+      <w:pPr>
+        <w:pStyle w:val="Zadanie"/>
+      </w:pPr>
+      <w:r>
+        <w:t>Wstaw zrzuty ekranu przedstawiające wygląd wizualnego obramowania poszczególnych sekcji strony w stylu 1 i stylu</w:t>
+      </w:r>
+      <w:r>
+        <w:t> </w:t>
+      </w:r>
+      <w:r>
+        <w:t>2:</w:t>
+      </w:r>
+    </w:p>
+    <w:p>
+      <w:pPr>
+        <w:pStyle w:val="Zadanie"/>
+      </w:pPr>
+      <w:r>
+        <w:rPr>
+          <w:noProof/>
+        </w:rPr>
+        <w:drawing>
+          <wp:inline distT="0" distB="0" distL="0" distR="0" wp14:anchorId="13248BF6" wp14:editId="7C1A10E3">
+            <wp:extent cx="3232150" cy="1155700"/>
+            <wp:effectExtent l="0" t="0" r="6350" b="6350"/>
+            <wp:docPr id="1716128354" name="Obraz 1716128354"/>
+            <wp:cNvGraphicFramePr>
+              <a:graphicFrameLocks xmlns:a="http://schemas.openxmlformats.org/drawingml/2006/main" noChangeAspect="1"/>
+            </wp:cNvGraphicFramePr>
+            <a:graphic xmlns:a="http://schemas.openxmlformats.org/drawingml/2006/main">
+              <a:graphicData uri="http://schemas.openxmlformats.org/drawingml/2006/picture">
+                <pic:pic xmlns:pic="http://schemas.openxmlformats.org/drawingml/2006/picture">
+                  <pic:nvPicPr>
+                    <pic:cNvPr id="0" name="Picture 1"/>
+                    <pic:cNvPicPr>
+                      <a:picLocks noChangeAspect="1" noChangeArrowheads="1"/>
+                    </pic:cNvPicPr>
+                  </pic:nvPicPr>
+                  <pic:blipFill>
+                    <a:blip r:embed="rId34">
+                      <a:extLst>
+                        <a:ext uri="{28A0092B-C50C-407E-A947-70E740481C1C}">
+                          <a14:useLocalDpi xmlns:a14="http://schemas.microsoft.com/office/drawing/2010/main" val="0"/>
+                        </a:ext>
+                      </a:extLst>
+                    </a:blip>
+                    <a:srcRect/>
+                    <a:stretch>
+                      <a:fillRect/>
+                    </a:stretch>
+                  </pic:blipFill>
+                  <pic:spPr bwMode="auto">
+                    <a:xfrm>
+                      <a:off x="0" y="0"/>
+                      <a:ext cx="3232150" cy="1155700"/>
+                    </a:xfrm>
+                    <a:prstGeom prst="rect">
+                      <a:avLst/>
+                    </a:prstGeom>
+                    <a:noFill/>
+                    <a:ln>
+                      <a:noFill/>
+                    </a:ln>
+                  </pic:spPr>
+                </pic:pic>
+              </a:graphicData>
+            </a:graphic>
+          </wp:inline>
+        </w:drawing>
+      </w:r>
+      <w:r>
+        <w:t xml:space="preserve"> </w:t>
+      </w:r>
+      <w:r>
+        <w:rPr>
+          <w:noProof/>
+        </w:rPr>
+        <w:drawing>
+          <wp:inline distT="0" distB="0" distL="0" distR="0" wp14:anchorId="0F06E155" wp14:editId="15FF3FF1">
+            <wp:extent cx="3251200" cy="1155700"/>
+            <wp:effectExtent l="0" t="0" r="6350" b="6350"/>
+            <wp:docPr id="1865394870" name="Obraz 1865394870"/>
+            <wp:cNvGraphicFramePr>
+              <a:graphicFrameLocks xmlns:a="http://schemas.openxmlformats.org/drawingml/2006/main" noChangeAspect="1"/>
+            </wp:cNvGraphicFramePr>
+            <a:graphic xmlns:a="http://schemas.openxmlformats.org/drawingml/2006/main">
+              <a:graphicData uri="http://schemas.openxmlformats.org/drawingml/2006/picture">
+                <pic:pic xmlns:pic="http://schemas.openxmlformats.org/drawingml/2006/picture">
+                  <pic:nvPicPr>
+                    <pic:cNvPr id="0" name="Picture 1"/>
+                    <pic:cNvPicPr>
+                      <a:picLocks noChangeAspect="1" noChangeArrowheads="1"/>
+                    </pic:cNvPicPr>
+                  </pic:nvPicPr>
+                  <pic:blipFill>
+                    <a:blip r:embed="rId34">
+                      <a:extLst>
+                        <a:ext uri="{28A0092B-C50C-407E-A947-70E740481C1C}">
+                          <a14:useLocalDpi xmlns:a14="http://schemas.microsoft.com/office/drawing/2010/main" val="0"/>
+                        </a:ext>
+                      </a:extLst>
+                    </a:blip>
+                    <a:srcRect/>
+                    <a:stretch>
+                      <a:fillRect/>
+                    </a:stretch>
+                  </pic:blipFill>
+                  <pic:spPr bwMode="auto">
+                    <a:xfrm>
+                      <a:off x="0" y="0"/>
+                      <a:ext cx="3251200" cy="1155700"/>
+                    </a:xfrm>
+                    <a:prstGeom prst="rect">
+                      <a:avLst/>
+                    </a:prstGeom>
+                    <a:noFill/>
+                    <a:ln>
+                      <a:noFill/>
+                    </a:ln>
+                  </pic:spPr>
+                </pic:pic>
+              </a:graphicData>
+            </a:graphic>
+          </wp:inline>
+        </w:drawing>
+      </w:r>
+    </w:p>
+    <w:tbl>
+      <w:tblPr>
+        <w:tblStyle w:val="TableGrid"/>
+        <w:tblW w:w="5000" w:type="pct"/>
+        <w:tblLook w:val="04A0" w:firstRow="1" w:lastRow="0" w:firstColumn="1" w:lastColumn="0" w:noHBand="0" w:noVBand="1"/>
+      </w:tblPr>
+      <w:tblGrid>
+        <w:gridCol w:w="8188"/>
+        <w:gridCol w:w="1134"/>
+        <w:gridCol w:w="1134"/>
+      </w:tblGrid>
+      <w:tr>
+        <w:trPr>
+          <w:trHeight w:hRule="exact" w:val="567"/>
+        </w:trPr>
+        <w:tc>
+          <w:tcPr>
+            <w:tcW w:w="0" w:type="auto"/>
+            <w:vAlign w:val="center"/>
+          </w:tcPr>
+          <w:p>
+            <w:pPr>
+              <w:pStyle w:val="PunktyTabela"/>
+            </w:pPr>
+            <w:r>
+              <w:t>Punkty:</w:t>
+            </w:r>
+          </w:p>
+        </w:tc>
+        <w:tc>
+          <w:tcPr>
+            <w:tcW w:w="1134" w:type="dxa"/>
+            <w:vAlign w:val="center"/>
+          </w:tcPr>
+          <w:p>
+            <w:pPr>
+              <w:pStyle w:val="PunktyTabela"/>
+              <w:jc w:val="center"/>
+            </w:pPr>
+            <w:r>
+              <w:t>0</w:t>
+            </w:r>
+          </w:p>
+        </w:tc>
+        <w:tc>
+          <w:tcPr>
+            <w:tcW w:w="1134" w:type="dxa"/>
+            <w:vAlign w:val="center"/>
+          </w:tcPr>
+          <w:p>
+            <w:pPr>
+              <w:pStyle w:val="PunktyTabela"/>
+              <w:jc w:val="center"/>
+            </w:pPr>
+            <w:r>
+              <w:t>1</w:t>
+            </w:r>
+          </w:p>
+        </w:tc>
+      </w:tr>
+    </w:tbl>
+    <w:p>
+      <w:pPr>
+        <w:pStyle w:val="Heading1"/>
+      </w:pPr>
+      <w:bookmarkStart w:id="19" w:name="_Toc146283472"/>
+      <w:bookmarkStart w:id="20" w:name="_Toc242342479"/>
+      <w:r>
+        <w:t>Commit projektu do GIT</w:t>
+      </w:r>
+      <w:bookmarkEnd w:id="19"/>
+      <w:bookmarkEnd w:id="20"/>
+    </w:p>
+    <w:p>
+      <w:pPr>
+        <w:rPr>
+          <w:lang w:val="pl-PL"/>
+        </w:rPr>
+      </w:pPr>
+      <w:r>
+        <w:rPr>
+          <w:lang w:val="pl-PL"/>
+        </w:rPr>
+        <w:t>Otwórz projekt w PhpStorm</w:t>
+      </w:r>
+      <w:r>
+        <w:rPr>
+          <w:lang w:val="pl-PL"/>
+        </w:rPr>
+        <w:t>. Edytuj plik .gitignore i dodaj do listy ignorowanych plików wszystkie pliki/katalogi</w:t>
+      </w:r>
+      <w:r>
+        <w:rPr>
+          <w:lang w:val="pl-PL"/>
+        </w:rPr>
+        <w:t>, które nie są częścią aplikacji (np. ta instrukcja, projekt PureRef, pliki konfiguracyjne IDE itp.)</w:t>
+      </w:r>
+      <w:r>
+        <w:rPr>
+          <w:lang w:val="pl-PL"/>
+        </w:rPr>
+        <w:t>.</w:t>
+      </w:r>
+    </w:p>
+    <w:p>
+      <w:pPr>
+        <w:rPr>
+          <w:lang w:val="pl-PL"/>
+        </w:rPr>
+      </w:pPr>
+      <w:r>
+        <w:rPr>
+          <w:lang w:val="pl-PL"/>
+        </w:rPr>
+        <w:t>Zacommituj i pushnij zmiany.</w:t>
+      </w:r>
+    </w:p>
+    <w:p>
+      <w:pPr>
+        <w:rPr>
+          <w:lang w:val="pl-PL"/>
+        </w:rPr>
+      </w:pPr>
+      <w:r>
+        <w:rPr>
+          <w:lang w:val="pl-PL"/>
+        </w:rPr>
+        <w:lastRenderedPageBreak/>
+        <w:t>Upewnij się, czy wszystko d</w:t>
+      </w:r>
+      <w:r>
+        <w:rPr>
+          <w:lang w:val="pl-PL"/>
+        </w:rPr>
+        <w:t xml:space="preserve">obrze się wysłało. </w:t>
+      </w:r>
+      <w:r>
+        <w:rPr>
+          <w:b/>
+          <w:bCs/>
+          <w:lang w:val="pl-PL"/>
+        </w:rPr>
+        <w:t>Upewnij się, że aktualna wersja strony jest dostępna przez GitHub Pages</w:t>
+      </w:r>
+      <w:r>
+        <w:rPr>
+          <w:lang w:val="pl-PL"/>
+        </w:rPr>
+        <w:t>.</w:t>
+      </w:r>
+    </w:p>
+    <w:p>
+      <w:pPr>
+        <w:pStyle w:val="Zadanie"/>
+      </w:pPr>
+      <w:r>
+        <w:t xml:space="preserve">Umieść zrzut ekranu </w:t>
+      </w:r>
+      <w:r>
+        <w:t>wysłanego kompletnego kodu</w:t>
+      </w:r>
+      <w:r>
+        <w:t xml:space="preserve"> w swoim repozytorium:</w:t>
       </w:r>
     </w:p>
     <w:p>
@@ -4910,10 +7705,10 @@
           <w:noProof/>
         </w:rPr>
         <w:drawing>
-          <wp:inline distT="0" distB="0" distL="0" distR="0" wp14:anchorId="2C20936B" wp14:editId="60740000">
+          <wp:inline distT="0" distB="0" distL="0" distR="0" wp14:anchorId="12E4D22C" wp14:editId="1A062EC4">
             <wp:extent cx="900000" cy="900000"/>
             <wp:effectExtent l="0" t="0" r="0" b="0"/>
-            <wp:docPr id="1931539492" name="Obraz 1931539492" descr="Obraz zawierający biały, design&#10;&#10;Zawartość wygenerowana przez AI może być niepoprawna."/>
+            <wp:docPr id="1458110232" name="Obraz 1458110232" descr="Obraz zawierający biały, design&#10;&#10;Zawartość wygenerowana przez AI może być niepoprawna."/>
             <wp:cNvGraphicFramePr>
               <a:graphicFrameLocks xmlns:a="http://schemas.openxmlformats.org/drawingml/2006/main"/>
             </wp:cNvGraphicFramePr>
@@ -4921,13 +7716,13 @@
               <a:graphicData uri="http://schemas.openxmlformats.org/drawingml/2006/picture">
                 <pic:pic xmlns:pic="http://schemas.openxmlformats.org/drawingml/2006/picture">
                   <pic:nvPicPr>
-                    <pic:cNvPr id="1931539492" name="Obraz 1931539492" descr="Obraz zawierający biały, design&#10;&#10;Zawartość wygenerowana przez AI może być niepoprawna."/>
+                    <pic:cNvPr id="1458110232" name="Obraz 1458110232" descr="Obraz zawierający biały, design&#10;&#10;Zawartość wygenerowana przez AI może być niepoprawna."/>
                     <pic:cNvPicPr>
                       <a:picLocks noChangeAspect="1" noChangeArrowheads="1"/>
                     </pic:cNvPicPr>
                   </pic:nvPicPr>
                   <pic:blipFill>
-                    <a:blip r:embed="rId25">
+                    <a:blip r:embed="rId34">
                       <a:extLst>
                         <a:ext uri="{28A0092B-C50C-407E-A947-70E740481C1C}">
                           <a14:useLocalDpi xmlns:a14="http://schemas.microsoft.com/office/drawing/2010/main" val="0"/>
@@ -4961,2739 +7756,44 @@
     </w:p>
     <w:p>
       <w:pPr>
+        <w:pStyle w:val="Heading1"/>
+        <w:rPr>
+          <w:lang w:val="pl-PL"/>
+        </w:rPr>
+      </w:pPr>
+      <w:bookmarkStart w:id="21" w:name="_Toc242342480"/>
+      <w:r>
+        <w:rPr>
+          <w:lang w:val="pl-PL"/>
+        </w:rPr>
+        <w:t>Podsumowanie</w:t>
+      </w:r>
+      <w:bookmarkEnd w:id="21"/>
+    </w:p>
+    <w:p>
+      <w:pPr>
         <w:pStyle w:val="Zadanie"/>
       </w:pPr>
-    </w:p>
-    <w:tbl>
-      <w:tblPr>
-        <w:tblStyle w:val="TableGrid"/>
-        <w:tblW w:w="5000" w:type="pct"/>
-        <w:tblLook w:val="04A0" w:firstRow="1" w:lastRow="0" w:firstColumn="1" w:lastColumn="0" w:noHBand="0" w:noVBand="1"/>
-      </w:tblPr>
-      <w:tblGrid>
-        <w:gridCol w:w="8188"/>
-        <w:gridCol w:w="1134"/>
-        <w:gridCol w:w="1134"/>
-      </w:tblGrid>
-      <w:tr>
-        <w:trPr>
-          <w:trHeight w:hRule="exact" w:val="567"/>
-        </w:trPr>
-        <w:tc>
-          <w:tcPr>
-            <w:tcW w:w="0" w:type="auto"/>
-            <w:vAlign w:val="center"/>
-          </w:tcPr>
-          <w:p>
-            <w:pPr>
-              <w:pStyle w:val="PunktyTabela"/>
-            </w:pPr>
-            <w:r>
-              <w:t>Punkty:</w:t>
-            </w:r>
-          </w:p>
-        </w:tc>
-        <w:tc>
-          <w:tcPr>
-            <w:tcW w:w="1134" w:type="dxa"/>
-            <w:vAlign w:val="center"/>
-          </w:tcPr>
-          <w:p>
-            <w:pPr>
-              <w:pStyle w:val="PunktyTabela"/>
-              <w:jc w:val="center"/>
-            </w:pPr>
-            <w:r>
-              <w:t>0</w:t>
-            </w:r>
-          </w:p>
-        </w:tc>
-        <w:tc>
-          <w:tcPr>
-            <w:tcW w:w="1134" w:type="dxa"/>
-            <w:vAlign w:val="center"/>
-          </w:tcPr>
-          <w:p>
-            <w:pPr>
-              <w:pStyle w:val="PunktyTabela"/>
-              <w:jc w:val="center"/>
-            </w:pPr>
-            <w:r>
-              <w:t>1</w:t>
-            </w:r>
-          </w:p>
-        </w:tc>
-      </w:tr>
-    </w:tbl>
-    <w:p>
-      <w:pPr>
-        <w:pStyle w:val="Heading1"/>
-        <w:rPr>
-          <w:lang w:val="pl-PL"/>
-        </w:rPr>
-      </w:pPr>
-      <w:bookmarkStart w:id="9" w:name="_Toc242342469"/>
-      <w:r>
-        <w:rPr>
-          <w:lang w:val="pl-PL"/>
-        </w:rPr>
-        <w:t>Instalacja</w:t>
-      </w:r>
-      <w:r>
-        <w:rPr>
-          <w:lang w:val="pl-PL"/>
-        </w:rPr>
-        <w:t xml:space="preserve"> PureRef</w:t>
-      </w:r>
-      <w:bookmarkEnd w:id="9"/>
-    </w:p>
-    <w:p>
-      <w:pPr>
-        <w:rPr>
-          <w:lang w:val="pl-PL"/>
-        </w:rPr>
-      </w:pPr>
-      <w:r>
-        <w:rPr>
-          <w:lang w:val="pl-PL"/>
-        </w:rPr>
-        <w:t>Podczas przygotowania do realizacji tego laboratorium, wykorzystamy narzędzie PureRef do zbierania referencji, czyli inspiracji z innych, podobnych witryn. PureRef jest darmowym narzędziem działającym na Windows, macOS oraz Ubuntu, ale jego darmowe pobranie jest wyzwaniem!</w:t>
-      </w:r>
-    </w:p>
-    <w:p>
-      <w:pPr>
-        <w:rPr>
-          <w:lang w:val="pl-PL"/>
-        </w:rPr>
-      </w:pPr>
-      <w:r>
-        <w:rPr>
-          <w:lang w:val="pl-PL"/>
-        </w:rPr>
-        <w:t xml:space="preserve">Wejdź na stronę </w:t>
-      </w:r>
-      <w:hyperlink r:id="rId30" w:history="1">
-        <w:r>
-          <w:rPr>
-            <w:rStyle w:val="Hyperlink"/>
-            <w:lang w:val="pl-PL"/>
-          </w:rPr>
-          <w:t>https://www.pureref.com/download.php</w:t>
-        </w:r>
-      </w:hyperlink>
-      <w:r>
-        <w:rPr>
-          <w:lang w:val="pl-PL"/>
-        </w:rPr>
-        <w:t xml:space="preserve">, wybierz Windows -&gt; Portable 64bit. Następnie w okienku darowizny wskaż „Custom Amount” i zmień proponowane $20 na $0. Przycisk zakupu zmieni się na przycisk pobierania </w:t>
-      </w:r>
-      <w:r>
-        <w:rPr>
-          <mc:AlternateContent>
-            <mc:Choice Requires="w16se"/>
-            <mc:Fallback>
-              <w:rFonts w:ascii="Segoe UI Emoji" w:eastAsia="Segoe UI Emoji" w:hAnsi="Segoe UI Emoji" w:cs="Segoe UI Emoji"/>
-            </mc:Fallback>
-          </mc:AlternateContent>
-          <w:lang w:val="pl-PL"/>
-        </w:rPr>
-        <mc:AlternateContent>
-          <mc:Choice Requires="w16se">
-            <w16se:symEx w16se:font="Segoe UI Emoji" w16se:char="1F60A"/>
-          </mc:Choice>
-          <mc:Fallback>
-            <w:t>😊</w:t>
-          </mc:Fallback>
-        </mc:AlternateContent>
-      </w:r>
-    </w:p>
-    <w:p>
-      <w:pPr>
-        <w:rPr>
-          <w:lang w:val="pl-PL"/>
-        </w:rPr>
-      </w:pPr>
-      <w:r>
-        <w:rPr>
-          <w:lang w:val="pl-PL"/>
-        </w:rPr>
-        <w:t>Rozpakuj pobrane archiwum i uruchom aplikację PureRef.exe. Skrócona instrukcja użytkowania (naprawdę potrzebna!) znajduje się pod skrótem klawiszowym Ctrl+H lub PPM -&gt; Help. Na szczególną uwagę zasługuje opcja PPM -&gt; Mode -&gt; Always on top.</w:t>
-      </w:r>
-    </w:p>
-    <w:p>
-      <w:pPr>
-        <w:pStyle w:val="Heading1"/>
-        <w:rPr>
-          <w:lang w:val="pl-PL"/>
-        </w:rPr>
-      </w:pPr>
-      <w:bookmarkStart w:id="10" w:name="_Toc242342470"/>
-      <w:r>
-        <w:rPr>
-          <w:lang w:val="pl-PL"/>
-        </w:rPr>
-        <w:lastRenderedPageBreak/>
-        <w:t>Inspiracje</w:t>
-      </w:r>
-      <w:bookmarkEnd w:id="10"/>
-    </w:p>
-    <w:p>
-      <w:pPr>
-        <w:rPr>
-          <w:lang w:val="pl-PL"/>
-        </w:rPr>
-      </w:pPr>
-      <w:r>
-        <w:rPr>
-          <w:lang w:val="pl-PL"/>
-        </w:rPr>
-        <w:t xml:space="preserve">Rozpocznij realizację zadania. Rozpocznij od znalezienia </w:t>
-      </w:r>
-      <w:r>
-        <w:rPr>
-          <w:lang w:val="pl-PL"/>
-        </w:rPr>
-        <w:t>tematyki tworzonej przez siebie strony internetowej. Pamiętaj, że dla jednej zawartości HTML będziesz musieć przygotować dwa znacząco różne wyglądy!</w:t>
-      </w:r>
-    </w:p>
-    <w:p>
-      <w:pPr>
-        <w:pStyle w:val="Zadanie"/>
-      </w:pPr>
-      <w:r>
-        <w:t>Określ tematykę swojej strony:</w:t>
-      </w:r>
-    </w:p>
-    <w:p>
-      <w:pPr>
-        <w:pStyle w:val="Zadanie"/>
-      </w:pPr>
-    </w:p>
-    <w:p>
-      <w:pPr>
-        <w:pStyle w:val="Zadanie"/>
-      </w:pPr>
-      <w:r>
-        <w:t>…maksymalnie 1 zdanie…</w:t>
-      </w:r>
-    </w:p>
-    <w:p>
-      <w:pPr>
-        <w:rPr>
-          <w:lang w:val="pl-PL"/>
-        </w:rPr>
-      </w:pPr>
-    </w:p>
-    <w:p>
-      <w:pPr>
-        <w:rPr>
-          <w:lang w:val="pl-PL"/>
-        </w:rPr>
-      </w:pPr>
-      <w:r>
-        <w:rPr>
-          <w:lang w:val="pl-PL"/>
-        </w:rPr>
-        <w:t xml:space="preserve">Poszukaj </w:t>
-      </w:r>
-      <w:r>
-        <w:rPr>
-          <w:lang w:val="pl-PL"/>
-        </w:rPr>
-        <w:t xml:space="preserve">inspiracji w wyszukiwarce grafiki Google / Bing. </w:t>
-      </w:r>
-      <w:r>
-        <w:rPr>
-          <w:lang w:val="pl-PL"/>
-        </w:rPr>
-        <w:t>Przeciągaj obrazy, które Ci się podobają bezpośrednio do PureRef.</w:t>
-      </w:r>
-      <w:r>
-        <w:rPr>
-          <w:lang w:val="pl-PL"/>
-        </w:rPr>
-        <w:t xml:space="preserve"> Organizuj je w PureRef tak, żeby zbudować tablice inspiracji dla obu wersji Twojej strony.</w:t>
-      </w:r>
-    </w:p>
-    <w:p>
-      <w:pPr>
-        <w:rPr>
-          <w:lang w:val="pl-PL"/>
-        </w:rPr>
-      </w:pPr>
-      <w:r>
-        <w:rPr>
-          <w:lang w:val="pl-PL"/>
-        </w:rPr>
-        <w:t>Dyskutuj z innymi uczestnikami laboratorium. Zadawaj pytania prowadzącemu.</w:t>
-      </w:r>
-    </w:p>
-    <w:p>
-      <w:pPr>
-        <w:rPr>
-          <w:lang w:val="pl-PL"/>
-        </w:rPr>
-      </w:pPr>
-      <w:r>
-        <w:rPr>
-          <w:lang w:val="pl-PL"/>
-        </w:rPr>
-        <w:t>Na koniec, gdy wyklaruje się już wizja obu wersji strony, wyeksportuj zawartość PureRef do postaci obrazu poprzez PPM -&gt; Save -&gt; Export. Pamiętaj również, żeby zapisać plik projektu PureRef do późniejszej edycji poprzez PPM -&gt; Save.</w:t>
-      </w:r>
-    </w:p>
-    <w:p>
-      <w:pPr>
-        <w:pStyle w:val="Zadanie"/>
-      </w:pPr>
-      <w:r>
-        <w:t>Wstaw wyeksportowaną z PureRef tablicę inspiracji:</w:t>
-      </w:r>
-    </w:p>
-    <w:p>
-      <w:pPr>
-        <w:pStyle w:val="Zadanie"/>
-      </w:pPr>
-    </w:p>
-    <w:p>
-      <w:pPr>
-        <w:pStyle w:val="Zadanie"/>
-        <w:jc w:val="center"/>
-      </w:pPr>
-      <w:r>
-        <w:rPr>
-          <w:noProof/>
-        </w:rPr>
-        <w:drawing>
-          <wp:inline distT="0" distB="0" distL="0" distR="0" wp14:anchorId="1B2A160A" wp14:editId="75AC4DEA">
-            <wp:extent cx="900000" cy="900000"/>
-            <wp:effectExtent l="0" t="0" r="0" b="0"/>
-            <wp:docPr id="137964296" name="Obraz 137964296" descr="Obraz zawierający biały, design&#10;&#10;Zawartość wygenerowana przez AI może być niepoprawna."/>
-            <wp:cNvGraphicFramePr>
-              <a:graphicFrameLocks xmlns:a="http://schemas.openxmlformats.org/drawingml/2006/main"/>
-            </wp:cNvGraphicFramePr>
-            <a:graphic xmlns:a="http://schemas.openxmlformats.org/drawingml/2006/main">
-              <a:graphicData uri="http://schemas.openxmlformats.org/drawingml/2006/picture">
-                <pic:pic xmlns:pic="http://schemas.openxmlformats.org/drawingml/2006/picture">
-                  <pic:nvPicPr>
-                    <pic:cNvPr id="137964296" name="Obraz 137964296" descr="Obraz zawierający biały, design&#10;&#10;Zawartość wygenerowana przez AI może być niepoprawna."/>
-                    <pic:cNvPicPr>
-                      <a:picLocks noChangeAspect="1" noChangeArrowheads="1"/>
-                    </pic:cNvPicPr>
-                  </pic:nvPicPr>
-                  <pic:blipFill>
-                    <a:blip r:embed="rId25">
-                      <a:extLst>
-                        <a:ext uri="{28A0092B-C50C-407E-A947-70E740481C1C}">
-                          <a14:useLocalDpi xmlns:a14="http://schemas.microsoft.com/office/drawing/2010/main" val="0"/>
-                        </a:ext>
-                      </a:extLst>
-                    </a:blip>
-                    <a:srcRect/>
-                    <a:stretch>
-                      <a:fillRect/>
-                    </a:stretch>
-                  </pic:blipFill>
-                  <pic:spPr bwMode="auto">
-                    <a:xfrm>
-                      <a:off x="0" y="0"/>
-                      <a:ext cx="900000" cy="900000"/>
-                    </a:xfrm>
-                    <a:prstGeom prst="rect">
-                      <a:avLst/>
-                    </a:prstGeom>
-                    <a:noFill/>
-                    <a:ln>
-                      <a:noFill/>
-                    </a:ln>
-                  </pic:spPr>
-                </pic:pic>
-              </a:graphicData>
-            </a:graphic>
-          </wp:inline>
-        </w:drawing>
-      </w:r>
-    </w:p>
-    <w:p>
-      <w:pPr>
-        <w:pStyle w:val="Zadanie"/>
-      </w:pPr>
-    </w:p>
-    <w:p>
-      <w:pPr>
-        <w:pStyle w:val="Zadanie"/>
-      </w:pPr>
-      <w:r>
-        <w:t>Opisz w maksymalnie 4 zdaniach zamysł układu i charakteru pierwszego wyglądu:</w:t>
-      </w:r>
-    </w:p>
-    <w:p>
-      <w:pPr>
-        <w:pStyle w:val="Zadanie"/>
-      </w:pPr>
-    </w:p>
-    <w:p>
-      <w:pPr>
-        <w:pStyle w:val="Zadanie"/>
-      </w:pPr>
-      <w:r>
-        <w:t>…maksymalnie 4 zdania…</w:t>
-      </w:r>
-    </w:p>
-    <w:p>
-      <w:pPr>
-        <w:pStyle w:val="Zadanie"/>
-      </w:pPr>
-    </w:p>
-    <w:p>
-      <w:pPr>
-        <w:pStyle w:val="Zadanie"/>
-      </w:pPr>
-      <w:r>
-        <w:t>Opisz w maksymalnie 4 zdaniach zamysł układu i charakteru drugiego wyglądu:</w:t>
-      </w:r>
-    </w:p>
-    <w:p>
-      <w:pPr>
-        <w:pStyle w:val="Zadanie"/>
-      </w:pPr>
-    </w:p>
-    <w:p>
-      <w:pPr>
-        <w:pStyle w:val="Zadanie"/>
-      </w:pPr>
-      <w:r>
-        <w:t>…maksymalnie 4 zdania…</w:t>
-      </w:r>
-    </w:p>
-    <w:p>
-      <w:pPr>
-        <w:pStyle w:val="Zadanie"/>
-      </w:pPr>
-    </w:p>
-    <w:tbl>
-      <w:tblPr>
-        <w:tblStyle w:val="TableGrid"/>
-        <w:tblW w:w="5000" w:type="pct"/>
-        <w:tblLook w:val="04A0" w:firstRow="1" w:lastRow="0" w:firstColumn="1" w:lastColumn="0" w:noHBand="0" w:noVBand="1"/>
-      </w:tblPr>
-      <w:tblGrid>
-        <w:gridCol w:w="8188"/>
-        <w:gridCol w:w="1134"/>
-        <w:gridCol w:w="1134"/>
-      </w:tblGrid>
-      <w:tr>
-        <w:trPr>
-          <w:trHeight w:hRule="exact" w:val="567"/>
-        </w:trPr>
-        <w:tc>
-          <w:tcPr>
-            <w:tcW w:w="0" w:type="auto"/>
-            <w:vAlign w:val="center"/>
-          </w:tcPr>
-          <w:p>
-            <w:pPr>
-              <w:pStyle w:val="PunktyTabela"/>
-            </w:pPr>
-            <w:r>
-              <w:t>Punkty:</w:t>
-            </w:r>
-          </w:p>
-        </w:tc>
-        <w:tc>
-          <w:tcPr>
-            <w:tcW w:w="1134" w:type="dxa"/>
-            <w:vAlign w:val="center"/>
-          </w:tcPr>
-          <w:p>
-            <w:pPr>
-              <w:pStyle w:val="PunktyTabela"/>
-              <w:jc w:val="center"/>
-            </w:pPr>
-            <w:r>
-              <w:t>0</w:t>
-            </w:r>
-          </w:p>
-        </w:tc>
-        <w:tc>
-          <w:tcPr>
-            <w:tcW w:w="1134" w:type="dxa"/>
-            <w:vAlign w:val="center"/>
-          </w:tcPr>
-          <w:p>
-            <w:pPr>
-              <w:pStyle w:val="PunktyTabela"/>
-              <w:jc w:val="center"/>
-            </w:pPr>
-            <w:r>
-              <w:t>1</w:t>
-            </w:r>
-          </w:p>
-        </w:tc>
-      </w:tr>
-    </w:tbl>
-    <w:p>
-      <w:pPr>
-        <w:pStyle w:val="Heading1"/>
-        <w:rPr>
-          <w:lang w:val="pl-PL"/>
-        </w:rPr>
-      </w:pPr>
-      <w:bookmarkStart w:id="11" w:name="_Toc242342471"/>
-      <w:r>
-        <w:rPr>
-          <w:lang w:val="pl-PL"/>
-        </w:rPr>
-        <w:t>Realizacja zadania</w:t>
-      </w:r>
-      <w:bookmarkEnd w:id="11"/>
-    </w:p>
-    <w:p>
-      <w:pPr>
-        <w:rPr>
-          <w:lang w:val="pl-PL"/>
-        </w:rPr>
-      </w:pPr>
-      <w:r>
-        <w:rPr>
-          <w:lang w:val="pl-PL"/>
-        </w:rPr>
-        <w:t xml:space="preserve">To już koniec przygotowań. Najwyższa pora zacząć implementację. Wykorzystaj generator Cupcake Ipsum do wygenerowania tekstu na dwa pełne ekrany desktopowe. </w:t>
-      </w:r>
-      <w:r>
-        <w:rPr>
-          <w:lang w:val="pl-PL"/>
-        </w:rPr>
-        <w:t>Następnie poprzedzielaj ten tekst swoimi własnymi nagłówkami, zgodnie z wytycznymi na początku instrukcji. Nagłówki wymyśl samodzielnie – niech będą związane z tematem Twojej witryny. Jako tekst akapitów, wykorzystaj wyłącznie tekst wygenerowany z Cupcake Ipsum.</w:t>
-      </w:r>
-      <w:r>
-        <w:rPr>
-          <w:lang w:val="pl-PL"/>
-        </w:rPr>
-        <w:t xml:space="preserve"> Umieść też co najmniej jedną listę</w:t>
-      </w:r>
-      <w:r>
-        <w:rPr>
-          <w:lang w:val="pl-PL"/>
-        </w:rPr>
-        <w:t xml:space="preserve"> (np. menu i/lub zawartość)</w:t>
-      </w:r>
-      <w:r>
-        <w:rPr>
-          <w:lang w:val="pl-PL"/>
-        </w:rPr>
-        <w:t>.</w:t>
-      </w:r>
-    </w:p>
-    <w:p>
-      <w:pPr>
-        <w:rPr>
-          <w:lang w:val="pl-PL"/>
-        </w:rPr>
-      </w:pPr>
-      <w:r>
-        <w:rPr>
-          <w:lang w:val="pl-PL"/>
-        </w:rPr>
-        <w:lastRenderedPageBreak/>
-        <w:t>Teraz zweryfikuj poniżej, jakie wymagania trzeba spełnić na zrzutach ekranu w celu rozliczenia zadania, po czym zaimplementuj całość pliku HTML oraz obu styli CSS.</w:t>
-      </w:r>
-    </w:p>
-    <w:p>
-      <w:pPr>
-        <w:pStyle w:val="Info"/>
-      </w:pPr>
-      <w:r>
-        <w:t>W poprzednich edycjach tego laboratorium studenci często wypełniali dalszą część sprawozdania nie skończywszy pełnej implementacji. Przez to musieli potem wymieniać zrzuty ekranu.</w:t>
-      </w:r>
-    </w:p>
-    <w:p>
-      <w:pPr>
-        <w:pStyle w:val="Heading1"/>
-        <w:rPr>
-          <w:lang w:val="pl-PL"/>
-        </w:rPr>
-      </w:pPr>
-      <w:bookmarkStart w:id="12" w:name="_Toc242342472"/>
-      <w:r>
-        <w:rPr>
-          <w:lang w:val="pl-PL"/>
-        </w:rPr>
-        <w:t>Strona bez stylów CSS</w:t>
-      </w:r>
-      <w:bookmarkEnd w:id="12"/>
-    </w:p>
-    <w:p>
-      <w:pPr>
-        <w:pStyle w:val="Zadanie"/>
-      </w:pPr>
-      <w:r>
-        <w:t>Wstaw poniżej zrzut ekranu strony HTML bez podłączonych styli CSS</w:t>
-      </w:r>
-      <w:r>
-        <w:t xml:space="preserve"> (</w:t>
-      </w:r>
-      <w:r>
-        <w:t xml:space="preserve">na moment </w:t>
-      </w:r>
-      <w:r>
-        <w:t xml:space="preserve">zakomentowana linijka ze skryptem </w:t>
-      </w:r>
-      <w:r>
-        <w:t>zen-style.js.php</w:t>
-      </w:r>
-      <w:r>
-        <w:t>)</w:t>
-      </w:r>
-      <w:r>
-        <w:t>:</w:t>
-      </w:r>
-    </w:p>
-    <w:p>
-      <w:pPr>
-        <w:pStyle w:val="Zadanie"/>
-      </w:pPr>
-    </w:p>
-    <w:p>
-      <w:pPr>
-        <w:pStyle w:val="Zadanie"/>
-        <w:jc w:val="center"/>
-      </w:pPr>
-      <w:r>
-        <w:rPr>
-          <w:noProof/>
-        </w:rPr>
-        <w:drawing>
-          <wp:inline distT="0" distB="0" distL="0" distR="0" wp14:anchorId="365CEE23" wp14:editId="221D628C">
-            <wp:extent cx="900000" cy="900000"/>
-            <wp:effectExtent l="0" t="0" r="0" b="0"/>
-            <wp:docPr id="773477696" name="Obraz 773477696"/>
-            <wp:cNvGraphicFramePr>
-              <a:graphicFrameLocks xmlns:a="http://schemas.openxmlformats.org/drawingml/2006/main"/>
-            </wp:cNvGraphicFramePr>
-            <a:graphic xmlns:a="http://schemas.openxmlformats.org/drawingml/2006/main">
-              <a:graphicData uri="http://schemas.openxmlformats.org/drawingml/2006/picture">
-                <pic:pic xmlns:pic="http://schemas.openxmlformats.org/drawingml/2006/picture">
-                  <pic:nvPicPr>
-                    <pic:cNvPr id="0" name="Picture 1"/>
-                    <pic:cNvPicPr>
-                      <a:picLocks noChangeAspect="1" noChangeArrowheads="1"/>
-                    </pic:cNvPicPr>
-                  </pic:nvPicPr>
-                  <pic:blipFill>
-                    <a:blip r:embed="rId25">
-                      <a:extLst>
-                        <a:ext uri="{28A0092B-C50C-407E-A947-70E740481C1C}">
-                          <a14:useLocalDpi xmlns:a14="http://schemas.microsoft.com/office/drawing/2010/main" val="0"/>
-                        </a:ext>
-                      </a:extLst>
-                    </a:blip>
-                    <a:srcRect/>
-                    <a:stretch>
-                      <a:fillRect/>
-                    </a:stretch>
-                  </pic:blipFill>
-                  <pic:spPr bwMode="auto">
-                    <a:xfrm>
-                      <a:off x="0" y="0"/>
-                      <a:ext cx="900000" cy="900000"/>
-                    </a:xfrm>
-                    <a:prstGeom prst="rect">
-                      <a:avLst/>
-                    </a:prstGeom>
-                    <a:noFill/>
-                    <a:ln>
-                      <a:noFill/>
-                    </a:ln>
-                  </pic:spPr>
-                </pic:pic>
-              </a:graphicData>
-            </a:graphic>
-          </wp:inline>
-        </w:drawing>
-      </w:r>
-    </w:p>
-    <w:p>
-      <w:pPr>
-        <w:pStyle w:val="Zadanie"/>
-      </w:pPr>
-    </w:p>
-    <w:p>
-      <w:pPr>
-        <w:pStyle w:val="Zadanie"/>
-      </w:pPr>
-    </w:p>
-    <w:tbl>
-      <w:tblPr>
-        <w:tblStyle w:val="TableGrid"/>
-        <w:tblW w:w="5000" w:type="pct"/>
-        <w:tblLook w:val="04A0" w:firstRow="1" w:lastRow="0" w:firstColumn="1" w:lastColumn="0" w:noHBand="0" w:noVBand="1"/>
-      </w:tblPr>
-      <w:tblGrid>
-        <w:gridCol w:w="8188"/>
-        <w:gridCol w:w="1134"/>
-        <w:gridCol w:w="1134"/>
-      </w:tblGrid>
-      <w:tr>
-        <w:trPr>
-          <w:trHeight w:hRule="exact" w:val="567"/>
-        </w:trPr>
-        <w:tc>
-          <w:tcPr>
-            <w:tcW w:w="0" w:type="auto"/>
-            <w:vAlign w:val="center"/>
-          </w:tcPr>
-          <w:p>
-            <w:pPr>
-              <w:pStyle w:val="PunktyTabela"/>
-            </w:pPr>
-            <w:r>
-              <w:t>Punkty:</w:t>
-            </w:r>
-          </w:p>
-        </w:tc>
-        <w:tc>
-          <w:tcPr>
-            <w:tcW w:w="1134" w:type="dxa"/>
-            <w:vAlign w:val="center"/>
-          </w:tcPr>
-          <w:p>
-            <w:pPr>
-              <w:pStyle w:val="PunktyTabela"/>
-              <w:jc w:val="center"/>
-            </w:pPr>
-            <w:r>
-              <w:t>0</w:t>
-            </w:r>
-          </w:p>
-        </w:tc>
-        <w:tc>
-          <w:tcPr>
-            <w:tcW w:w="1134" w:type="dxa"/>
-            <w:vAlign w:val="center"/>
-          </w:tcPr>
-          <w:p>
-            <w:pPr>
-              <w:pStyle w:val="PunktyTabela"/>
-              <w:jc w:val="center"/>
-            </w:pPr>
-            <w:r>
-              <w:t>1</w:t>
-            </w:r>
-          </w:p>
-        </w:tc>
-      </w:tr>
-    </w:tbl>
-    <w:p>
-      <w:pPr>
-        <w:pStyle w:val="Heading1"/>
-        <w:rPr>
-          <w:lang w:val="pl-PL"/>
-        </w:rPr>
-      </w:pPr>
-      <w:bookmarkStart w:id="13" w:name="_Toc242342473"/>
-      <w:r>
-        <w:rPr>
-          <w:lang w:val="pl-PL"/>
-        </w:rPr>
-        <w:t xml:space="preserve">Kompletne </w:t>
-      </w:r>
-      <w:r>
-        <w:rPr>
-          <w:lang w:val="pl-PL"/>
-        </w:rPr>
-        <w:t xml:space="preserve">responsywne </w:t>
-      </w:r>
-      <w:r>
-        <w:rPr>
-          <w:lang w:val="pl-PL"/>
-        </w:rPr>
-        <w:t>strony</w:t>
-      </w:r>
-      <w:bookmarkEnd w:id="13"/>
-    </w:p>
-    <w:p>
-      <w:pPr>
-        <w:pStyle w:val="Zadanie"/>
-      </w:pPr>
-      <w:r>
-        <w:t xml:space="preserve">Wstaw zrzuty ekranu kompletnej </w:t>
-      </w:r>
-      <w:r>
-        <w:t xml:space="preserve">strony </w:t>
-      </w:r>
-      <w:r>
-        <w:t>w stylu 1</w:t>
-      </w:r>
-      <w:r>
-        <w:t xml:space="preserve"> w szerokości desktopowej 1440px oraz szerokości mobilnej 375px:</w:t>
-      </w:r>
-    </w:p>
-    <w:p>
-      <w:pPr>
-        <w:pStyle w:val="Zadanie"/>
-      </w:pPr>
-    </w:p>
-    <w:p>
-      <w:pPr>
-        <w:pStyle w:val="Zadanie"/>
-      </w:pPr>
-      <w:r>
-        <w:rPr>
-          <w:noProof/>
-        </w:rPr>
-        <w:drawing>
-          <wp:inline distT="0" distB="0" distL="0" distR="0" wp14:anchorId="5EC5A264" wp14:editId="0AE29C2E">
-            <wp:extent cx="4248150" cy="2432050"/>
-            <wp:effectExtent l="0" t="0" r="0" b="6350"/>
-            <wp:docPr id="607062385" name="Obraz 607062385"/>
-            <wp:cNvGraphicFramePr>
-              <a:graphicFrameLocks xmlns:a="http://schemas.openxmlformats.org/drawingml/2006/main" noChangeAspect="1"/>
-            </wp:cNvGraphicFramePr>
-            <a:graphic xmlns:a="http://schemas.openxmlformats.org/drawingml/2006/main">
-              <a:graphicData uri="http://schemas.openxmlformats.org/drawingml/2006/picture">
-                <pic:pic xmlns:pic="http://schemas.openxmlformats.org/drawingml/2006/picture">
-                  <pic:nvPicPr>
-                    <pic:cNvPr id="0" name="Picture 1"/>
-                    <pic:cNvPicPr>
-                      <a:picLocks noChangeAspect="1" noChangeArrowheads="1"/>
-                    </pic:cNvPicPr>
-                  </pic:nvPicPr>
-                  <pic:blipFill>
-                    <a:blip r:embed="rId25">
-                      <a:extLst>
-                        <a:ext uri="{28A0092B-C50C-407E-A947-70E740481C1C}">
-                          <a14:useLocalDpi xmlns:a14="http://schemas.microsoft.com/office/drawing/2010/main" val="0"/>
-                        </a:ext>
-                      </a:extLst>
-                    </a:blip>
-                    <a:srcRect/>
-                    <a:stretch>
-                      <a:fillRect/>
-                    </a:stretch>
-                  </pic:blipFill>
-                  <pic:spPr bwMode="auto">
-                    <a:xfrm>
-                      <a:off x="0" y="0"/>
-                      <a:ext cx="4248150" cy="2432050"/>
-                    </a:xfrm>
-                    <a:prstGeom prst="rect">
-                      <a:avLst/>
-                    </a:prstGeom>
-                    <a:noFill/>
-                    <a:ln>
-                      <a:noFill/>
-                    </a:ln>
-                  </pic:spPr>
-                </pic:pic>
-              </a:graphicData>
-            </a:graphic>
-          </wp:inline>
-        </w:drawing>
-      </w:r>
-      <w:r>
-        <w:t xml:space="preserve"> </w:t>
-      </w:r>
-      <w:r>
-        <w:rPr>
-          <w:noProof/>
-        </w:rPr>
-        <w:drawing>
-          <wp:inline distT="0" distB="0" distL="0" distR="0" wp14:anchorId="7A95577C" wp14:editId="0F8BAC8B">
-            <wp:extent cx="2241550" cy="2432050"/>
-            <wp:effectExtent l="0" t="0" r="6350" b="6350"/>
-            <wp:docPr id="679494773" name="Obraz 679494773"/>
-            <wp:cNvGraphicFramePr>
-              <a:graphicFrameLocks xmlns:a="http://schemas.openxmlformats.org/drawingml/2006/main" noChangeAspect="1"/>
-            </wp:cNvGraphicFramePr>
-            <a:graphic xmlns:a="http://schemas.openxmlformats.org/drawingml/2006/main">
-              <a:graphicData uri="http://schemas.openxmlformats.org/drawingml/2006/picture">
-                <pic:pic xmlns:pic="http://schemas.openxmlformats.org/drawingml/2006/picture">
-                  <pic:nvPicPr>
-                    <pic:cNvPr id="0" name="Picture 1"/>
-                    <pic:cNvPicPr>
-                      <a:picLocks noChangeAspect="1" noChangeArrowheads="1"/>
-                    </pic:cNvPicPr>
-                  </pic:nvPicPr>
-                  <pic:blipFill>
-                    <a:blip r:embed="rId25">
-                      <a:extLst>
-                        <a:ext uri="{28A0092B-C50C-407E-A947-70E740481C1C}">
-                          <a14:useLocalDpi xmlns:a14="http://schemas.microsoft.com/office/drawing/2010/main" val="0"/>
-                        </a:ext>
-                      </a:extLst>
-                    </a:blip>
-                    <a:srcRect/>
-                    <a:stretch>
-                      <a:fillRect/>
-                    </a:stretch>
-                  </pic:blipFill>
-                  <pic:spPr bwMode="auto">
-                    <a:xfrm>
-                      <a:off x="0" y="0"/>
-                      <a:ext cx="2241550" cy="2432050"/>
-                    </a:xfrm>
-                    <a:prstGeom prst="rect">
-                      <a:avLst/>
-                    </a:prstGeom>
-                    <a:noFill/>
-                    <a:ln>
-                      <a:noFill/>
-                    </a:ln>
-                  </pic:spPr>
-                </pic:pic>
-              </a:graphicData>
-            </a:graphic>
-          </wp:inline>
-        </w:drawing>
-      </w:r>
-    </w:p>
-    <w:p>
-      <w:pPr>
-        <w:pStyle w:val="Zadanie"/>
-      </w:pPr>
-    </w:p>
-    <w:p>
-      <w:pPr>
-        <w:pStyle w:val="Zadanie"/>
-      </w:pPr>
-      <w:r>
-        <w:t>Wstaw zrzuty ekranu kompletnej strony w stylu 2 w szerokości desktopowej 1440px oraz szerokości mobilnej 375px:</w:t>
-      </w:r>
-    </w:p>
-    <w:p>
-      <w:pPr>
-        <w:pStyle w:val="Zadanie"/>
-      </w:pPr>
-    </w:p>
-    <w:p>
-      <w:pPr>
-        <w:pStyle w:val="Zadanie"/>
-      </w:pPr>
-      <w:r>
-        <w:rPr>
-          <w:noProof/>
-        </w:rPr>
-        <w:lastRenderedPageBreak/>
-        <w:drawing>
-          <wp:inline distT="0" distB="0" distL="0" distR="0" wp14:anchorId="1D6AC057" wp14:editId="236195E2">
-            <wp:extent cx="4248150" cy="2432050"/>
-            <wp:effectExtent l="0" t="0" r="0" b="6350"/>
-            <wp:docPr id="560989330" name="Obraz 560989330"/>
-            <wp:cNvGraphicFramePr>
-              <a:graphicFrameLocks xmlns:a="http://schemas.openxmlformats.org/drawingml/2006/main" noChangeAspect="1"/>
-            </wp:cNvGraphicFramePr>
-            <a:graphic xmlns:a="http://schemas.openxmlformats.org/drawingml/2006/main">
-              <a:graphicData uri="http://schemas.openxmlformats.org/drawingml/2006/picture">
-                <pic:pic xmlns:pic="http://schemas.openxmlformats.org/drawingml/2006/picture">
-                  <pic:nvPicPr>
-                    <pic:cNvPr id="0" name="Picture 1"/>
-                    <pic:cNvPicPr>
-                      <a:picLocks noChangeAspect="1" noChangeArrowheads="1"/>
-                    </pic:cNvPicPr>
-                  </pic:nvPicPr>
-                  <pic:blipFill>
-                    <a:blip r:embed="rId25">
-                      <a:extLst>
-                        <a:ext uri="{28A0092B-C50C-407E-A947-70E740481C1C}">
-                          <a14:useLocalDpi xmlns:a14="http://schemas.microsoft.com/office/drawing/2010/main" val="0"/>
-                        </a:ext>
-                      </a:extLst>
-                    </a:blip>
-                    <a:srcRect/>
-                    <a:stretch>
-                      <a:fillRect/>
-                    </a:stretch>
-                  </pic:blipFill>
-                  <pic:spPr bwMode="auto">
-                    <a:xfrm>
-                      <a:off x="0" y="0"/>
-                      <a:ext cx="4248150" cy="2432050"/>
-                    </a:xfrm>
-                    <a:prstGeom prst="rect">
-                      <a:avLst/>
-                    </a:prstGeom>
-                    <a:noFill/>
-                    <a:ln>
-                      <a:noFill/>
-                    </a:ln>
-                  </pic:spPr>
-                </pic:pic>
-              </a:graphicData>
-            </a:graphic>
-          </wp:inline>
-        </w:drawing>
-      </w:r>
-      <w:r>
-        <w:t xml:space="preserve"> </w:t>
-      </w:r>
-      <w:r>
-        <w:rPr>
-          <w:noProof/>
-        </w:rPr>
-        <w:drawing>
-          <wp:inline distT="0" distB="0" distL="0" distR="0" wp14:anchorId="71BFD57E" wp14:editId="676E2D2B">
-            <wp:extent cx="2241550" cy="2432050"/>
-            <wp:effectExtent l="0" t="0" r="6350" b="6350"/>
-            <wp:docPr id="1212354287" name="Obraz 1212354287"/>
-            <wp:cNvGraphicFramePr>
-              <a:graphicFrameLocks xmlns:a="http://schemas.openxmlformats.org/drawingml/2006/main" noChangeAspect="1"/>
-            </wp:cNvGraphicFramePr>
-            <a:graphic xmlns:a="http://schemas.openxmlformats.org/drawingml/2006/main">
-              <a:graphicData uri="http://schemas.openxmlformats.org/drawingml/2006/picture">
-                <pic:pic xmlns:pic="http://schemas.openxmlformats.org/drawingml/2006/picture">
-                  <pic:nvPicPr>
-                    <pic:cNvPr id="0" name="Picture 1"/>
-                    <pic:cNvPicPr>
-                      <a:picLocks noChangeAspect="1" noChangeArrowheads="1"/>
-                    </pic:cNvPicPr>
-                  </pic:nvPicPr>
-                  <pic:blipFill>
-                    <a:blip r:embed="rId25">
-                      <a:extLst>
-                        <a:ext uri="{28A0092B-C50C-407E-A947-70E740481C1C}">
-                          <a14:useLocalDpi xmlns:a14="http://schemas.microsoft.com/office/drawing/2010/main" val="0"/>
-                        </a:ext>
-                      </a:extLst>
-                    </a:blip>
-                    <a:srcRect/>
-                    <a:stretch>
-                      <a:fillRect/>
-                    </a:stretch>
-                  </pic:blipFill>
-                  <pic:spPr bwMode="auto">
-                    <a:xfrm>
-                      <a:off x="0" y="0"/>
-                      <a:ext cx="2241550" cy="2432050"/>
-                    </a:xfrm>
-                    <a:prstGeom prst="rect">
-                      <a:avLst/>
-                    </a:prstGeom>
-                    <a:noFill/>
-                    <a:ln>
-                      <a:noFill/>
-                    </a:ln>
-                  </pic:spPr>
-                </pic:pic>
-              </a:graphicData>
-            </a:graphic>
-          </wp:inline>
-        </w:drawing>
-      </w:r>
-    </w:p>
-    <w:p>
-      <w:pPr>
-        <w:pStyle w:val="Zadanie"/>
-      </w:pPr>
-    </w:p>
-    <w:tbl>
-      <w:tblPr>
-        <w:tblStyle w:val="TableGrid"/>
-        <w:tblW w:w="5000" w:type="pct"/>
-        <w:tblLook w:val="04A0" w:firstRow="1" w:lastRow="0" w:firstColumn="1" w:lastColumn="0" w:noHBand="0" w:noVBand="1"/>
-      </w:tblPr>
-      <w:tblGrid>
-        <w:gridCol w:w="8188"/>
-        <w:gridCol w:w="1134"/>
-        <w:gridCol w:w="1134"/>
-      </w:tblGrid>
-      <w:tr>
-        <w:trPr>
-          <w:trHeight w:hRule="exact" w:val="567"/>
-        </w:trPr>
-        <w:tc>
-          <w:tcPr>
-            <w:tcW w:w="0" w:type="auto"/>
-            <w:vAlign w:val="center"/>
-          </w:tcPr>
-          <w:p>
-            <w:pPr>
-              <w:pStyle w:val="PunktyTabela"/>
-            </w:pPr>
-            <w:r>
-              <w:t>Punkty:</w:t>
-            </w:r>
-          </w:p>
-        </w:tc>
-        <w:tc>
-          <w:tcPr>
-            <w:tcW w:w="1134" w:type="dxa"/>
-            <w:vAlign w:val="center"/>
-          </w:tcPr>
-          <w:p>
-            <w:pPr>
-              <w:pStyle w:val="PunktyTabela"/>
-              <w:jc w:val="center"/>
-            </w:pPr>
-            <w:r>
-              <w:t>0</w:t>
-            </w:r>
-          </w:p>
-        </w:tc>
-        <w:tc>
-          <w:tcPr>
-            <w:tcW w:w="1134" w:type="dxa"/>
-            <w:vAlign w:val="center"/>
-          </w:tcPr>
-          <w:p>
-            <w:pPr>
-              <w:pStyle w:val="PunktyTabela"/>
-              <w:jc w:val="center"/>
-            </w:pPr>
-            <w:r>
-              <w:t>1</w:t>
-            </w:r>
-          </w:p>
-        </w:tc>
-      </w:tr>
-    </w:tbl>
-    <w:p>
-      <w:pPr>
-        <w:pStyle w:val="Heading1"/>
-        <w:rPr>
-          <w:lang w:val="pl-PL"/>
-        </w:rPr>
-      </w:pPr>
-      <w:bookmarkStart w:id="14" w:name="_Toc242342474"/>
-      <w:r>
-        <w:rPr>
-          <w:lang w:val="pl-PL"/>
-        </w:rPr>
-        <w:t>Nagłówki i akapity</w:t>
-      </w:r>
-      <w:bookmarkEnd w:id="14"/>
-    </w:p>
-    <w:p>
-      <w:pPr>
-        <w:pStyle w:val="Zadanie"/>
-      </w:pPr>
-      <w:r>
-        <w:t xml:space="preserve">W tej </w:t>
-      </w:r>
-      <w:r>
-        <w:t>sekcji należy umieszczać szczegółowe zrzuty ekranu wybranych fragmentów stron sfotografowanych w całości w poprzedniej części. Jest to redundantne, ale znacznie ułatwia sprawdzanie. UWAGA – zrzuty ekranu strony, a nie kodu strony.</w:t>
-      </w:r>
-    </w:p>
-    <w:p>
-      <w:pPr>
-        <w:pStyle w:val="Zadanie"/>
-      </w:pPr>
-    </w:p>
-    <w:p>
-      <w:pPr>
-        <w:pStyle w:val="Zadanie"/>
-      </w:pPr>
-      <w:r>
-        <w:t xml:space="preserve">Wstaw </w:t>
-      </w:r>
-      <w:r>
-        <w:t>zrzuty ekranu przedstawiające wygląd różnie ostylowanych nagłówków H1 w stylu 1 i stylu 2:</w:t>
-      </w:r>
-    </w:p>
-    <w:p>
-      <w:pPr>
-        <w:pStyle w:val="Zadanie"/>
-      </w:pPr>
-      <w:r>
-        <w:rPr>
-          <w:noProof/>
-        </w:rPr>
-        <w:drawing>
-          <wp:inline distT="0" distB="0" distL="0" distR="0" wp14:anchorId="24A36639" wp14:editId="23F725CF">
-            <wp:extent cx="3232150" cy="1155700"/>
-            <wp:effectExtent l="0" t="0" r="6350" b="6350"/>
-            <wp:docPr id="752346071" name="Obraz 752346071"/>
-            <wp:cNvGraphicFramePr>
-              <a:graphicFrameLocks xmlns:a="http://schemas.openxmlformats.org/drawingml/2006/main" noChangeAspect="1"/>
-            </wp:cNvGraphicFramePr>
-            <a:graphic xmlns:a="http://schemas.openxmlformats.org/drawingml/2006/main">
-              <a:graphicData uri="http://schemas.openxmlformats.org/drawingml/2006/picture">
-                <pic:pic xmlns:pic="http://schemas.openxmlformats.org/drawingml/2006/picture">
-                  <pic:nvPicPr>
-                    <pic:cNvPr id="0" name="Picture 1"/>
-                    <pic:cNvPicPr>
-                      <a:picLocks noChangeAspect="1" noChangeArrowheads="1"/>
-                    </pic:cNvPicPr>
-                  </pic:nvPicPr>
-                  <pic:blipFill>
-                    <a:blip r:embed="rId25">
-                      <a:extLst>
-                        <a:ext uri="{28A0092B-C50C-407E-A947-70E740481C1C}">
-                          <a14:useLocalDpi xmlns:a14="http://schemas.microsoft.com/office/drawing/2010/main" val="0"/>
-                        </a:ext>
-                      </a:extLst>
-                    </a:blip>
-                    <a:srcRect/>
-                    <a:stretch>
-                      <a:fillRect/>
-                    </a:stretch>
-                  </pic:blipFill>
-                  <pic:spPr bwMode="auto">
-                    <a:xfrm>
-                      <a:off x="0" y="0"/>
-                      <a:ext cx="3232150" cy="1155700"/>
-                    </a:xfrm>
-                    <a:prstGeom prst="rect">
-                      <a:avLst/>
-                    </a:prstGeom>
-                    <a:noFill/>
-                    <a:ln>
-                      <a:noFill/>
-                    </a:ln>
-                  </pic:spPr>
-                </pic:pic>
-              </a:graphicData>
-            </a:graphic>
-          </wp:inline>
-        </w:drawing>
-      </w:r>
-      <w:r>
-        <w:t xml:space="preserve"> </w:t>
-      </w:r>
-      <w:r>
-        <w:rPr>
-          <w:noProof/>
-        </w:rPr>
-        <w:drawing>
-          <wp:inline distT="0" distB="0" distL="0" distR="0" wp14:anchorId="453CAB1D" wp14:editId="6D5C28EA">
-            <wp:extent cx="3251200" cy="1155700"/>
-            <wp:effectExtent l="0" t="0" r="6350" b="6350"/>
-            <wp:docPr id="1743198462" name="Obraz 1743198462"/>
-            <wp:cNvGraphicFramePr>
-              <a:graphicFrameLocks xmlns:a="http://schemas.openxmlformats.org/drawingml/2006/main" noChangeAspect="1"/>
-            </wp:cNvGraphicFramePr>
-            <a:graphic xmlns:a="http://schemas.openxmlformats.org/drawingml/2006/main">
-              <a:graphicData uri="http://schemas.openxmlformats.org/drawingml/2006/picture">
-                <pic:pic xmlns:pic="http://schemas.openxmlformats.org/drawingml/2006/picture">
-                  <pic:nvPicPr>
-                    <pic:cNvPr id="0" name="Picture 1"/>
-                    <pic:cNvPicPr>
-                      <a:picLocks noChangeAspect="1" noChangeArrowheads="1"/>
-                    </pic:cNvPicPr>
-                  </pic:nvPicPr>
-                  <pic:blipFill>
-                    <a:blip r:embed="rId25">
-                      <a:extLst>
-                        <a:ext uri="{28A0092B-C50C-407E-A947-70E740481C1C}">
-                          <a14:useLocalDpi xmlns:a14="http://schemas.microsoft.com/office/drawing/2010/main" val="0"/>
-                        </a:ext>
-                      </a:extLst>
-                    </a:blip>
-                    <a:srcRect/>
-                    <a:stretch>
-                      <a:fillRect/>
-                    </a:stretch>
-                  </pic:blipFill>
-                  <pic:spPr bwMode="auto">
-                    <a:xfrm>
-                      <a:off x="0" y="0"/>
-                      <a:ext cx="3251200" cy="1155700"/>
-                    </a:xfrm>
-                    <a:prstGeom prst="rect">
-                      <a:avLst/>
-                    </a:prstGeom>
-                    <a:noFill/>
-                    <a:ln>
-                      <a:noFill/>
-                    </a:ln>
-                  </pic:spPr>
-                </pic:pic>
-              </a:graphicData>
-            </a:graphic>
-          </wp:inline>
-        </w:drawing>
-      </w:r>
-    </w:p>
-    <w:p>
-      <w:pPr>
-        <w:pStyle w:val="Zadanie"/>
-      </w:pPr>
-    </w:p>
-    <w:p>
-      <w:pPr>
-        <w:pStyle w:val="Zadanie"/>
-      </w:pPr>
-      <w:r>
-        <w:t>Wstaw zrzuty ekranu przedstawiające wygląd różnie ostylowanych nagłówków H2 w stylu 1 i stylu 2:</w:t>
-      </w:r>
-    </w:p>
-    <w:p>
-      <w:pPr>
-        <w:pStyle w:val="Zadanie"/>
-      </w:pPr>
-      <w:r>
-        <w:rPr>
-          <w:noProof/>
-        </w:rPr>
-        <w:drawing>
-          <wp:inline distT="0" distB="0" distL="0" distR="0" wp14:anchorId="756B2482" wp14:editId="2A6486AA">
-            <wp:extent cx="3232150" cy="1155700"/>
-            <wp:effectExtent l="0" t="0" r="6350" b="6350"/>
-            <wp:docPr id="665578998" name="Obraz 665578998"/>
-            <wp:cNvGraphicFramePr>
-              <a:graphicFrameLocks xmlns:a="http://schemas.openxmlformats.org/drawingml/2006/main" noChangeAspect="1"/>
-            </wp:cNvGraphicFramePr>
-            <a:graphic xmlns:a="http://schemas.openxmlformats.org/drawingml/2006/main">
-              <a:graphicData uri="http://schemas.openxmlformats.org/drawingml/2006/picture">
-                <pic:pic xmlns:pic="http://schemas.openxmlformats.org/drawingml/2006/picture">
-                  <pic:nvPicPr>
-                    <pic:cNvPr id="0" name="Picture 1"/>
-                    <pic:cNvPicPr>
-                      <a:picLocks noChangeAspect="1" noChangeArrowheads="1"/>
-                    </pic:cNvPicPr>
-                  </pic:nvPicPr>
-                  <pic:blipFill>
-                    <a:blip r:embed="rId25">
-                      <a:extLst>
-                        <a:ext uri="{28A0092B-C50C-407E-A947-70E740481C1C}">
-                          <a14:useLocalDpi xmlns:a14="http://schemas.microsoft.com/office/drawing/2010/main" val="0"/>
-                        </a:ext>
-                      </a:extLst>
-                    </a:blip>
-                    <a:srcRect/>
-                    <a:stretch>
-                      <a:fillRect/>
-                    </a:stretch>
-                  </pic:blipFill>
-                  <pic:spPr bwMode="auto">
-                    <a:xfrm>
-                      <a:off x="0" y="0"/>
-                      <a:ext cx="3232150" cy="1155700"/>
-                    </a:xfrm>
-                    <a:prstGeom prst="rect">
-                      <a:avLst/>
-                    </a:prstGeom>
-                    <a:noFill/>
-                    <a:ln>
-                      <a:noFill/>
-                    </a:ln>
-                  </pic:spPr>
-                </pic:pic>
-              </a:graphicData>
-            </a:graphic>
-          </wp:inline>
-        </w:drawing>
-      </w:r>
-      <w:r>
-        <w:t xml:space="preserve"> </w:t>
-      </w:r>
-      <w:r>
-        <w:rPr>
-          <w:noProof/>
-        </w:rPr>
-        <w:drawing>
-          <wp:inline distT="0" distB="0" distL="0" distR="0" wp14:anchorId="6D8EEFE9" wp14:editId="1F96BAC7">
-            <wp:extent cx="3251200" cy="1155700"/>
-            <wp:effectExtent l="0" t="0" r="6350" b="6350"/>
-            <wp:docPr id="1475612970" name="Obraz 1475612970"/>
-            <wp:cNvGraphicFramePr>
-              <a:graphicFrameLocks xmlns:a="http://schemas.openxmlformats.org/drawingml/2006/main" noChangeAspect="1"/>
-            </wp:cNvGraphicFramePr>
-            <a:graphic xmlns:a="http://schemas.openxmlformats.org/drawingml/2006/main">
-              <a:graphicData uri="http://schemas.openxmlformats.org/drawingml/2006/picture">
-                <pic:pic xmlns:pic="http://schemas.openxmlformats.org/drawingml/2006/picture">
-                  <pic:nvPicPr>
-                    <pic:cNvPr id="0" name="Picture 1"/>
-                    <pic:cNvPicPr>
-                      <a:picLocks noChangeAspect="1" noChangeArrowheads="1"/>
-                    </pic:cNvPicPr>
-                  </pic:nvPicPr>
-                  <pic:blipFill>
-                    <a:blip r:embed="rId25">
-                      <a:extLst>
-                        <a:ext uri="{28A0092B-C50C-407E-A947-70E740481C1C}">
-                          <a14:useLocalDpi xmlns:a14="http://schemas.microsoft.com/office/drawing/2010/main" val="0"/>
-                        </a:ext>
-                      </a:extLst>
-                    </a:blip>
-                    <a:srcRect/>
-                    <a:stretch>
-                      <a:fillRect/>
-                    </a:stretch>
-                  </pic:blipFill>
-                  <pic:spPr bwMode="auto">
-                    <a:xfrm>
-                      <a:off x="0" y="0"/>
-                      <a:ext cx="3251200" cy="1155700"/>
-                    </a:xfrm>
-                    <a:prstGeom prst="rect">
-                      <a:avLst/>
-                    </a:prstGeom>
-                    <a:noFill/>
-                    <a:ln>
-                      <a:noFill/>
-                    </a:ln>
-                  </pic:spPr>
-                </pic:pic>
-              </a:graphicData>
-            </a:graphic>
-          </wp:inline>
-        </w:drawing>
-      </w:r>
-    </w:p>
-    <w:p>
-      <w:pPr>
-        <w:pStyle w:val="Zadanie"/>
-      </w:pPr>
-    </w:p>
-    <w:p>
-      <w:pPr>
-        <w:pStyle w:val="Zadanie"/>
-      </w:pPr>
-      <w:r>
-        <w:t>Wstaw zrzuty ekranu przedstawiające wygląd różnie ostylowanych nagłówków H3 w stylu 1 i stylu 2:</w:t>
-      </w:r>
-    </w:p>
-    <w:p>
-      <w:pPr>
-        <w:pStyle w:val="Zadanie"/>
-      </w:pPr>
-      <w:r>
-        <w:rPr>
-          <w:noProof/>
-        </w:rPr>
-        <w:lastRenderedPageBreak/>
-        <w:drawing>
-          <wp:inline distT="0" distB="0" distL="0" distR="0" wp14:anchorId="2A9B4253" wp14:editId="214C3469">
-            <wp:extent cx="3232150" cy="1155700"/>
-            <wp:effectExtent l="0" t="0" r="6350" b="6350"/>
-            <wp:docPr id="1916053649" name="Obraz 1916053649"/>
-            <wp:cNvGraphicFramePr>
-              <a:graphicFrameLocks xmlns:a="http://schemas.openxmlformats.org/drawingml/2006/main" noChangeAspect="1"/>
-            </wp:cNvGraphicFramePr>
-            <a:graphic xmlns:a="http://schemas.openxmlformats.org/drawingml/2006/main">
-              <a:graphicData uri="http://schemas.openxmlformats.org/drawingml/2006/picture">
-                <pic:pic xmlns:pic="http://schemas.openxmlformats.org/drawingml/2006/picture">
-                  <pic:nvPicPr>
-                    <pic:cNvPr id="0" name="Picture 1"/>
-                    <pic:cNvPicPr>
-                      <a:picLocks noChangeAspect="1" noChangeArrowheads="1"/>
-                    </pic:cNvPicPr>
-                  </pic:nvPicPr>
-                  <pic:blipFill>
-                    <a:blip r:embed="rId25">
-                      <a:extLst>
-                        <a:ext uri="{28A0092B-C50C-407E-A947-70E740481C1C}">
-                          <a14:useLocalDpi xmlns:a14="http://schemas.microsoft.com/office/drawing/2010/main" val="0"/>
-                        </a:ext>
-                      </a:extLst>
-                    </a:blip>
-                    <a:srcRect/>
-                    <a:stretch>
-                      <a:fillRect/>
-                    </a:stretch>
-                  </pic:blipFill>
-                  <pic:spPr bwMode="auto">
-                    <a:xfrm>
-                      <a:off x="0" y="0"/>
-                      <a:ext cx="3232150" cy="1155700"/>
-                    </a:xfrm>
-                    <a:prstGeom prst="rect">
-                      <a:avLst/>
-                    </a:prstGeom>
-                    <a:noFill/>
-                    <a:ln>
-                      <a:noFill/>
-                    </a:ln>
-                  </pic:spPr>
-                </pic:pic>
-              </a:graphicData>
-            </a:graphic>
-          </wp:inline>
-        </w:drawing>
-      </w:r>
-      <w:r>
-        <w:t xml:space="preserve"> </w:t>
-      </w:r>
-      <w:r>
-        <w:rPr>
-          <w:noProof/>
-        </w:rPr>
-        <w:drawing>
-          <wp:inline distT="0" distB="0" distL="0" distR="0" wp14:anchorId="038353D9" wp14:editId="60346C0B">
-            <wp:extent cx="3251200" cy="1155700"/>
-            <wp:effectExtent l="0" t="0" r="6350" b="6350"/>
-            <wp:docPr id="904166457" name="Obraz 904166457"/>
-            <wp:cNvGraphicFramePr>
-              <a:graphicFrameLocks xmlns:a="http://schemas.openxmlformats.org/drawingml/2006/main" noChangeAspect="1"/>
-            </wp:cNvGraphicFramePr>
-            <a:graphic xmlns:a="http://schemas.openxmlformats.org/drawingml/2006/main">
-              <a:graphicData uri="http://schemas.openxmlformats.org/drawingml/2006/picture">
-                <pic:pic xmlns:pic="http://schemas.openxmlformats.org/drawingml/2006/picture">
-                  <pic:nvPicPr>
-                    <pic:cNvPr id="0" name="Picture 1"/>
-                    <pic:cNvPicPr>
-                      <a:picLocks noChangeAspect="1" noChangeArrowheads="1"/>
-                    </pic:cNvPicPr>
-                  </pic:nvPicPr>
-                  <pic:blipFill>
-                    <a:blip r:embed="rId25">
-                      <a:extLst>
-                        <a:ext uri="{28A0092B-C50C-407E-A947-70E740481C1C}">
-                          <a14:useLocalDpi xmlns:a14="http://schemas.microsoft.com/office/drawing/2010/main" val="0"/>
-                        </a:ext>
-                      </a:extLst>
-                    </a:blip>
-                    <a:srcRect/>
-                    <a:stretch>
-                      <a:fillRect/>
-                    </a:stretch>
-                  </pic:blipFill>
-                  <pic:spPr bwMode="auto">
-                    <a:xfrm>
-                      <a:off x="0" y="0"/>
-                      <a:ext cx="3251200" cy="1155700"/>
-                    </a:xfrm>
-                    <a:prstGeom prst="rect">
-                      <a:avLst/>
-                    </a:prstGeom>
-                    <a:noFill/>
-                    <a:ln>
-                      <a:noFill/>
-                    </a:ln>
-                  </pic:spPr>
-                </pic:pic>
-              </a:graphicData>
-            </a:graphic>
-          </wp:inline>
-        </w:drawing>
-      </w:r>
-    </w:p>
-    <w:p>
-      <w:pPr>
-        <w:pStyle w:val="Zadanie"/>
-      </w:pPr>
-    </w:p>
-    <w:p>
-      <w:pPr>
-        <w:pStyle w:val="Zadanie"/>
-      </w:pPr>
-      <w:r>
-        <w:t>Wstaw zrzuty ekranu przedstawiające wygląd różnie ostylowanych akapitów w stylu 1 i stylu 2:</w:t>
-      </w:r>
-    </w:p>
-    <w:p>
-      <w:pPr>
-        <w:pStyle w:val="Zadanie"/>
-      </w:pPr>
-      <w:r>
-        <w:rPr>
-          <w:noProof/>
-        </w:rPr>
-        <w:drawing>
-          <wp:inline distT="0" distB="0" distL="0" distR="0" wp14:anchorId="2EBFF500" wp14:editId="1526D539">
-            <wp:extent cx="3232150" cy="1155700"/>
-            <wp:effectExtent l="0" t="0" r="6350" b="6350"/>
-            <wp:docPr id="2034444209" name="Obraz 2034444209"/>
-            <wp:cNvGraphicFramePr>
-              <a:graphicFrameLocks xmlns:a="http://schemas.openxmlformats.org/drawingml/2006/main" noChangeAspect="1"/>
-            </wp:cNvGraphicFramePr>
-            <a:graphic xmlns:a="http://schemas.openxmlformats.org/drawingml/2006/main">
-              <a:graphicData uri="http://schemas.openxmlformats.org/drawingml/2006/picture">
-                <pic:pic xmlns:pic="http://schemas.openxmlformats.org/drawingml/2006/picture">
-                  <pic:nvPicPr>
-                    <pic:cNvPr id="0" name="Picture 1"/>
-                    <pic:cNvPicPr>
-                      <a:picLocks noChangeAspect="1" noChangeArrowheads="1"/>
-                    </pic:cNvPicPr>
-                  </pic:nvPicPr>
-                  <pic:blipFill>
-                    <a:blip r:embed="rId25">
-                      <a:extLst>
-                        <a:ext uri="{28A0092B-C50C-407E-A947-70E740481C1C}">
-                          <a14:useLocalDpi xmlns:a14="http://schemas.microsoft.com/office/drawing/2010/main" val="0"/>
-                        </a:ext>
-                      </a:extLst>
-                    </a:blip>
-                    <a:srcRect/>
-                    <a:stretch>
-                      <a:fillRect/>
-                    </a:stretch>
-                  </pic:blipFill>
-                  <pic:spPr bwMode="auto">
-                    <a:xfrm>
-                      <a:off x="0" y="0"/>
-                      <a:ext cx="3232150" cy="1155700"/>
-                    </a:xfrm>
-                    <a:prstGeom prst="rect">
-                      <a:avLst/>
-                    </a:prstGeom>
-                    <a:noFill/>
-                    <a:ln>
-                      <a:noFill/>
-                    </a:ln>
-                  </pic:spPr>
-                </pic:pic>
-              </a:graphicData>
-            </a:graphic>
-          </wp:inline>
-        </w:drawing>
-      </w:r>
-      <w:r>
-        <w:t xml:space="preserve"> </w:t>
-      </w:r>
-      <w:r>
-        <w:rPr>
-          <w:noProof/>
-        </w:rPr>
-        <w:drawing>
-          <wp:inline distT="0" distB="0" distL="0" distR="0" wp14:anchorId="0DCEA57B" wp14:editId="4BAF14E2">
-            <wp:extent cx="3251200" cy="1155700"/>
-            <wp:effectExtent l="0" t="0" r="6350" b="6350"/>
-            <wp:docPr id="2089852950" name="Obraz 2089852950"/>
-            <wp:cNvGraphicFramePr>
-              <a:graphicFrameLocks xmlns:a="http://schemas.openxmlformats.org/drawingml/2006/main" noChangeAspect="1"/>
-            </wp:cNvGraphicFramePr>
-            <a:graphic xmlns:a="http://schemas.openxmlformats.org/drawingml/2006/main">
-              <a:graphicData uri="http://schemas.openxmlformats.org/drawingml/2006/picture">
-                <pic:pic xmlns:pic="http://schemas.openxmlformats.org/drawingml/2006/picture">
-                  <pic:nvPicPr>
-                    <pic:cNvPr id="0" name="Picture 1"/>
-                    <pic:cNvPicPr>
-                      <a:picLocks noChangeAspect="1" noChangeArrowheads="1"/>
-                    </pic:cNvPicPr>
-                  </pic:nvPicPr>
-                  <pic:blipFill>
-                    <a:blip r:embed="rId25">
-                      <a:extLst>
-                        <a:ext uri="{28A0092B-C50C-407E-A947-70E740481C1C}">
-                          <a14:useLocalDpi xmlns:a14="http://schemas.microsoft.com/office/drawing/2010/main" val="0"/>
-                        </a:ext>
-                      </a:extLst>
-                    </a:blip>
-                    <a:srcRect/>
-                    <a:stretch>
-                      <a:fillRect/>
-                    </a:stretch>
-                  </pic:blipFill>
-                  <pic:spPr bwMode="auto">
-                    <a:xfrm>
-                      <a:off x="0" y="0"/>
-                      <a:ext cx="3251200" cy="1155700"/>
-                    </a:xfrm>
-                    <a:prstGeom prst="rect">
-                      <a:avLst/>
-                    </a:prstGeom>
-                    <a:noFill/>
-                    <a:ln>
-                      <a:noFill/>
-                    </a:ln>
-                  </pic:spPr>
-                </pic:pic>
-              </a:graphicData>
-            </a:graphic>
-          </wp:inline>
-        </w:drawing>
-      </w:r>
-    </w:p>
-    <w:tbl>
-      <w:tblPr>
-        <w:tblStyle w:val="TableGrid"/>
-        <w:tblW w:w="5000" w:type="pct"/>
-        <w:tblLook w:val="04A0" w:firstRow="1" w:lastRow="0" w:firstColumn="1" w:lastColumn="0" w:noHBand="0" w:noVBand="1"/>
-      </w:tblPr>
-      <w:tblGrid>
-        <w:gridCol w:w="8188"/>
-        <w:gridCol w:w="1134"/>
-        <w:gridCol w:w="1134"/>
-      </w:tblGrid>
-      <w:tr>
-        <w:trPr>
-          <w:trHeight w:hRule="exact" w:val="567"/>
-        </w:trPr>
-        <w:tc>
-          <w:tcPr>
-            <w:tcW w:w="0" w:type="auto"/>
-            <w:vAlign w:val="center"/>
-          </w:tcPr>
-          <w:p>
-            <w:pPr>
-              <w:pStyle w:val="PunktyTabela"/>
-            </w:pPr>
-            <w:r>
-              <w:t>Punkty:</w:t>
-            </w:r>
-          </w:p>
-        </w:tc>
-        <w:tc>
-          <w:tcPr>
-            <w:tcW w:w="1134" w:type="dxa"/>
-            <w:vAlign w:val="center"/>
-          </w:tcPr>
-          <w:p>
-            <w:pPr>
-              <w:pStyle w:val="PunktyTabela"/>
-              <w:jc w:val="center"/>
-            </w:pPr>
-            <w:r>
-              <w:t>0</w:t>
-            </w:r>
-          </w:p>
-        </w:tc>
-        <w:tc>
-          <w:tcPr>
-            <w:tcW w:w="1134" w:type="dxa"/>
-            <w:vAlign w:val="center"/>
-          </w:tcPr>
-          <w:p>
-            <w:pPr>
-              <w:pStyle w:val="PunktyTabela"/>
-              <w:jc w:val="center"/>
-            </w:pPr>
-            <w:r>
-              <w:t>1</w:t>
-            </w:r>
-          </w:p>
-        </w:tc>
-      </w:tr>
-    </w:tbl>
-    <w:p>
-      <w:pPr>
-        <w:pStyle w:val="Heading1"/>
-        <w:rPr>
-          <w:lang w:val="pl-PL"/>
-        </w:rPr>
-      </w:pPr>
-      <w:bookmarkStart w:id="15" w:name="_Toc242342475"/>
-      <w:r>
-        <w:rPr>
-          <w:lang w:val="pl-PL"/>
-        </w:rPr>
-        <w:t>Listy</w:t>
-      </w:r>
-      <w:bookmarkEnd w:id="15"/>
-    </w:p>
-    <w:p>
-      <w:pPr>
-        <w:pStyle w:val="Zadanie"/>
-      </w:pPr>
-      <w:r>
-        <w:t xml:space="preserve">Wstaw zrzuty ekranu przedstawiające wygląd różnie ostylowanych </w:t>
-      </w:r>
-      <w:r>
-        <w:t>list</w:t>
-      </w:r>
-      <w:r>
-        <w:t xml:space="preserve"> w stylu 1 i stylu 2:</w:t>
-      </w:r>
-    </w:p>
-    <w:p>
-      <w:pPr>
-        <w:pStyle w:val="Zadanie"/>
-      </w:pPr>
-      <w:r>
-        <w:rPr>
-          <w:noProof/>
-        </w:rPr>
-        <w:drawing>
-          <wp:inline distT="0" distB="0" distL="0" distR="0" wp14:anchorId="7796376D" wp14:editId="58D94BDA">
-            <wp:extent cx="3232150" cy="1155700"/>
-            <wp:effectExtent l="0" t="0" r="6350" b="6350"/>
-            <wp:docPr id="1043884034" name="Obraz 1043884034"/>
-            <wp:cNvGraphicFramePr>
-              <a:graphicFrameLocks xmlns:a="http://schemas.openxmlformats.org/drawingml/2006/main" noChangeAspect="1"/>
-            </wp:cNvGraphicFramePr>
-            <a:graphic xmlns:a="http://schemas.openxmlformats.org/drawingml/2006/main">
-              <a:graphicData uri="http://schemas.openxmlformats.org/drawingml/2006/picture">
-                <pic:pic xmlns:pic="http://schemas.openxmlformats.org/drawingml/2006/picture">
-                  <pic:nvPicPr>
-                    <pic:cNvPr id="0" name="Picture 1"/>
-                    <pic:cNvPicPr>
-                      <a:picLocks noChangeAspect="1" noChangeArrowheads="1"/>
-                    </pic:cNvPicPr>
-                  </pic:nvPicPr>
-                  <pic:blipFill>
-                    <a:blip r:embed="rId25">
-                      <a:extLst>
-                        <a:ext uri="{28A0092B-C50C-407E-A947-70E740481C1C}">
-                          <a14:useLocalDpi xmlns:a14="http://schemas.microsoft.com/office/drawing/2010/main" val="0"/>
-                        </a:ext>
-                      </a:extLst>
-                    </a:blip>
-                    <a:srcRect/>
-                    <a:stretch>
-                      <a:fillRect/>
-                    </a:stretch>
-                  </pic:blipFill>
-                  <pic:spPr bwMode="auto">
-                    <a:xfrm>
-                      <a:off x="0" y="0"/>
-                      <a:ext cx="3232150" cy="1155700"/>
-                    </a:xfrm>
-                    <a:prstGeom prst="rect">
-                      <a:avLst/>
-                    </a:prstGeom>
-                    <a:noFill/>
-                    <a:ln>
-                      <a:noFill/>
-                    </a:ln>
-                  </pic:spPr>
-                </pic:pic>
-              </a:graphicData>
-            </a:graphic>
-          </wp:inline>
-        </w:drawing>
-      </w:r>
-      <w:r>
-        <w:t xml:space="preserve"> </w:t>
-      </w:r>
-      <w:r>
-        <w:rPr>
-          <w:noProof/>
-        </w:rPr>
-        <w:drawing>
-          <wp:inline distT="0" distB="0" distL="0" distR="0" wp14:anchorId="233FE2C2" wp14:editId="64EAE9EA">
-            <wp:extent cx="3251200" cy="1155700"/>
-            <wp:effectExtent l="0" t="0" r="6350" b="6350"/>
-            <wp:docPr id="991150534" name="Obraz 991150534"/>
-            <wp:cNvGraphicFramePr>
-              <a:graphicFrameLocks xmlns:a="http://schemas.openxmlformats.org/drawingml/2006/main" noChangeAspect="1"/>
-            </wp:cNvGraphicFramePr>
-            <a:graphic xmlns:a="http://schemas.openxmlformats.org/drawingml/2006/main">
-              <a:graphicData uri="http://schemas.openxmlformats.org/drawingml/2006/picture">
-                <pic:pic xmlns:pic="http://schemas.openxmlformats.org/drawingml/2006/picture">
-                  <pic:nvPicPr>
-                    <pic:cNvPr id="0" name="Picture 1"/>
-                    <pic:cNvPicPr>
-                      <a:picLocks noChangeAspect="1" noChangeArrowheads="1"/>
-                    </pic:cNvPicPr>
-                  </pic:nvPicPr>
-                  <pic:blipFill>
-                    <a:blip r:embed="rId25">
-                      <a:extLst>
-                        <a:ext uri="{28A0092B-C50C-407E-A947-70E740481C1C}">
-                          <a14:useLocalDpi xmlns:a14="http://schemas.microsoft.com/office/drawing/2010/main" val="0"/>
-                        </a:ext>
-                      </a:extLst>
-                    </a:blip>
-                    <a:srcRect/>
-                    <a:stretch>
-                      <a:fillRect/>
-                    </a:stretch>
-                  </pic:blipFill>
-                  <pic:spPr bwMode="auto">
-                    <a:xfrm>
-                      <a:off x="0" y="0"/>
-                      <a:ext cx="3251200" cy="1155700"/>
-                    </a:xfrm>
-                    <a:prstGeom prst="rect">
-                      <a:avLst/>
-                    </a:prstGeom>
-                    <a:noFill/>
-                    <a:ln>
-                      <a:noFill/>
-                    </a:ln>
-                  </pic:spPr>
-                </pic:pic>
-              </a:graphicData>
-            </a:graphic>
-          </wp:inline>
-        </w:drawing>
-      </w:r>
-    </w:p>
-    <w:p>
-      <w:pPr>
-        <w:pStyle w:val="Zadanie"/>
-      </w:pPr>
-    </w:p>
-    <w:tbl>
-      <w:tblPr>
-        <w:tblStyle w:val="TableGrid"/>
-        <w:tblW w:w="5000" w:type="pct"/>
-        <w:tblLook w:val="04A0" w:firstRow="1" w:lastRow="0" w:firstColumn="1" w:lastColumn="0" w:noHBand="0" w:noVBand="1"/>
-      </w:tblPr>
-      <w:tblGrid>
-        <w:gridCol w:w="8188"/>
-        <w:gridCol w:w="1134"/>
-        <w:gridCol w:w="1134"/>
-      </w:tblGrid>
-      <w:tr>
-        <w:trPr>
-          <w:trHeight w:hRule="exact" w:val="567"/>
-        </w:trPr>
-        <w:tc>
-          <w:tcPr>
-            <w:tcW w:w="0" w:type="auto"/>
-            <w:vAlign w:val="center"/>
-          </w:tcPr>
-          <w:p>
-            <w:pPr>
-              <w:pStyle w:val="PunktyTabela"/>
-            </w:pPr>
-            <w:r>
-              <w:t>Punkty:</w:t>
-            </w:r>
-          </w:p>
-        </w:tc>
-        <w:tc>
-          <w:tcPr>
-            <w:tcW w:w="1134" w:type="dxa"/>
-            <w:vAlign w:val="center"/>
-          </w:tcPr>
-          <w:p>
-            <w:pPr>
-              <w:pStyle w:val="PunktyTabela"/>
-              <w:jc w:val="center"/>
-            </w:pPr>
-            <w:r>
-              <w:t>0</w:t>
-            </w:r>
-          </w:p>
-        </w:tc>
-        <w:tc>
-          <w:tcPr>
-            <w:tcW w:w="1134" w:type="dxa"/>
-            <w:vAlign w:val="center"/>
-          </w:tcPr>
-          <w:p>
-            <w:pPr>
-              <w:pStyle w:val="PunktyTabela"/>
-              <w:jc w:val="center"/>
-            </w:pPr>
-            <w:r>
-              <w:t>1</w:t>
-            </w:r>
-          </w:p>
-        </w:tc>
-      </w:tr>
-    </w:tbl>
-    <w:p>
-      <w:pPr>
-        <w:pStyle w:val="Heading1"/>
-        <w:rPr>
-          <w:lang w:val="pl-PL"/>
-        </w:rPr>
-      </w:pPr>
-      <w:bookmarkStart w:id="16" w:name="_Toc242342476"/>
-      <w:r>
-        <w:rPr>
-          <w:lang w:val="pl-PL"/>
-        </w:rPr>
-        <w:t>Header i footer</w:t>
-      </w:r>
-      <w:bookmarkEnd w:id="16"/>
-    </w:p>
-    <w:p>
-      <w:pPr>
-        <w:pStyle w:val="Zadanie"/>
-      </w:pPr>
-      <w:r>
-        <w:t>Wstaw zrzuty ekranu przedstawiające wygląd różnie ostylowanych nagłówków (header) w stylu 1 i stylu 2:</w:t>
-      </w:r>
-    </w:p>
-    <w:p>
-      <w:pPr>
-        <w:pStyle w:val="Zadanie"/>
-      </w:pPr>
-      <w:r>
-        <w:rPr>
-          <w:noProof/>
-        </w:rPr>
-        <w:drawing>
-          <wp:inline distT="0" distB="0" distL="0" distR="0" wp14:anchorId="2120B274" wp14:editId="7E6ADC16">
-            <wp:extent cx="3232150" cy="1155700"/>
-            <wp:effectExtent l="0" t="0" r="6350" b="6350"/>
-            <wp:docPr id="1387714790" name="Obraz 1387714790"/>
-            <wp:cNvGraphicFramePr>
-              <a:graphicFrameLocks xmlns:a="http://schemas.openxmlformats.org/drawingml/2006/main" noChangeAspect="1"/>
-            </wp:cNvGraphicFramePr>
-            <a:graphic xmlns:a="http://schemas.openxmlformats.org/drawingml/2006/main">
-              <a:graphicData uri="http://schemas.openxmlformats.org/drawingml/2006/picture">
-                <pic:pic xmlns:pic="http://schemas.openxmlformats.org/drawingml/2006/picture">
-                  <pic:nvPicPr>
-                    <pic:cNvPr id="0" name="Picture 1"/>
-                    <pic:cNvPicPr>
-                      <a:picLocks noChangeAspect="1" noChangeArrowheads="1"/>
-                    </pic:cNvPicPr>
-                  </pic:nvPicPr>
-                  <pic:blipFill>
-                    <a:blip r:embed="rId25">
-                      <a:extLst>
-                        <a:ext uri="{28A0092B-C50C-407E-A947-70E740481C1C}">
-                          <a14:useLocalDpi xmlns:a14="http://schemas.microsoft.com/office/drawing/2010/main" val="0"/>
-                        </a:ext>
-                      </a:extLst>
-                    </a:blip>
-                    <a:srcRect/>
-                    <a:stretch>
-                      <a:fillRect/>
-                    </a:stretch>
-                  </pic:blipFill>
-                  <pic:spPr bwMode="auto">
-                    <a:xfrm>
-                      <a:off x="0" y="0"/>
-                      <a:ext cx="3232150" cy="1155700"/>
-                    </a:xfrm>
-                    <a:prstGeom prst="rect">
-                      <a:avLst/>
-                    </a:prstGeom>
-                    <a:noFill/>
-                    <a:ln>
-                      <a:noFill/>
-                    </a:ln>
-                  </pic:spPr>
-                </pic:pic>
-              </a:graphicData>
-            </a:graphic>
-          </wp:inline>
-        </w:drawing>
-      </w:r>
-      <w:r>
-        <w:t xml:space="preserve"> </w:t>
-      </w:r>
-      <w:r>
-        <w:rPr>
-          <w:noProof/>
-        </w:rPr>
-        <w:drawing>
-          <wp:inline distT="0" distB="0" distL="0" distR="0" wp14:anchorId="648A30ED" wp14:editId="2483D488">
-            <wp:extent cx="3251200" cy="1155700"/>
-            <wp:effectExtent l="0" t="0" r="6350" b="6350"/>
-            <wp:docPr id="759445942" name="Obraz 759445942"/>
-            <wp:cNvGraphicFramePr>
-              <a:graphicFrameLocks xmlns:a="http://schemas.openxmlformats.org/drawingml/2006/main" noChangeAspect="1"/>
-            </wp:cNvGraphicFramePr>
-            <a:graphic xmlns:a="http://schemas.openxmlformats.org/drawingml/2006/main">
-              <a:graphicData uri="http://schemas.openxmlformats.org/drawingml/2006/picture">
-                <pic:pic xmlns:pic="http://schemas.openxmlformats.org/drawingml/2006/picture">
-                  <pic:nvPicPr>
-                    <pic:cNvPr id="0" name="Picture 1"/>
-                    <pic:cNvPicPr>
-                      <a:picLocks noChangeAspect="1" noChangeArrowheads="1"/>
-                    </pic:cNvPicPr>
-                  </pic:nvPicPr>
-                  <pic:blipFill>
-                    <a:blip r:embed="rId25">
-                      <a:extLst>
-                        <a:ext uri="{28A0092B-C50C-407E-A947-70E740481C1C}">
-                          <a14:useLocalDpi xmlns:a14="http://schemas.microsoft.com/office/drawing/2010/main" val="0"/>
-                        </a:ext>
-                      </a:extLst>
-                    </a:blip>
-                    <a:srcRect/>
-                    <a:stretch>
-                      <a:fillRect/>
-                    </a:stretch>
-                  </pic:blipFill>
-                  <pic:spPr bwMode="auto">
-                    <a:xfrm>
-                      <a:off x="0" y="0"/>
-                      <a:ext cx="3251200" cy="1155700"/>
-                    </a:xfrm>
-                    <a:prstGeom prst="rect">
-                      <a:avLst/>
-                    </a:prstGeom>
-                    <a:noFill/>
-                    <a:ln>
-                      <a:noFill/>
-                    </a:ln>
-                  </pic:spPr>
-                </pic:pic>
-              </a:graphicData>
-            </a:graphic>
-          </wp:inline>
-        </w:drawing>
-      </w:r>
-    </w:p>
-    <w:p>
-      <w:pPr>
-        <w:pStyle w:val="Zadanie"/>
-      </w:pPr>
-    </w:p>
-    <w:p>
-      <w:pPr>
-        <w:pStyle w:val="Zadanie"/>
-      </w:pPr>
-      <w:r>
-        <w:t>Wstaw zrzuty ekranu przedstawiające wygląd różnie ostylowanych stopek (footer) w stylu 1 i stylu 2:</w:t>
-      </w:r>
-    </w:p>
-    <w:p>
-      <w:pPr>
-        <w:pStyle w:val="Zadanie"/>
-      </w:pPr>
-      <w:r>
-        <w:rPr>
-          <w:noProof/>
-        </w:rPr>
-        <w:lastRenderedPageBreak/>
-        <w:drawing>
-          <wp:inline distT="0" distB="0" distL="0" distR="0" wp14:anchorId="2F4393A6" wp14:editId="4E840412">
-            <wp:extent cx="3232150" cy="1155700"/>
-            <wp:effectExtent l="0" t="0" r="6350" b="6350"/>
-            <wp:docPr id="1106861803" name="Obraz 1106861803"/>
-            <wp:cNvGraphicFramePr>
-              <a:graphicFrameLocks xmlns:a="http://schemas.openxmlformats.org/drawingml/2006/main" noChangeAspect="1"/>
-            </wp:cNvGraphicFramePr>
-            <a:graphic xmlns:a="http://schemas.openxmlformats.org/drawingml/2006/main">
-              <a:graphicData uri="http://schemas.openxmlformats.org/drawingml/2006/picture">
-                <pic:pic xmlns:pic="http://schemas.openxmlformats.org/drawingml/2006/picture">
-                  <pic:nvPicPr>
-                    <pic:cNvPr id="0" name="Picture 1"/>
-                    <pic:cNvPicPr>
-                      <a:picLocks noChangeAspect="1" noChangeArrowheads="1"/>
-                    </pic:cNvPicPr>
-                  </pic:nvPicPr>
-                  <pic:blipFill>
-                    <a:blip r:embed="rId25">
-                      <a:extLst>
-                        <a:ext uri="{28A0092B-C50C-407E-A947-70E740481C1C}">
-                          <a14:useLocalDpi xmlns:a14="http://schemas.microsoft.com/office/drawing/2010/main" val="0"/>
-                        </a:ext>
-                      </a:extLst>
-                    </a:blip>
-                    <a:srcRect/>
-                    <a:stretch>
-                      <a:fillRect/>
-                    </a:stretch>
-                  </pic:blipFill>
-                  <pic:spPr bwMode="auto">
-                    <a:xfrm>
-                      <a:off x="0" y="0"/>
-                      <a:ext cx="3232150" cy="1155700"/>
-                    </a:xfrm>
-                    <a:prstGeom prst="rect">
-                      <a:avLst/>
-                    </a:prstGeom>
-                    <a:noFill/>
-                    <a:ln>
-                      <a:noFill/>
-                    </a:ln>
-                  </pic:spPr>
-                </pic:pic>
-              </a:graphicData>
-            </a:graphic>
-          </wp:inline>
-        </w:drawing>
-      </w:r>
-      <w:r>
-        <w:t xml:space="preserve"> </w:t>
-      </w:r>
-      <w:r>
-        <w:rPr>
-          <w:noProof/>
-        </w:rPr>
-        <w:drawing>
-          <wp:inline distT="0" distB="0" distL="0" distR="0" wp14:anchorId="399D0C4B" wp14:editId="58ED6659">
-            <wp:extent cx="3251200" cy="1155700"/>
-            <wp:effectExtent l="0" t="0" r="6350" b="6350"/>
-            <wp:docPr id="1722918761" name="Obraz 1722918761"/>
-            <wp:cNvGraphicFramePr>
-              <a:graphicFrameLocks xmlns:a="http://schemas.openxmlformats.org/drawingml/2006/main" noChangeAspect="1"/>
-            </wp:cNvGraphicFramePr>
-            <a:graphic xmlns:a="http://schemas.openxmlformats.org/drawingml/2006/main">
-              <a:graphicData uri="http://schemas.openxmlformats.org/drawingml/2006/picture">
-                <pic:pic xmlns:pic="http://schemas.openxmlformats.org/drawingml/2006/picture">
-                  <pic:nvPicPr>
-                    <pic:cNvPr id="0" name="Picture 1"/>
-                    <pic:cNvPicPr>
-                      <a:picLocks noChangeAspect="1" noChangeArrowheads="1"/>
-                    </pic:cNvPicPr>
-                  </pic:nvPicPr>
-                  <pic:blipFill>
-                    <a:blip r:embed="rId25">
-                      <a:extLst>
-                        <a:ext uri="{28A0092B-C50C-407E-A947-70E740481C1C}">
-                          <a14:useLocalDpi xmlns:a14="http://schemas.microsoft.com/office/drawing/2010/main" val="0"/>
-                        </a:ext>
-                      </a:extLst>
-                    </a:blip>
-                    <a:srcRect/>
-                    <a:stretch>
-                      <a:fillRect/>
-                    </a:stretch>
-                  </pic:blipFill>
-                  <pic:spPr bwMode="auto">
-                    <a:xfrm>
-                      <a:off x="0" y="0"/>
-                      <a:ext cx="3251200" cy="1155700"/>
-                    </a:xfrm>
-                    <a:prstGeom prst="rect">
-                      <a:avLst/>
-                    </a:prstGeom>
-                    <a:noFill/>
-                    <a:ln>
-                      <a:noFill/>
-                    </a:ln>
-                  </pic:spPr>
-                </pic:pic>
-              </a:graphicData>
-            </a:graphic>
-          </wp:inline>
-        </w:drawing>
-      </w:r>
-    </w:p>
-    <w:tbl>
-      <w:tblPr>
-        <w:tblStyle w:val="TableGrid"/>
-        <w:tblW w:w="5000" w:type="pct"/>
-        <w:tblLook w:val="04A0" w:firstRow="1" w:lastRow="0" w:firstColumn="1" w:lastColumn="0" w:noHBand="0" w:noVBand="1"/>
-      </w:tblPr>
-      <w:tblGrid>
-        <w:gridCol w:w="8188"/>
-        <w:gridCol w:w="1134"/>
-        <w:gridCol w:w="1134"/>
-      </w:tblGrid>
-      <w:tr>
-        <w:trPr>
-          <w:trHeight w:hRule="exact" w:val="567"/>
-        </w:trPr>
-        <w:tc>
-          <w:tcPr>
-            <w:tcW w:w="0" w:type="auto"/>
-            <w:vAlign w:val="center"/>
-          </w:tcPr>
-          <w:p>
-            <w:pPr>
-              <w:pStyle w:val="PunktyTabela"/>
-            </w:pPr>
-            <w:r>
-              <w:t>Punkty:</w:t>
-            </w:r>
-          </w:p>
-        </w:tc>
-        <w:tc>
-          <w:tcPr>
-            <w:tcW w:w="1134" w:type="dxa"/>
-            <w:vAlign w:val="center"/>
-          </w:tcPr>
-          <w:p>
-            <w:pPr>
-              <w:pStyle w:val="PunktyTabela"/>
-              <w:jc w:val="center"/>
-            </w:pPr>
-            <w:r>
-              <w:t>0</w:t>
-            </w:r>
-          </w:p>
-        </w:tc>
-        <w:tc>
-          <w:tcPr>
-            <w:tcW w:w="1134" w:type="dxa"/>
-            <w:vAlign w:val="center"/>
-          </w:tcPr>
-          <w:p>
-            <w:pPr>
-              <w:pStyle w:val="PunktyTabela"/>
-              <w:jc w:val="center"/>
-            </w:pPr>
-            <w:r>
-              <w:t>1</w:t>
-            </w:r>
-          </w:p>
-        </w:tc>
-      </w:tr>
-    </w:tbl>
-    <w:p>
-      <w:pPr>
-        <w:pStyle w:val="Heading1"/>
-        <w:rPr>
-          <w:lang w:val="pl-PL"/>
-        </w:rPr>
-      </w:pPr>
-      <w:bookmarkStart w:id="17" w:name="_Toc242342477"/>
-      <w:r>
-        <w:rPr>
-          <w:lang w:val="pl-PL"/>
-        </w:rPr>
-        <w:t>Ilustracje</w:t>
-      </w:r>
-      <w:r>
-        <w:rPr>
-          <w:lang w:val="pl-PL"/>
-        </w:rPr>
-        <w:t>/Gradienty</w:t>
-      </w:r>
-      <w:r>
-        <w:rPr>
-          <w:lang w:val="pl-PL"/>
-        </w:rPr>
-        <w:t xml:space="preserve"> w tle</w:t>
-      </w:r>
-      <w:bookmarkEnd w:id="17"/>
-    </w:p>
-    <w:p>
-      <w:pPr>
-        <w:pStyle w:val="Zadanie"/>
-      </w:pPr>
-      <w:r>
-        <w:t>Wstaw zrzuty ekranu przedstawiające wygląd ilustracji w tle w stylu 1 i stylu 2:</w:t>
-      </w:r>
-    </w:p>
-    <w:p>
-      <w:pPr>
-        <w:pStyle w:val="Zadanie"/>
-      </w:pPr>
-      <w:r>
-        <w:rPr>
-          <w:noProof/>
-        </w:rPr>
-        <w:drawing>
-          <wp:inline distT="0" distB="0" distL="0" distR="0" wp14:anchorId="2004E0FE" wp14:editId="76382D1D">
-            <wp:extent cx="3232150" cy="1155700"/>
-            <wp:effectExtent l="0" t="0" r="6350" b="6350"/>
-            <wp:docPr id="1424155620" name="Obraz 1424155620"/>
-            <wp:cNvGraphicFramePr>
-              <a:graphicFrameLocks xmlns:a="http://schemas.openxmlformats.org/drawingml/2006/main" noChangeAspect="1"/>
-            </wp:cNvGraphicFramePr>
-            <a:graphic xmlns:a="http://schemas.openxmlformats.org/drawingml/2006/main">
-              <a:graphicData uri="http://schemas.openxmlformats.org/drawingml/2006/picture">
-                <pic:pic xmlns:pic="http://schemas.openxmlformats.org/drawingml/2006/picture">
-                  <pic:nvPicPr>
-                    <pic:cNvPr id="0" name="Picture 1"/>
-                    <pic:cNvPicPr>
-                      <a:picLocks noChangeAspect="1" noChangeArrowheads="1"/>
-                    </pic:cNvPicPr>
-                  </pic:nvPicPr>
-                  <pic:blipFill>
-                    <a:blip r:embed="rId25">
-                      <a:extLst>
-                        <a:ext uri="{28A0092B-C50C-407E-A947-70E740481C1C}">
-                          <a14:useLocalDpi xmlns:a14="http://schemas.microsoft.com/office/drawing/2010/main" val="0"/>
-                        </a:ext>
-                      </a:extLst>
-                    </a:blip>
-                    <a:srcRect/>
-                    <a:stretch>
-                      <a:fillRect/>
-                    </a:stretch>
-                  </pic:blipFill>
-                  <pic:spPr bwMode="auto">
-                    <a:xfrm>
-                      <a:off x="0" y="0"/>
-                      <a:ext cx="3232150" cy="1155700"/>
-                    </a:xfrm>
-                    <a:prstGeom prst="rect">
-                      <a:avLst/>
-                    </a:prstGeom>
-                    <a:noFill/>
-                    <a:ln>
-                      <a:noFill/>
-                    </a:ln>
-                  </pic:spPr>
-                </pic:pic>
-              </a:graphicData>
-            </a:graphic>
-          </wp:inline>
-        </w:drawing>
-      </w:r>
-      <w:r>
-        <w:t xml:space="preserve"> </w:t>
-      </w:r>
-      <w:r>
-        <w:rPr>
-          <w:noProof/>
-        </w:rPr>
-        <w:drawing>
-          <wp:inline distT="0" distB="0" distL="0" distR="0" wp14:anchorId="64279E41" wp14:editId="5EEF1308">
-            <wp:extent cx="3251200" cy="1155700"/>
-            <wp:effectExtent l="0" t="0" r="6350" b="6350"/>
-            <wp:docPr id="185075475" name="Obraz 185075475"/>
-            <wp:cNvGraphicFramePr>
-              <a:graphicFrameLocks xmlns:a="http://schemas.openxmlformats.org/drawingml/2006/main" noChangeAspect="1"/>
-            </wp:cNvGraphicFramePr>
-            <a:graphic xmlns:a="http://schemas.openxmlformats.org/drawingml/2006/main">
-              <a:graphicData uri="http://schemas.openxmlformats.org/drawingml/2006/picture">
-                <pic:pic xmlns:pic="http://schemas.openxmlformats.org/drawingml/2006/picture">
-                  <pic:nvPicPr>
-                    <pic:cNvPr id="0" name="Picture 1"/>
-                    <pic:cNvPicPr>
-                      <a:picLocks noChangeAspect="1" noChangeArrowheads="1"/>
-                    </pic:cNvPicPr>
-                  </pic:nvPicPr>
-                  <pic:blipFill>
-                    <a:blip r:embed="rId25">
-                      <a:extLst>
-                        <a:ext uri="{28A0092B-C50C-407E-A947-70E740481C1C}">
-                          <a14:useLocalDpi xmlns:a14="http://schemas.microsoft.com/office/drawing/2010/main" val="0"/>
-                        </a:ext>
-                      </a:extLst>
-                    </a:blip>
-                    <a:srcRect/>
-                    <a:stretch>
-                      <a:fillRect/>
-                    </a:stretch>
-                  </pic:blipFill>
-                  <pic:spPr bwMode="auto">
-                    <a:xfrm>
-                      <a:off x="0" y="0"/>
-                      <a:ext cx="3251200" cy="1155700"/>
-                    </a:xfrm>
-                    <a:prstGeom prst="rect">
-                      <a:avLst/>
-                    </a:prstGeom>
-                    <a:noFill/>
-                    <a:ln>
-                      <a:noFill/>
-                    </a:ln>
-                  </pic:spPr>
-                </pic:pic>
-              </a:graphicData>
-            </a:graphic>
-          </wp:inline>
-        </w:drawing>
-      </w:r>
-    </w:p>
-    <w:tbl>
-      <w:tblPr>
-        <w:tblStyle w:val="TableGrid"/>
-        <w:tblW w:w="5000" w:type="pct"/>
-        <w:tblLook w:val="04A0" w:firstRow="1" w:lastRow="0" w:firstColumn="1" w:lastColumn="0" w:noHBand="0" w:noVBand="1"/>
-      </w:tblPr>
-      <w:tblGrid>
-        <w:gridCol w:w="8188"/>
-        <w:gridCol w:w="1134"/>
-        <w:gridCol w:w="1134"/>
-      </w:tblGrid>
-      <w:tr>
-        <w:trPr>
-          <w:trHeight w:hRule="exact" w:val="567"/>
-        </w:trPr>
-        <w:tc>
-          <w:tcPr>
-            <w:tcW w:w="0" w:type="auto"/>
-            <w:vAlign w:val="center"/>
-          </w:tcPr>
-          <w:p>
-            <w:pPr>
-              <w:pStyle w:val="PunktyTabela"/>
-            </w:pPr>
-            <w:r>
-              <w:t>Punkty:</w:t>
-            </w:r>
-          </w:p>
-        </w:tc>
-        <w:tc>
-          <w:tcPr>
-            <w:tcW w:w="1134" w:type="dxa"/>
-            <w:vAlign w:val="center"/>
-          </w:tcPr>
-          <w:p>
-            <w:pPr>
-              <w:pStyle w:val="PunktyTabela"/>
-              <w:jc w:val="center"/>
-            </w:pPr>
-            <w:r>
-              <w:t>0</w:t>
-            </w:r>
-          </w:p>
-        </w:tc>
-        <w:tc>
-          <w:tcPr>
-            <w:tcW w:w="1134" w:type="dxa"/>
-            <w:vAlign w:val="center"/>
-          </w:tcPr>
-          <w:p>
-            <w:pPr>
-              <w:pStyle w:val="PunktyTabela"/>
-              <w:jc w:val="center"/>
-            </w:pPr>
-            <w:r>
-              <w:t>1</w:t>
-            </w:r>
-          </w:p>
-        </w:tc>
-      </w:tr>
-    </w:tbl>
-    <w:p>
-      <w:pPr>
-        <w:pStyle w:val="Heading1"/>
-        <w:rPr>
-          <w:lang w:val="pl-PL"/>
-        </w:rPr>
-      </w:pPr>
-      <w:bookmarkStart w:id="18" w:name="_Toc242342478"/>
-      <w:r>
-        <w:rPr>
-          <w:lang w:val="pl-PL"/>
-        </w:rPr>
-        <w:t>Wizualne obramowania</w:t>
-      </w:r>
-      <w:bookmarkEnd w:id="18"/>
-    </w:p>
-    <w:p>
-      <w:pPr>
-        <w:pStyle w:val="Zadanie"/>
-      </w:pPr>
-      <w:r>
-        <w:t>Wstaw zrzuty ekranu przedstawiające wygląd wizualnego obramowania poszczególnych sekcji strony w stylu 1 i stylu</w:t>
-      </w:r>
-      <w:r>
-        <w:t> </w:t>
-      </w:r>
-      <w:r>
-        <w:t>2:</w:t>
-      </w:r>
-    </w:p>
-    <w:p>
-      <w:pPr>
-        <w:pStyle w:val="Zadanie"/>
-      </w:pPr>
-      <w:r>
-        <w:rPr>
-          <w:noProof/>
-        </w:rPr>
-        <w:drawing>
-          <wp:inline distT="0" distB="0" distL="0" distR="0" wp14:anchorId="13248BF6" wp14:editId="7C1A10E3">
-            <wp:extent cx="3232150" cy="1155700"/>
-            <wp:effectExtent l="0" t="0" r="6350" b="6350"/>
-            <wp:docPr id="1716128354" name="Obraz 1716128354"/>
-            <wp:cNvGraphicFramePr>
-              <a:graphicFrameLocks xmlns:a="http://schemas.openxmlformats.org/drawingml/2006/main" noChangeAspect="1"/>
-            </wp:cNvGraphicFramePr>
-            <a:graphic xmlns:a="http://schemas.openxmlformats.org/drawingml/2006/main">
-              <a:graphicData uri="http://schemas.openxmlformats.org/drawingml/2006/picture">
-                <pic:pic xmlns:pic="http://schemas.openxmlformats.org/drawingml/2006/picture">
-                  <pic:nvPicPr>
-                    <pic:cNvPr id="0" name="Picture 1"/>
-                    <pic:cNvPicPr>
-                      <a:picLocks noChangeAspect="1" noChangeArrowheads="1"/>
-                    </pic:cNvPicPr>
-                  </pic:nvPicPr>
-                  <pic:blipFill>
-                    <a:blip r:embed="rId25">
-                      <a:extLst>
-                        <a:ext uri="{28A0092B-C50C-407E-A947-70E740481C1C}">
-                          <a14:useLocalDpi xmlns:a14="http://schemas.microsoft.com/office/drawing/2010/main" val="0"/>
-                        </a:ext>
-                      </a:extLst>
-                    </a:blip>
-                    <a:srcRect/>
-                    <a:stretch>
-                      <a:fillRect/>
-                    </a:stretch>
-                  </pic:blipFill>
-                  <pic:spPr bwMode="auto">
-                    <a:xfrm>
-                      <a:off x="0" y="0"/>
-                      <a:ext cx="3232150" cy="1155700"/>
-                    </a:xfrm>
-                    <a:prstGeom prst="rect">
-                      <a:avLst/>
-                    </a:prstGeom>
-                    <a:noFill/>
-                    <a:ln>
-                      <a:noFill/>
-                    </a:ln>
-                  </pic:spPr>
-                </pic:pic>
-              </a:graphicData>
-            </a:graphic>
-          </wp:inline>
-        </w:drawing>
-      </w:r>
-      <w:r>
-        <w:t xml:space="preserve"> </w:t>
-      </w:r>
-      <w:r>
-        <w:rPr>
-          <w:noProof/>
-        </w:rPr>
-        <w:drawing>
-          <wp:inline distT="0" distB="0" distL="0" distR="0" wp14:anchorId="0F06E155" wp14:editId="15FF3FF1">
-            <wp:extent cx="3251200" cy="1155700"/>
-            <wp:effectExtent l="0" t="0" r="6350" b="6350"/>
-            <wp:docPr id="1865394870" name="Obraz 1865394870"/>
-            <wp:cNvGraphicFramePr>
-              <a:graphicFrameLocks xmlns:a="http://schemas.openxmlformats.org/drawingml/2006/main" noChangeAspect="1"/>
-            </wp:cNvGraphicFramePr>
-            <a:graphic xmlns:a="http://schemas.openxmlformats.org/drawingml/2006/main">
-              <a:graphicData uri="http://schemas.openxmlformats.org/drawingml/2006/picture">
-                <pic:pic xmlns:pic="http://schemas.openxmlformats.org/drawingml/2006/picture">
-                  <pic:nvPicPr>
-                    <pic:cNvPr id="0" name="Picture 1"/>
-                    <pic:cNvPicPr>
-                      <a:picLocks noChangeAspect="1" noChangeArrowheads="1"/>
-                    </pic:cNvPicPr>
-                  </pic:nvPicPr>
-                  <pic:blipFill>
-                    <a:blip r:embed="rId25">
-                      <a:extLst>
-                        <a:ext uri="{28A0092B-C50C-407E-A947-70E740481C1C}">
-                          <a14:useLocalDpi xmlns:a14="http://schemas.microsoft.com/office/drawing/2010/main" val="0"/>
-                        </a:ext>
-                      </a:extLst>
-                    </a:blip>
-                    <a:srcRect/>
-                    <a:stretch>
-                      <a:fillRect/>
-                    </a:stretch>
-                  </pic:blipFill>
-                  <pic:spPr bwMode="auto">
-                    <a:xfrm>
-                      <a:off x="0" y="0"/>
-                      <a:ext cx="3251200" cy="1155700"/>
-                    </a:xfrm>
-                    <a:prstGeom prst="rect">
-                      <a:avLst/>
-                    </a:prstGeom>
-                    <a:noFill/>
-                    <a:ln>
-                      <a:noFill/>
-                    </a:ln>
-                  </pic:spPr>
-                </pic:pic>
-              </a:graphicData>
-            </a:graphic>
-          </wp:inline>
-        </w:drawing>
-      </w:r>
-    </w:p>
-    <w:tbl>
-      <w:tblPr>
-        <w:tblStyle w:val="TableGrid"/>
-        <w:tblW w:w="5000" w:type="pct"/>
-        <w:tblLook w:val="04A0" w:firstRow="1" w:lastRow="0" w:firstColumn="1" w:lastColumn="0" w:noHBand="0" w:noVBand="1"/>
-      </w:tblPr>
-      <w:tblGrid>
-        <w:gridCol w:w="8188"/>
-        <w:gridCol w:w="1134"/>
-        <w:gridCol w:w="1134"/>
-      </w:tblGrid>
-      <w:tr>
-        <w:trPr>
-          <w:trHeight w:hRule="exact" w:val="567"/>
-        </w:trPr>
-        <w:tc>
-          <w:tcPr>
-            <w:tcW w:w="0" w:type="auto"/>
-            <w:vAlign w:val="center"/>
-          </w:tcPr>
-          <w:p>
-            <w:pPr>
-              <w:pStyle w:val="PunktyTabela"/>
-            </w:pPr>
-            <w:r>
-              <w:t>Punkty:</w:t>
-            </w:r>
-          </w:p>
-        </w:tc>
-        <w:tc>
-          <w:tcPr>
-            <w:tcW w:w="1134" w:type="dxa"/>
-            <w:vAlign w:val="center"/>
-          </w:tcPr>
-          <w:p>
-            <w:pPr>
-              <w:pStyle w:val="PunktyTabela"/>
-              <w:jc w:val="center"/>
-            </w:pPr>
-            <w:r>
-              <w:t>0</w:t>
-            </w:r>
-          </w:p>
-        </w:tc>
-        <w:tc>
-          <w:tcPr>
-            <w:tcW w:w="1134" w:type="dxa"/>
-            <w:vAlign w:val="center"/>
-          </w:tcPr>
-          <w:p>
-            <w:pPr>
-              <w:pStyle w:val="PunktyTabela"/>
-              <w:jc w:val="center"/>
-            </w:pPr>
-            <w:r>
-              <w:t>1</w:t>
-            </w:r>
-          </w:p>
-        </w:tc>
-      </w:tr>
-    </w:tbl>
-    <w:p>
-      <w:pPr>
-        <w:pStyle w:val="Heading1"/>
-      </w:pPr>
-      <w:bookmarkStart w:id="19" w:name="_Toc146283472"/>
-      <w:bookmarkStart w:id="20" w:name="_Toc242342479"/>
-      <w:r>
-        <w:t xml:space="preserve">Commit </w:t>
-      </w:r>
-      <w:proofErr w:type="spellStart"/>
-      <w:r>
-        <w:t>projektu</w:t>
-      </w:r>
-      <w:proofErr w:type="spellEnd"/>
-      <w:r>
-        <w:t xml:space="preserve"> do GIT</w:t>
-      </w:r>
-      <w:bookmarkEnd w:id="19"/>
-      <w:bookmarkEnd w:id="20"/>
-    </w:p>
-    <w:p>
-      <w:pPr>
-        <w:rPr>
-          <w:lang w:val="pl-PL"/>
-        </w:rPr>
-      </w:pPr>
-      <w:r>
-        <w:rPr>
-          <w:lang w:val="pl-PL"/>
-        </w:rPr>
-        <w:t>Otwórz projekt w PhpStorm</w:t>
-      </w:r>
-      <w:r>
-        <w:rPr>
-          <w:lang w:val="pl-PL"/>
-        </w:rPr>
-        <w:t>. Edytuj plik .gitignore i dodaj do listy ignorowanych plików wszystkie pliki/katalogi</w:t>
-      </w:r>
-      <w:r>
-        <w:rPr>
-          <w:lang w:val="pl-PL"/>
-        </w:rPr>
-        <w:t>, które nie są częścią aplikacji (np. ta instrukcja, projekt PureRef, pliki konfiguracyjne IDE itp.)</w:t>
-      </w:r>
-      <w:r>
-        <w:rPr>
-          <w:lang w:val="pl-PL"/>
-        </w:rPr>
-        <w:t>.</w:t>
-      </w:r>
-    </w:p>
-    <w:p>
-      <w:pPr>
-        <w:rPr>
-          <w:lang w:val="pl-PL"/>
-        </w:rPr>
-      </w:pPr>
-      <w:r>
-        <w:rPr>
-          <w:lang w:val="pl-PL"/>
-        </w:rPr>
-        <w:t>Zacommituj i pushnij zmiany.</w:t>
-      </w:r>
-    </w:p>
-    <w:p>
-      <w:pPr>
-        <w:rPr>
-          <w:lang w:val="pl-PL"/>
-        </w:rPr>
-      </w:pPr>
-      <w:r>
-        <w:rPr>
-          <w:lang w:val="pl-PL"/>
-        </w:rPr>
-        <w:lastRenderedPageBreak/>
-        <w:t>Upewnij się, czy wszystko d</w:t>
-      </w:r>
-      <w:r>
-        <w:rPr>
-          <w:lang w:val="pl-PL"/>
-        </w:rPr>
-        <w:t xml:space="preserve">obrze się wysłało. </w:t>
+      <w:r>
+        <w:t xml:space="preserve">W kilku </w:t>
+      </w:r>
+      <w:r>
+        <w:t>słowach/</w:t>
+      </w:r>
+      <w:r>
+        <w:t xml:space="preserve">zdaniach </w:t>
+      </w:r>
+      <w:r>
+        <w:t xml:space="preserve">napisz swoje przemyślenia odnośnie tego laboratorium. Co było największym wyzwaniem? Co było najciekawsze? Co mogło być lepsze? </w:t>
       </w:r>
       <w:r>
         <w:rPr>
           <w:b/>
           <w:bCs/>
-          <w:lang w:val="pl-PL"/>
-        </w:rPr>
-        <w:t>Upewnij się, że aktualna wersja strony jest dostępna przez GitHub Pages</w:t>
-      </w:r>
-      <w:r>
-        <w:rPr>
-          <w:lang w:val="pl-PL"/>
-        </w:rPr>
+        </w:rPr>
+        <w:t>Nie używaj LLM</w:t>
+      </w:r>
+      <w:r>
         <w:t>.</w:t>
       </w:r>
     </w:p>
@@ -7701,226 +7801,110 @@
       <w:pPr>
         <w:pStyle w:val="Zadanie"/>
       </w:pPr>
-      <w:r>
-        <w:t xml:space="preserve">Umieść zrzut ekranu </w:t>
-      </w:r>
-      <w:r>
-        <w:t>wysłanego kompletnego kodu</w:t>
-      </w:r>
-      <w:r>
-        <w:t xml:space="preserve"> w swoim repozytorium:</w:t>
-      </w:r>
     </w:p>
     <w:p>
       <w:pPr>
         <w:pStyle w:val="Zadanie"/>
-        <w:jc w:val="center"/>
-      </w:pPr>
-      <w:r>
-        <w:rPr>
-          <w:noProof/>
-        </w:rPr>
-        <w:drawing>
-          <wp:inline distT="0" distB="0" distL="0" distR="0" wp14:anchorId="12E4D22C" wp14:editId="1A062EC4">
-            <wp:extent cx="900000" cy="900000"/>
-            <wp:effectExtent l="0" t="0" r="0" b="0"/>
-            <wp:docPr id="1458110232" name="Obraz 1458110232" descr="Obraz zawierający biały, design&#10;&#10;Zawartość wygenerowana przez AI może być niepoprawna."/>
-            <wp:cNvGraphicFramePr>
-              <a:graphicFrameLocks xmlns:a="http://schemas.openxmlformats.org/drawingml/2006/main"/>
-            </wp:cNvGraphicFramePr>
-            <a:graphic xmlns:a="http://schemas.openxmlformats.org/drawingml/2006/main">
-              <a:graphicData uri="http://schemas.openxmlformats.org/drawingml/2006/picture">
-                <pic:pic xmlns:pic="http://schemas.openxmlformats.org/drawingml/2006/picture">
-                  <pic:nvPicPr>
-                    <pic:cNvPr id="1458110232" name="Obraz 1458110232" descr="Obraz zawierający biały, design&#10;&#10;Zawartość wygenerowana przez AI może być niepoprawna."/>
-                    <pic:cNvPicPr>
-                      <a:picLocks noChangeAspect="1" noChangeArrowheads="1"/>
-                    </pic:cNvPicPr>
-                  </pic:nvPicPr>
-                  <pic:blipFill>
-                    <a:blip r:embed="rId25">
-                      <a:extLst>
-                        <a:ext uri="{28A0092B-C50C-407E-A947-70E740481C1C}">
-                          <a14:useLocalDpi xmlns:a14="http://schemas.microsoft.com/office/drawing/2010/main" val="0"/>
-                        </a:ext>
-                      </a:extLst>
-                    </a:blip>
-                    <a:srcRect/>
-                    <a:stretch>
-                      <a:fillRect/>
-                    </a:stretch>
-                  </pic:blipFill>
-                  <pic:spPr bwMode="auto">
-                    <a:xfrm>
-                      <a:off x="0" y="0"/>
-                      <a:ext cx="900000" cy="900000"/>
-                    </a:xfrm>
-                    <a:prstGeom prst="rect">
-                      <a:avLst/>
-                    </a:prstGeom>
-                    <a:noFill/>
-                    <a:ln>
-                      <a:noFill/>
-                    </a:ln>
-                  </pic:spPr>
-                </pic:pic>
-              </a:graphicData>
-            </a:graphic>
-          </wp:inline>
-        </w:drawing>
-      </w:r>
-    </w:p>
-    <w:p>
-      <w:pPr>
-        <w:pStyle w:val="Heading1"/>
-        <w:rPr>
-          <w:lang w:val="pl-PL"/>
-        </w:rPr>
-      </w:pPr>
-      <w:bookmarkStart w:id="21" w:name="_Toc242342480"/>
-      <w:r>
-        <w:rPr>
-          <w:lang w:val="pl-PL"/>
-        </w:rPr>
-        <w:t>Podsumowanie</w:t>
-      </w:r>
-      <w:bookmarkEnd w:id="21"/>
-    </w:p>
-    <w:p>
-      <w:pPr>
-        <w:pStyle w:val="Zadanie"/>
-      </w:pPr>
-      <w:r>
-        <w:t xml:space="preserve">W kilku </w:t>
-      </w:r>
-      <w:r>
-        <w:t>słowach/</w:t>
-      </w:r>
-      <w:r>
-        <w:t xml:space="preserve">zdaniach </w:t>
-      </w:r>
-      <w:r>
-        <w:t xml:space="preserve">napisz swoje przemyślenia odnośnie tego laboratorium. Co było największym wyzwaniem? Co było najciekawsze? Co mogło być lepsze? </w:t>
+      </w:pPr>
+      <w:r>
+        <w:t>…podsumowanie…</w:t>
+      </w:r>
+    </w:p>
+    <w:p>
+      <w:pPr>
+        <w:rPr>
+          <w:lang w:val="pl-PL"/>
+        </w:rPr>
+      </w:pPr>
+    </w:p>
+    <w:p>
+      <w:pPr>
+        <w:rPr>
+          <w:lang w:val="pl-PL"/>
+        </w:rPr>
+      </w:pPr>
+      <w:r>
+        <w:rPr>
+          <w:lang w:val="pl-PL"/>
+        </w:rPr>
+        <w:t xml:space="preserve">Zweryfikuj kompletność sprawozdania. Utwórz </w:t>
       </w:r>
       <w:r>
         <w:rPr>
           <w:b/>
           <w:bCs/>
-        </w:rPr>
-        <w:t>Nie używaj LLM</w:t>
-      </w:r>
-      <w:r>
+          <w:lang w:val="pl-PL"/>
+        </w:rPr>
+        <w:t>PDF</w:t>
+      </w:r>
+      <w:r>
+        <w:rPr>
+          <w:lang w:val="pl-PL"/>
+        </w:rPr>
+        <w:t xml:space="preserve"> i</w:t>
+      </w:r>
+      <w:r>
+        <w:rPr>
+          <w:lang w:val="pl-PL"/>
+        </w:rPr>
+        <w:t xml:space="preserve"> wyślij </w:t>
+      </w:r>
+      <w:r>
+        <w:rPr>
+          <w:lang w:val="pl-PL"/>
+        </w:rPr>
+        <w:t>w terminie.</w:t>
+      </w:r>
+      <w:r>
+        <w:rPr>
+          <w:lang w:val="pl-PL"/>
+        </w:rPr>
+        <w:t xml:space="preserve"> Pliki inne niż PDF </w:t>
+      </w:r>
+      <w:r>
+        <w:rPr>
+          <w:lang w:val="pl-PL"/>
+        </w:rPr>
+        <w:t xml:space="preserve">lub wysłane po terminie </w:t>
+      </w:r>
+      <w:r>
+        <w:rPr>
+          <w:u w:val="single"/>
+          <w:lang w:val="pl-PL"/>
+        </w:rPr>
+        <w:t>nie</w:t>
+      </w:r>
+      <w:r>
+        <w:rPr>
+          <w:u w:val="single"/>
+          <w:lang w:val="pl-PL"/>
+        </w:rPr>
+        <w:t> </w:t>
+      </w:r>
+      <w:r>
+        <w:rPr>
+          <w:u w:val="single"/>
+          <w:lang w:val="pl-PL"/>
+        </w:rPr>
+        <w:t>będą</w:t>
+      </w:r>
+      <w:r>
+        <w:rPr>
+          <w:lang w:val="pl-PL"/>
+        </w:rPr>
+        <w:t xml:space="preserve"> sprawdzane</w:t>
+      </w:r>
+      <w:r>
+        <w:rPr>
+          <w:lang w:val="pl-PL"/>
+        </w:rPr>
         <w:t>.</w:t>
       </w:r>
     </w:p>
-    <w:p>
-      <w:pPr>
-        <w:pStyle w:val="Zadanie"/>
-      </w:pPr>
-    </w:p>
-    <w:p>
-      <w:pPr>
-        <w:pStyle w:val="Zadanie"/>
-      </w:pPr>
-      <w:r>
-        <w:t>…podsumowanie…</w:t>
-      </w:r>
-    </w:p>
-    <w:p>
-      <w:pPr>
-        <w:rPr>
-          <w:lang w:val="pl-PL"/>
-        </w:rPr>
-      </w:pPr>
-    </w:p>
-    <w:p>
-      <w:pPr>
-        <w:rPr>
-          <w:lang w:val="pl-PL"/>
-        </w:rPr>
-      </w:pPr>
-      <w:r>
-        <w:rPr>
-          <w:lang w:val="pl-PL"/>
-        </w:rPr>
-        <w:t xml:space="preserve">Zweryfikuj kompletność sprawozdania. Utwórz </w:t>
-      </w:r>
-      <w:r>
-        <w:rPr>
-          <w:b/>
-          <w:bCs/>
-          <w:lang w:val="pl-PL"/>
-        </w:rPr>
-        <w:t>PDF</w:t>
-      </w:r>
-      <w:r>
-        <w:rPr>
-          <w:lang w:val="pl-PL"/>
-        </w:rPr>
-        <w:t xml:space="preserve"> i</w:t>
-      </w:r>
-      <w:r>
-        <w:rPr>
-          <w:lang w:val="pl-PL"/>
-        </w:rPr>
-        <w:t xml:space="preserve"> wyślij </w:t>
-      </w:r>
-      <w:r>
-        <w:rPr>
-          <w:lang w:val="pl-PL"/>
-        </w:rPr>
-        <w:t>w terminie.</w:t>
-      </w:r>
-      <w:r>
-        <w:rPr>
-          <w:lang w:val="pl-PL"/>
-        </w:rPr>
-        <w:t xml:space="preserve"> Pliki inne niż PDF </w:t>
-      </w:r>
-      <w:r>
-        <w:rPr>
-          <w:lang w:val="pl-PL"/>
-        </w:rPr>
-        <w:t xml:space="preserve">lub wysłane po terminie </w:t>
-      </w:r>
-      <w:r>
-        <w:rPr>
-          <w:u w:val="single"/>
-          <w:lang w:val="pl-PL"/>
-        </w:rPr>
-        <w:t>nie</w:t>
-      </w:r>
-      <w:r>
-        <w:rPr>
-          <w:u w:val="single"/>
-          <w:lang w:val="pl-PL"/>
-        </w:rPr>
-        <w:t> </w:t>
-      </w:r>
-      <w:r>
-        <w:rPr>
-          <w:u w:val="single"/>
-          <w:lang w:val="pl-PL"/>
-        </w:rPr>
-        <w:t>będą</w:t>
-      </w:r>
-      <w:r>
-        <w:rPr>
-          <w:lang w:val="pl-PL"/>
-        </w:rPr>
-        <w:t xml:space="preserve"> sprawdzane</w:t>
-      </w:r>
-      <w:r>
-        <w:rPr>
-          <w:lang w:val="pl-PL"/>
-        </w:rPr>
-        <w:t>.</w:t>
-      </w:r>
-    </w:p>
     <w:sectPr>
-      <w:headerReference w:type="default" r:id="rId31"/>
-      <w:footerReference w:type="default" r:id="rId32"/>
-      <w:footerReference w:type="first" r:id="rId33"/>
+      <w:headerReference w:type="default" r:id="rId35"/>
+      <w:footerReference w:type="default" r:id="rId36"/>
+      <w:footerReference w:type="first" r:id="rId37"/>
       <w:pgSz w:w="11906" w:h="16838"/>
       <w:pgMar w:top="720" w:right="720" w:bottom="720" w:left="720" w:header="708" w:footer="708" w:gutter="0"/>
       <w:cols w:space="708"/>
@@ -10465,6 +10449,23 @@
 </file>
 
 <file path=customXml/item2.xml><?xml version="1.0" encoding="utf-8"?>
+<p:properties xmlns:p="http://schemas.microsoft.com/office/2006/metadata/properties" xmlns:xsi="http://www.w3.org/2001/XMLSchema-instance" xmlns:pc="http://schemas.microsoft.com/office/infopath/2007/PartnerControls">
+  <documentManagement>
+    <ReferenceId xmlns="621f42ef-253f-440f-a4ef-7dfb20121401" xsi:nil="true"/>
+  </documentManagement>
+</p:properties>
+</file>
+
+<file path=customXml/item3.xml><?xml version="1.0" encoding="utf-8"?>
+<?mso-contentType ?>
+<FormTemplates xmlns="http://schemas.microsoft.com/sharepoint/v3/contenttype/forms">
+  <Display>DocumentLibraryForm</Display>
+  <Edit>DocumentLibraryForm</Edit>
+  <New>DocumentLibraryForm</New>
+</FormTemplates>
+</file>
+
+<file path=customXml/item4.xml><?xml version="1.0" encoding="utf-8"?>
 <ct:contentTypeSchema xmlns:ct="http://schemas.microsoft.com/office/2006/metadata/contentType" xmlns:ma="http://schemas.microsoft.com/office/2006/metadata/properties/metaAttributes" ct:_="" ma:_="" ma:contentTypeName="Dokument" ma:contentTypeID="0x01010077CCCD6AE85FCD4DBFE7C46467A068C7" ma:contentTypeVersion="1" ma:contentTypeDescription="Utwórz nowy dokument." ma:contentTypeScope="" ma:versionID="5d31d8c1dc77c85c942c60ee59842898">
   <xsd:schema xmlns:xsd="http://www.w3.org/2001/XMLSchema" xmlns:xs="http://www.w3.org/2001/XMLSchema" xmlns:p="http://schemas.microsoft.com/office/2006/metadata/properties" xmlns:ns2="621f42ef-253f-440f-a4ef-7dfb20121401" targetNamespace="http://schemas.microsoft.com/office/2006/metadata/properties" ma:root="true" ma:fieldsID="9c587c0c17de63b86b423d703c7bc772" ns2:_="">
     <xsd:import namespace="621f42ef-253f-440f-a4ef-7dfb20121401"/>
@@ -10590,23 +10591,6 @@
 </ct:contentTypeSchema>
 </file>
 
-<file path=customXml/item3.xml><?xml version="1.0" encoding="utf-8"?>
-<?mso-contentType ?>
-<FormTemplates xmlns="http://schemas.microsoft.com/sharepoint/v3/contenttype/forms">
-  <Display>DocumentLibraryForm</Display>
-  <Edit>DocumentLibraryForm</Edit>
-  <New>DocumentLibraryForm</New>
-</FormTemplates>
-</file>
-
-<file path=customXml/item4.xml><?xml version="1.0" encoding="utf-8"?>
-<p:properties xmlns:p="http://schemas.microsoft.com/office/2006/metadata/properties" xmlns:xsi="http://www.w3.org/2001/XMLSchema-instance" xmlns:pc="http://schemas.microsoft.com/office/infopath/2007/PartnerControls">
-  <documentManagement>
-    <ReferenceId xmlns="621f42ef-253f-440f-a4ef-7dfb20121401" xsi:nil="true"/>
-  </documentManagement>
-</p:properties>
-</file>
-
 <file path=customXml/itemProps1.xml><?xml version="1.0" encoding="utf-8"?>
 <ds:datastoreItem xmlns:ds="http://schemas.openxmlformats.org/officeDocument/2006/customXml" ds:itemID="{7D0AD95B-5C2D-47ED-95C0-987634CE19FD}">
   <ds:schemaRefs>
@@ -10616,6 +10600,24 @@
 </file>
 
 <file path=customXml/itemProps2.xml><?xml version="1.0" encoding="utf-8"?>
+<ds:datastoreItem xmlns:ds="http://schemas.openxmlformats.org/officeDocument/2006/customXml" ds:itemID="{8442C781-9D64-4E61-9CB1-06A758869462}">
+  <ds:schemaRefs>
+    <ds:schemaRef ds:uri="http://schemas.microsoft.com/office/2006/metadata/properties"/>
+    <ds:schemaRef ds:uri="http://schemas.microsoft.com/office/infopath/2007/PartnerControls"/>
+    <ds:schemaRef ds:uri="621f42ef-253f-440f-a4ef-7dfb20121401"/>
+  </ds:schemaRefs>
+</ds:datastoreItem>
+</file>
+
+<file path=customXml/itemProps3.xml><?xml version="1.0" encoding="utf-8"?>
+<ds:datastoreItem xmlns:ds="http://schemas.openxmlformats.org/officeDocument/2006/customXml" ds:itemID="{D91E694A-77B1-48E9-A973-A9D632C6D81F}">
+  <ds:schemaRefs>
+    <ds:schemaRef ds:uri="http://schemas.microsoft.com/sharepoint/v3/contenttype/forms"/>
+  </ds:schemaRefs>
+</ds:datastoreItem>
+</file>
+
+<file path=customXml/itemProps4.xml><?xml version="1.0" encoding="utf-8"?>
 <ds:datastoreItem xmlns:ds="http://schemas.openxmlformats.org/officeDocument/2006/customXml" ds:itemID="{247894CB-8021-42AD-8A24-48C0B0642FCB}">
   <ds:schemaRefs>
     <ds:schemaRef ds:uri="http://schemas.microsoft.com/office/2006/metadata/contentType"/>
@@ -10631,22 +10633,4 @@
     <ds:schemaRef ds:uri="http://schemas.microsoft.com/internal/obd"/>
   </ds:schemaRefs>
 </ds:datastoreItem>
-</file>
-
-<file path=customXml/itemProps3.xml><?xml version="1.0" encoding="utf-8"?>
-<ds:datastoreItem xmlns:ds="http://schemas.openxmlformats.org/officeDocument/2006/customXml" ds:itemID="{D91E694A-77B1-48E9-A973-A9D632C6D81F}">
-  <ds:schemaRefs>
-    <ds:schemaRef ds:uri="http://schemas.microsoft.com/sharepoint/v3/contenttype/forms"/>
-  </ds:schemaRefs>
-</ds:datastoreItem>
-</file>
-
-<file path=customXml/itemProps4.xml><?xml version="1.0" encoding="utf-8"?>
-<ds:datastoreItem xmlns:ds="http://schemas.openxmlformats.org/officeDocument/2006/customXml" ds:itemID="{8442C781-9D64-4E61-9CB1-06A758869462}">
-  <ds:schemaRefs>
-    <ds:schemaRef ds:uri="http://schemas.microsoft.com/office/2006/metadata/properties"/>
-    <ds:schemaRef ds:uri="http://schemas.microsoft.com/office/infopath/2007/PartnerControls"/>
-    <ds:schemaRef ds:uri="621f42ef-253f-440f-a4ef-7dfb20121401"/>
-  </ds:schemaRefs>
-</ds:datastoreItem>
 </file>
--- a/lab-a/AI-LA-gr2-wierzchon-oktawiusz.docx
+++ b/lab-a/AI-LA-gr2-wierzchon-oktawiusz.docx
@@ -4284,14 +4284,24 @@
       <w:r>
         <w:t xml:space="preserve">Kilka pomysłów jak wykonać dobrze zrzut ekranu: </w:t>
       </w:r>
-      <w:hyperlink r:id="rId26" w:history="1">
-        <w:r>
-          <w:rPr>
-            <w:rStyle w:val="Hyperlink"/>
-          </w:rPr>
-          <w:t>https://www.youtube.com/playlist?list=PLA9VGZreSBfPUbshnUA1lUxAvBrjDhXzS</w:t>
-        </w:r>
-      </w:hyperlink>
+      <w:r>
+        <w:fldChar w:fldCharType="begin"/>
+      </w:r>
+      <w:r>
+        <w:instrText>HYPERLINK "https://www.youtube.com/playlist?list=PLA9VGZreSBfPUbshnUA1lUxAvBrjDhXzS"</w:instrText>
+      </w:r>
+      <w:r>
+        <w:fldChar w:fldCharType="separate"/>
+      </w:r>
+      <w:r>
+        <w:rPr>
+          <w:rStyle w:val="Hyperlink"/>
+        </w:rPr>
+        <w:t>https://www.youtube.com/playlist?list=PLA9VGZreSBfPUbshnUA1lUxAvBrjDhXzS</w:t>
+      </w:r>
+      <w:r>
+        <w:fldChar w:fldCharType="end"/>
+      </w:r>
       <w:r>
         <w:t xml:space="preserve">. </w:t>
       </w:r>
@@ -4426,9 +4436,14 @@
         <w:pStyle w:val="Heading1"/>
       </w:pPr>
       <w:bookmarkStart w:id="8" w:name="_Toc242342468"/>
+      <w:proofErr w:type="spellStart"/>
       <w:r>
         <w:lastRenderedPageBreak/>
-        <w:t>PhpStorm + Git</w:t>
+        <w:t>PhpStorm</w:t>
+      </w:r>
+      <w:proofErr w:type="spellEnd"/>
+      <w:r>
+        <w:t xml:space="preserve"> + Git</w:t>
       </w:r>
       <w:r>
         <w:t>H</w:t>
@@ -4484,7 +4499,7 @@
                     <pic:cNvPicPr/>
                   </pic:nvPicPr>
                   <pic:blipFill>
-                    <a:blip r:embed="rId27"/>
+                    <a:blip r:embed="rId26"/>
                     <a:stretch>
                       <a:fillRect/>
                     </a:stretch>
@@ -4523,15 +4538,28 @@
         </w:rPr>
         <w:t xml:space="preserve">armowa licencja na cały Toolbox JetBrains. W tym celu należy się zarejestrować i dokonać potwierdzenia statusu studenta tutaj: </w:t>
       </w:r>
-      <w:hyperlink r:id="rId28" w:history="1">
-        <w:r>
-          <w:rPr>
-            <w:rStyle w:val="Hyperlink"/>
-            <w:lang w:val="pl-PL"/>
-          </w:rPr>
-          <w:t>https://www.jetbrains.com/academy/student-pack/</w:t>
-        </w:r>
-      </w:hyperlink>
+      <w:r>
+        <w:fldChar w:fldCharType="begin"/>
+      </w:r>
+      <w:r>
+        <w:rPr>
+          <w:lang w:val="pl-PL"/>
+        </w:rPr>
+        <w:instrText>HYPERLINK "https://www.jetbrains.com/academy/student-pack/"</w:instrText>
+      </w:r>
+      <w:r>
+        <w:fldChar w:fldCharType="separate"/>
+      </w:r>
+      <w:r>
+        <w:rPr>
+          <w:rStyle w:val="Hyperlink"/>
+          <w:lang w:val="pl-PL"/>
+        </w:rPr>
+        <w:t>https://www.jetbrains.com/academy/student-pack/</w:t>
+      </w:r>
+      <w:r>
+        <w:fldChar w:fldCharType="end"/>
+      </w:r>
       <w:r>
         <w:rPr>
           <w:lang w:val="pl-PL"/>
@@ -4624,7 +4652,31 @@
         <w:t>File -&gt; Settings -&gt; Plugins -&gt; Marketplace</w:t>
       </w:r>
       <w:r>
-        <w:t xml:space="preserve"> poszukaj oryginalnego pluginu </w:t>
+        <w:t xml:space="preserve"> </w:t>
+      </w:r>
+      <w:proofErr w:type="spellStart"/>
+      <w:r>
+        <w:t>poszukaj</w:t>
+      </w:r>
+      <w:proofErr w:type="spellEnd"/>
+      <w:r>
+        <w:t xml:space="preserve"> </w:t>
+      </w:r>
+      <w:proofErr w:type="spellStart"/>
+      <w:r>
+        <w:t>oryginalnego</w:t>
+      </w:r>
+      <w:proofErr w:type="spellEnd"/>
+      <w:r>
+        <w:t xml:space="preserve"> </w:t>
+      </w:r>
+      <w:proofErr w:type="spellStart"/>
+      <w:r>
+        <w:t>pluginu</w:t>
+      </w:r>
+      <w:proofErr w:type="spellEnd"/>
+      <w:r>
+        <w:t xml:space="preserve"> </w:t>
       </w:r>
       <w:r>
         <w:rPr>
@@ -4634,7 +4686,15 @@
         <w:t>GitHub Copilot – Your AI Pair Programmer</w:t>
       </w:r>
       <w:r>
-        <w:t xml:space="preserve"> od firmy GitHub. </w:t>
+        <w:t xml:space="preserve"> od </w:t>
+      </w:r>
+      <w:proofErr w:type="spellStart"/>
+      <w:r>
+        <w:t>firmy</w:t>
+      </w:r>
+      <w:proofErr w:type="spellEnd"/>
+      <w:r>
+        <w:t xml:space="preserve"> GitHub. </w:t>
       </w:r>
       <w:r>
         <w:rPr>
@@ -4714,7 +4774,7 @@
                     <pic:cNvPicPr/>
                   </pic:nvPicPr>
                   <pic:blipFill>
-                    <a:blip r:embed="rId29"/>
+                    <a:blip r:embed="rId27"/>
                     <a:stretch>
                       <a:fillRect/>
                     </a:stretch>
@@ -4797,7 +4857,7 @@
                     </pic:cNvPicPr>
                   </pic:nvPicPr>
                   <pic:blipFill>
-                    <a:blip r:embed="rId30">
+                    <a:blip r:embed="rId28">
                       <a:extLst>
                         <a:ext uri="{28A0092B-C50C-407E-A947-70E740481C1C}">
                           <a14:useLocalDpi xmlns:a14="http://schemas.microsoft.com/office/drawing/2010/main" val="0"/>
@@ -4859,7 +4919,7 @@
                     <pic:cNvPicPr/>
                   </pic:nvPicPr>
                   <pic:blipFill>
-                    <a:blip r:embed="rId31"/>
+                    <a:blip r:embed="rId29"/>
                     <a:stretch>
                       <a:fillRect/>
                     </a:stretch>
@@ -4994,15 +5054,28 @@
         </w:rPr>
         <w:t xml:space="preserve">Wejdź na stronę </w:t>
       </w:r>
-      <w:hyperlink r:id="rId32" w:history="1">
-        <w:r>
-          <w:rPr>
-            <w:rStyle w:val="Hyperlink"/>
-            <w:lang w:val="pl-PL"/>
-          </w:rPr>
-          <w:t>https://www.pureref.com/download.php</w:t>
-        </w:r>
-      </w:hyperlink>
+      <w:r>
+        <w:fldChar w:fldCharType="begin"/>
+      </w:r>
+      <w:r>
+        <w:rPr>
+          <w:lang w:val="pl-PL"/>
+        </w:rPr>
+        <w:instrText>HYPERLINK "https://www.pureref.com/download.php"</w:instrText>
+      </w:r>
+      <w:r>
+        <w:fldChar w:fldCharType="separate"/>
+      </w:r>
+      <w:r>
+        <w:rPr>
+          <w:rStyle w:val="Hyperlink"/>
+          <w:lang w:val="pl-PL"/>
+        </w:rPr>
+        <w:t>https://www.pureref.com/download.php</w:t>
+      </w:r>
+      <w:r>
+        <w:fldChar w:fldCharType="end"/>
+      </w:r>
       <w:r>
         <w:rPr>
           <w:lang w:val="pl-PL"/>
@@ -5261,7 +5334,7 @@
                     </pic:cNvPicPr>
                   </pic:nvPicPr>
                   <pic:blipFill>
-                    <a:blip r:embed="rId33" cstate="print">
+                    <a:blip r:embed="rId30" cstate="print">
                       <a:extLst>
                         <a:ext uri="{28A0092B-C50C-407E-A947-70E740481C1C}">
                           <a14:useLocalDpi xmlns:a14="http://schemas.microsoft.com/office/drawing/2010/main" val="0"/>
@@ -5572,7 +5645,7 @@
                     </pic:cNvPicPr>
                   </pic:nvPicPr>
                   <pic:blipFill>
-                    <a:blip r:embed="rId34">
+                    <a:blip r:embed="rId31">
                       <a:extLst>
                         <a:ext uri="{28A0092B-C50C-407E-A947-70E740481C1C}">
                           <a14:useLocalDpi xmlns:a14="http://schemas.microsoft.com/office/drawing/2010/main" val="0"/>
@@ -5723,6 +5796,9 @@
     <w:p>
       <w:pPr>
         <w:pStyle w:val="Zadanie"/>
+        <w:rPr>
+          <w:i/>
+        </w:rPr>
       </w:pPr>
     </w:p>
     <w:p>
@@ -5730,14 +5806,40 @@
         <w:pStyle w:val="Zadanie"/>
       </w:pPr>
       <w:r>
+        <w:t xml:space="preserve"> </w:t>
+      </w:r>
+    </w:p>
+    <w:p>
+      <w:pPr>
+        <w:pStyle w:val="Zadanie"/>
+      </w:pPr>
+    </w:p>
+    <w:p>
+      <w:pPr>
+        <w:pStyle w:val="Zadanie"/>
+      </w:pPr>
+      <w:r>
+        <w:t>Wstaw zrzuty ekranu kompletnej strony w stylu 2 w szerokości desktopowej 1440px oraz szerokości mobilnej 375px:</w:t>
+      </w:r>
+    </w:p>
+    <w:p>
+      <w:pPr>
+        <w:pStyle w:val="Zadanie"/>
+      </w:pPr>
+    </w:p>
+    <w:p>
+      <w:pPr>
+        <w:pStyle w:val="Zadanie"/>
+      </w:pPr>
+      <w:r>
         <w:rPr>
           <w:noProof/>
         </w:rPr>
         <w:drawing>
-          <wp:inline distT="0" distB="0" distL="0" distR="0" wp14:anchorId="5EC5A264" wp14:editId="0AE29C2E">
+          <wp:inline distT="0" distB="0" distL="0" distR="0" wp14:anchorId="1D6AC057" wp14:editId="236195E2">
             <wp:extent cx="4248150" cy="2432050"/>
             <wp:effectExtent l="0" t="0" r="0" b="6350"/>
-            <wp:docPr id="607062385" name="Obraz 607062385"/>
+            <wp:docPr id="560989330" name="Obraz 560989330"/>
             <wp:cNvGraphicFramePr>
               <a:graphicFrameLocks xmlns:a="http://schemas.openxmlformats.org/drawingml/2006/main" noChangeAspect="1"/>
             </wp:cNvGraphicFramePr>
@@ -5751,7 +5853,7 @@
                     </pic:cNvPicPr>
                   </pic:nvPicPr>
                   <pic:blipFill>
-                    <a:blip r:embed="rId34">
+                    <a:blip r:embed="rId31">
                       <a:extLst>
                         <a:ext uri="{28A0092B-C50C-407E-A947-70E740481C1C}">
                           <a14:useLocalDpi xmlns:a14="http://schemas.microsoft.com/office/drawing/2010/main" val="0"/>
@@ -5790,10 +5892,10 @@
           <w:noProof/>
         </w:rPr>
         <w:drawing>
-          <wp:inline distT="0" distB="0" distL="0" distR="0" wp14:anchorId="7A95577C" wp14:editId="0F8BAC8B">
+          <wp:inline distT="0" distB="0" distL="0" distR="0" wp14:anchorId="71BFD57E" wp14:editId="676E2D2B">
             <wp:extent cx="2241550" cy="2432050"/>
             <wp:effectExtent l="0" t="0" r="6350" b="6350"/>
-            <wp:docPr id="679494773" name="Obraz 679494773"/>
+            <wp:docPr id="1212354287" name="Obraz 1212354287"/>
             <wp:cNvGraphicFramePr>
               <a:graphicFrameLocks xmlns:a="http://schemas.openxmlformats.org/drawingml/2006/main" noChangeAspect="1"/>
             </wp:cNvGraphicFramePr>
@@ -5807,7 +5909,7 @@
                     </pic:cNvPicPr>
                   </pic:nvPicPr>
                   <pic:blipFill>
-                    <a:blip r:embed="rId34">
+                    <a:blip r:embed="rId31">
                       <a:extLst>
                         <a:ext uri="{28A0092B-C50C-407E-A947-70E740481C1C}">
                           <a14:useLocalDpi xmlns:a14="http://schemas.microsoft.com/office/drawing/2010/main" val="0"/>
@@ -5844,139 +5946,6 @@
         <w:pStyle w:val="Zadanie"/>
       </w:pPr>
     </w:p>
-    <w:p>
-      <w:pPr>
-        <w:pStyle w:val="Zadanie"/>
-      </w:pPr>
-      <w:r>
-        <w:t>Wstaw zrzuty ekranu kompletnej strony w stylu 2 w szerokości desktopowej 1440px oraz szerokości mobilnej 375px:</w:t>
-      </w:r>
-    </w:p>
-    <w:p>
-      <w:pPr>
-        <w:pStyle w:val="Zadanie"/>
-      </w:pPr>
-    </w:p>
-    <w:p>
-      <w:pPr>
-        <w:pStyle w:val="Zadanie"/>
-      </w:pPr>
-      <w:r>
-        <w:rPr>
-          <w:noProof/>
-        </w:rPr>
-        <w:lastRenderedPageBreak/>
-        <w:drawing>
-          <wp:inline distT="0" distB="0" distL="0" distR="0" wp14:anchorId="1D6AC057" wp14:editId="236195E2">
-            <wp:extent cx="4248150" cy="2432050"/>
-            <wp:effectExtent l="0" t="0" r="0" b="6350"/>
-            <wp:docPr id="560989330" name="Obraz 560989330"/>
-            <wp:cNvGraphicFramePr>
-              <a:graphicFrameLocks xmlns:a="http://schemas.openxmlformats.org/drawingml/2006/main" noChangeAspect="1"/>
-            </wp:cNvGraphicFramePr>
-            <a:graphic xmlns:a="http://schemas.openxmlformats.org/drawingml/2006/main">
-              <a:graphicData uri="http://schemas.openxmlformats.org/drawingml/2006/picture">
-                <pic:pic xmlns:pic="http://schemas.openxmlformats.org/drawingml/2006/picture">
-                  <pic:nvPicPr>
-                    <pic:cNvPr id="0" name="Picture 1"/>
-                    <pic:cNvPicPr>
-                      <a:picLocks noChangeAspect="1" noChangeArrowheads="1"/>
-                    </pic:cNvPicPr>
-                  </pic:nvPicPr>
-                  <pic:blipFill>
-                    <a:blip r:embed="rId34">
-                      <a:extLst>
-                        <a:ext uri="{28A0092B-C50C-407E-A947-70E740481C1C}">
-                          <a14:useLocalDpi xmlns:a14="http://schemas.microsoft.com/office/drawing/2010/main" val="0"/>
-                        </a:ext>
-                      </a:extLst>
-                    </a:blip>
-                    <a:srcRect/>
-                    <a:stretch>
-                      <a:fillRect/>
-                    </a:stretch>
-                  </pic:blipFill>
-                  <pic:spPr bwMode="auto">
-                    <a:xfrm>
-                      <a:off x="0" y="0"/>
-                      <a:ext cx="4248150" cy="2432050"/>
-                    </a:xfrm>
-                    <a:prstGeom prst="rect">
-                      <a:avLst/>
-                    </a:prstGeom>
-                    <a:noFill/>
-                    <a:ln>
-                      <a:noFill/>
-                    </a:ln>
-                  </pic:spPr>
-                </pic:pic>
-              </a:graphicData>
-            </a:graphic>
-          </wp:inline>
-        </w:drawing>
-      </w:r>
-      <w:r>
-        <w:t xml:space="preserve"> </w:t>
-      </w:r>
-      <w:r>
-        <w:rPr>
-          <w:noProof/>
-        </w:rPr>
-        <w:drawing>
-          <wp:inline distT="0" distB="0" distL="0" distR="0" wp14:anchorId="71BFD57E" wp14:editId="676E2D2B">
-            <wp:extent cx="2241550" cy="2432050"/>
-            <wp:effectExtent l="0" t="0" r="6350" b="6350"/>
-            <wp:docPr id="1212354287" name="Obraz 1212354287"/>
-            <wp:cNvGraphicFramePr>
-              <a:graphicFrameLocks xmlns:a="http://schemas.openxmlformats.org/drawingml/2006/main" noChangeAspect="1"/>
-            </wp:cNvGraphicFramePr>
-            <a:graphic xmlns:a="http://schemas.openxmlformats.org/drawingml/2006/main">
-              <a:graphicData uri="http://schemas.openxmlformats.org/drawingml/2006/picture">
-                <pic:pic xmlns:pic="http://schemas.openxmlformats.org/drawingml/2006/picture">
-                  <pic:nvPicPr>
-                    <pic:cNvPr id="0" name="Picture 1"/>
-                    <pic:cNvPicPr>
-                      <a:picLocks noChangeAspect="1" noChangeArrowheads="1"/>
-                    </pic:cNvPicPr>
-                  </pic:nvPicPr>
-                  <pic:blipFill>
-                    <a:blip r:embed="rId34">
-                      <a:extLst>
-                        <a:ext uri="{28A0092B-C50C-407E-A947-70E740481C1C}">
-                          <a14:useLocalDpi xmlns:a14="http://schemas.microsoft.com/office/drawing/2010/main" val="0"/>
-                        </a:ext>
-                      </a:extLst>
-                    </a:blip>
-                    <a:srcRect/>
-                    <a:stretch>
-                      <a:fillRect/>
-                    </a:stretch>
-                  </pic:blipFill>
-                  <pic:spPr bwMode="auto">
-                    <a:xfrm>
-                      <a:off x="0" y="0"/>
-                      <a:ext cx="2241550" cy="2432050"/>
-                    </a:xfrm>
-                    <a:prstGeom prst="rect">
-                      <a:avLst/>
-                    </a:prstGeom>
-                    <a:noFill/>
-                    <a:ln>
-                      <a:noFill/>
-                    </a:ln>
-                  </pic:spPr>
-                </pic:pic>
-              </a:graphicData>
-            </a:graphic>
-          </wp:inline>
-        </w:drawing>
-      </w:r>
-    </w:p>
-    <w:p>
-      <w:pPr>
-        <w:pStyle w:val="Zadanie"/>
-      </w:pPr>
-    </w:p>
     <w:tbl>
       <w:tblPr>
         <w:tblStyle w:val="TableGrid"/>
@@ -6050,6 +6019,7 @@
         <w:rPr>
           <w:lang w:val="pl-PL"/>
         </w:rPr>
+        <w:lastRenderedPageBreak/>
         <w:t>Nagłówki i akapity</w:t>
       </w:r>
       <w:bookmarkEnd w:id="14"/>
@@ -6107,7 +6077,7 @@
                     </pic:cNvPicPr>
                   </pic:nvPicPr>
                   <pic:blipFill>
-                    <a:blip r:embed="rId34">
+                    <a:blip r:embed="rId31">
                       <a:extLst>
                         <a:ext uri="{28A0092B-C50C-407E-A947-70E740481C1C}">
                           <a14:useLocalDpi xmlns:a14="http://schemas.microsoft.com/office/drawing/2010/main" val="0"/>
@@ -6163,7 +6133,7 @@
                     </pic:cNvPicPr>
                   </pic:nvPicPr>
                   <pic:blipFill>
-                    <a:blip r:embed="rId34">
+                    <a:blip r:embed="rId31">
                       <a:extLst>
                         <a:ext uri="{28A0092B-C50C-407E-A947-70E740481C1C}">
                           <a14:useLocalDpi xmlns:a14="http://schemas.microsoft.com/office/drawing/2010/main" val="0"/>
@@ -6234,7 +6204,7 @@
                     </pic:cNvPicPr>
                   </pic:nvPicPr>
                   <pic:blipFill>
-                    <a:blip r:embed="rId34">
+                    <a:blip r:embed="rId31">
                       <a:extLst>
                         <a:ext uri="{28A0092B-C50C-407E-A947-70E740481C1C}">
                           <a14:useLocalDpi xmlns:a14="http://schemas.microsoft.com/office/drawing/2010/main" val="0"/>
@@ -6290,7 +6260,7 @@
                     </pic:cNvPicPr>
                   </pic:nvPicPr>
                   <pic:blipFill>
-                    <a:blip r:embed="rId34">
+                    <a:blip r:embed="rId31">
                       <a:extLst>
                         <a:ext uri="{28A0092B-C50C-407E-A947-70E740481C1C}">
                           <a14:useLocalDpi xmlns:a14="http://schemas.microsoft.com/office/drawing/2010/main" val="0"/>
@@ -6343,7 +6313,6 @@
         <w:rPr>
           <w:noProof/>
         </w:rPr>
-        <w:lastRenderedPageBreak/>
         <w:drawing>
           <wp:inline distT="0" distB="0" distL="0" distR="0" wp14:anchorId="2A9B4253" wp14:editId="214C3469">
             <wp:extent cx="3232150" cy="1155700"/>
@@ -6362,7 +6331,7 @@
                     </pic:cNvPicPr>
                   </pic:nvPicPr>
                   <pic:blipFill>
-                    <a:blip r:embed="rId34">
+                    <a:blip r:embed="rId31">
                       <a:extLst>
                         <a:ext uri="{28A0092B-C50C-407E-A947-70E740481C1C}">
                           <a14:useLocalDpi xmlns:a14="http://schemas.microsoft.com/office/drawing/2010/main" val="0"/>
@@ -6418,7 +6387,7 @@
                     </pic:cNvPicPr>
                   </pic:nvPicPr>
                   <pic:blipFill>
-                    <a:blip r:embed="rId34">
+                    <a:blip r:embed="rId31">
                       <a:extLst>
                         <a:ext uri="{28A0092B-C50C-407E-A947-70E740481C1C}">
                           <a14:useLocalDpi xmlns:a14="http://schemas.microsoft.com/office/drawing/2010/main" val="0"/>
@@ -6489,7 +6458,7 @@
                     </pic:cNvPicPr>
                   </pic:nvPicPr>
                   <pic:blipFill>
-                    <a:blip r:embed="rId34">
+                    <a:blip r:embed="rId31">
                       <a:extLst>
                         <a:ext uri="{28A0092B-C50C-407E-A947-70E740481C1C}">
                           <a14:useLocalDpi xmlns:a14="http://schemas.microsoft.com/office/drawing/2010/main" val="0"/>
@@ -6545,7 +6514,7 @@
                     </pic:cNvPicPr>
                   </pic:nvPicPr>
                   <pic:blipFill>
-                    <a:blip r:embed="rId34">
+                    <a:blip r:embed="rId31">
                       <a:extLst>
                         <a:ext uri="{28A0092B-C50C-407E-A947-70E740481C1C}">
                           <a14:useLocalDpi xmlns:a14="http://schemas.microsoft.com/office/drawing/2010/main" val="0"/>
@@ -6676,6 +6645,7 @@
         <w:rPr>
           <w:noProof/>
         </w:rPr>
+        <w:lastRenderedPageBreak/>
         <w:drawing>
           <wp:inline distT="0" distB="0" distL="0" distR="0" wp14:anchorId="7796376D" wp14:editId="58D94BDA">
             <wp:extent cx="3232150" cy="1155700"/>
@@ -6694,7 +6664,7 @@
                     </pic:cNvPicPr>
                   </pic:nvPicPr>
                   <pic:blipFill>
-                    <a:blip r:embed="rId34">
+                    <a:blip r:embed="rId31">
                       <a:extLst>
                         <a:ext uri="{28A0092B-C50C-407E-A947-70E740481C1C}">
                           <a14:useLocalDpi xmlns:a14="http://schemas.microsoft.com/office/drawing/2010/main" val="0"/>
@@ -6750,7 +6720,7 @@
                     </pic:cNvPicPr>
                   </pic:nvPicPr>
                   <pic:blipFill>
-                    <a:blip r:embed="rId34">
+                    <a:blip r:embed="rId31">
                       <a:extLst>
                         <a:ext uri="{28A0092B-C50C-407E-A947-70E740481C1C}">
                           <a14:useLocalDpi xmlns:a14="http://schemas.microsoft.com/office/drawing/2010/main" val="0"/>
@@ -6898,7 +6868,7 @@
                     </pic:cNvPicPr>
                   </pic:nvPicPr>
                   <pic:blipFill>
-                    <a:blip r:embed="rId34">
+                    <a:blip r:embed="rId31">
                       <a:extLst>
                         <a:ext uri="{28A0092B-C50C-407E-A947-70E740481C1C}">
                           <a14:useLocalDpi xmlns:a14="http://schemas.microsoft.com/office/drawing/2010/main" val="0"/>
@@ -6954,7 +6924,7 @@
                     </pic:cNvPicPr>
                   </pic:nvPicPr>
                   <pic:blipFill>
-                    <a:blip r:embed="rId34">
+                    <a:blip r:embed="rId31">
                       <a:extLst>
                         <a:ext uri="{28A0092B-C50C-407E-A947-70E740481C1C}">
                           <a14:useLocalDpi xmlns:a14="http://schemas.microsoft.com/office/drawing/2010/main" val="0"/>
@@ -7007,7 +6977,6 @@
         <w:rPr>
           <w:noProof/>
         </w:rPr>
-        <w:lastRenderedPageBreak/>
         <w:drawing>
           <wp:inline distT="0" distB="0" distL="0" distR="0" wp14:anchorId="2F4393A6" wp14:editId="4E840412">
             <wp:extent cx="3232150" cy="1155700"/>
@@ -7026,7 +6995,7 @@
                     </pic:cNvPicPr>
                   </pic:nvPicPr>
                   <pic:blipFill>
-                    <a:blip r:embed="rId34">
+                    <a:blip r:embed="rId31">
                       <a:extLst>
                         <a:ext uri="{28A0092B-C50C-407E-A947-70E740481C1C}">
                           <a14:useLocalDpi xmlns:a14="http://schemas.microsoft.com/office/drawing/2010/main" val="0"/>
@@ -7082,7 +7051,7 @@
                     </pic:cNvPicPr>
                   </pic:nvPicPr>
                   <pic:blipFill>
-                    <a:blip r:embed="rId34">
+                    <a:blip r:embed="rId31">
                       <a:extLst>
                         <a:ext uri="{28A0092B-C50C-407E-A947-70E740481C1C}">
                           <a14:useLocalDpi xmlns:a14="http://schemas.microsoft.com/office/drawing/2010/main" val="0"/>
@@ -7237,7 +7206,7 @@
                     </pic:cNvPicPr>
                   </pic:nvPicPr>
                   <pic:blipFill>
-                    <a:blip r:embed="rId34">
+                    <a:blip r:embed="rId31">
                       <a:extLst>
                         <a:ext uri="{28A0092B-C50C-407E-A947-70E740481C1C}">
                           <a14:useLocalDpi xmlns:a14="http://schemas.microsoft.com/office/drawing/2010/main" val="0"/>
@@ -7293,7 +7262,7 @@
                     </pic:cNvPicPr>
                   </pic:nvPicPr>
                   <pic:blipFill>
-                    <a:blip r:embed="rId34">
+                    <a:blip r:embed="rId31">
                       <a:extLst>
                         <a:ext uri="{28A0092B-C50C-407E-A947-70E740481C1C}">
                           <a14:useLocalDpi xmlns:a14="http://schemas.microsoft.com/office/drawing/2010/main" val="0"/>
@@ -7398,6 +7367,7 @@
         <w:rPr>
           <w:lang w:val="pl-PL"/>
         </w:rPr>
+        <w:lastRenderedPageBreak/>
         <w:t>Wizualne obramowania</w:t>
       </w:r>
       <w:bookmarkEnd w:id="18"/>
@@ -7442,7 +7412,7 @@
                     </pic:cNvPicPr>
                   </pic:nvPicPr>
                   <pic:blipFill>
-                    <a:blip r:embed="rId34">
+                    <a:blip r:embed="rId31">
                       <a:extLst>
                         <a:ext uri="{28A0092B-C50C-407E-A947-70E740481C1C}">
                           <a14:useLocalDpi xmlns:a14="http://schemas.microsoft.com/office/drawing/2010/main" val="0"/>
@@ -7498,7 +7468,7 @@
                     </pic:cNvPicPr>
                   </pic:nvPicPr>
                   <pic:blipFill>
-                    <a:blip r:embed="rId34">
+                    <a:blip r:embed="rId31">
                       <a:extLst>
                         <a:ext uri="{28A0092B-C50C-407E-A947-70E740481C1C}">
                           <a14:useLocalDpi xmlns:a14="http://schemas.microsoft.com/office/drawing/2010/main" val="0"/>
@@ -7598,7 +7568,15 @@
       <w:bookmarkStart w:id="19" w:name="_Toc146283472"/>
       <w:bookmarkStart w:id="20" w:name="_Toc242342479"/>
       <w:r>
-        <w:t>Commit projektu do GIT</w:t>
+        <w:t xml:space="preserve">Commit </w:t>
+      </w:r>
+      <w:proofErr w:type="spellStart"/>
+      <w:r>
+        <w:t>projektu</w:t>
+      </w:r>
+      <w:proofErr w:type="spellEnd"/>
+      <w:r>
+        <w:t xml:space="preserve"> do GIT</w:t>
       </w:r>
       <w:bookmarkEnd w:id="19"/>
       <w:bookmarkEnd w:id="20"/>
@@ -7657,7 +7635,6 @@
         <w:rPr>
           <w:lang w:val="pl-PL"/>
         </w:rPr>
-        <w:lastRenderedPageBreak/>
         <w:t>Upewnij się, czy wszystko d</w:t>
       </w:r>
       <w:r>
@@ -7722,7 +7699,7 @@
                     </pic:cNvPicPr>
                   </pic:nvPicPr>
                   <pic:blipFill>
-                    <a:blip r:embed="rId34">
+                    <a:blip r:embed="rId31">
                       <a:extLst>
                         <a:ext uri="{28A0092B-C50C-407E-A947-70E740481C1C}">
                           <a14:useLocalDpi xmlns:a14="http://schemas.microsoft.com/office/drawing/2010/main" val="0"/>
@@ -7902,9 +7879,9 @@
       </w:r>
     </w:p>
     <w:sectPr>
-      <w:headerReference w:type="default" r:id="rId35"/>
-      <w:footerReference w:type="default" r:id="rId36"/>
-      <w:footerReference w:type="first" r:id="rId37"/>
+      <w:headerReference w:type="default" r:id="rId32"/>
+      <w:footerReference w:type="default" r:id="rId33"/>
+      <w:footerReference w:type="first" r:id="rId34"/>
       <w:pgSz w:w="11906" w:h="16838"/>
       <w:pgMar w:top="720" w:right="720" w:bottom="720" w:left="720" w:header="708" w:footer="708" w:gutter="0"/>
       <w:cols w:space="708"/>

--- a/lab-a/AI-LA-gr2-wierzchon-oktawiusz.docx
+++ b/lab-a/AI-LA-gr2-wierzchon-oktawiusz.docx
@@ -4904,9 +4904,9 @@
       </w:pPr>
       <w:r>
         <w:drawing>
-          <wp:inline distT="0" distB="0" distL="0" distR="0" wp14:anchorId="3E88E2C5" wp14:editId="25DDAE8B">
-            <wp:extent cx="6645910" cy="3594100"/>
-            <wp:effectExtent l="0" t="0" r="2540" b="6350"/>
+          <wp:inline distT="0" distB="0" distL="0" distR="0" wp14:anchorId="3E88E2C5" wp14:editId="05F8EA54">
+            <wp:extent cx="6543675" cy="3538811"/>
+            <wp:effectExtent l="0" t="0" r="0" b="5080"/>
             <wp:docPr id="887374287" name="Picture 1"/>
             <wp:cNvGraphicFramePr>
               <a:graphicFrameLocks xmlns:a="http://schemas.openxmlformats.org/drawingml/2006/main" noChangeAspect="1"/>
@@ -4927,7 +4927,7 @@
                   <pic:spPr>
                     <a:xfrm>
                       <a:off x="0" y="0"/>
-                      <a:ext cx="6645910" cy="3594100"/>
+                      <a:ext cx="6546747" cy="3540472"/>
                     </a:xfrm>
                     <a:prstGeom prst="rect">
                       <a:avLst/>
@@ -4970,7 +4970,6 @@
               <w:pStyle w:val="PunktyTabela"/>
             </w:pPr>
             <w:r>
-              <w:lastRenderedPageBreak/>
               <w:t>Punkty:</w:t>
             </w:r>
           </w:p>
@@ -5019,6 +5018,7 @@
         <w:rPr>
           <w:lang w:val="pl-PL"/>
         </w:rPr>
+        <w:lastRenderedPageBreak/>
         <w:t>Instalacja</w:t>
       </w:r>
       <w:r>
@@ -5235,6 +5235,20 @@
         </w:rPr>
         <w:t>Na koniec, gdy wyklaruje się już wizja obu wersji strony, wyeksportuj zawartość PureRef do postaci obrazu poprzez PPM -&gt; Save -&gt; Export. Pamiętaj również, żeby zapisać plik projektu PureRef do późniejszej edycji poprzez PPM -&gt; Save.</w:t>
       </w:r>
+    </w:p>
+    <w:p>
+      <w:pPr>
+        <w:rPr>
+          <w:lang w:val="pl-PL"/>
+        </w:rPr>
+      </w:pPr>
+    </w:p>
+    <w:p>
+      <w:pPr>
+        <w:rPr>
+          <w:lang w:val="pl-PL"/>
+        </w:rPr>
+      </w:pPr>
     </w:p>
     <w:p>
       <w:pPr>
@@ -5398,7 +5412,10 @@
         <w:t>Pierwszy zamysł strony jest taki, żeby było to w bardziej ciemnych kolorach, właśnie takich niebieskawych. Chcę, żeby przypominało to trochę magiczną bariere, którą otoczona jest mapa Gothic1</w:t>
       </w:r>
       <w:r>
-        <w:t>. Układ ma być w takich blokach informacyjnych 2 x 2.</w:t>
+        <w:t xml:space="preserve">. Układ ma być w takich blokach informacyjnych </w:t>
+      </w:r>
+      <w:r>
+        <w:t>po 2 obok siebie.</w:t>
       </w:r>
     </w:p>
     <w:p>
@@ -5427,7 +5444,16 @@
         <w:t>Drugi zamysł mam taki, żeby strona była dużo jaśniejsza i przypominała troche kolorami właśnie tą maske Śniącego, ktrórą można zobaczyć na na tablicy inspiracji. Śniący jest głównym antagonistą w Gothic 1, dlatego pomyślałem, że te dwa zamysły będą ze sobą dobrze współgrały.</w:t>
       </w:r>
       <w:r>
-        <w:t xml:space="preserve"> Tutaj układ strony będzie bardziej jak jedna ściana z okazjonalnymi blokami, żeby przerwać ciągłość tekstu.</w:t>
+        <w:t xml:space="preserve"> Tutaj układ strony będzie bardziej jak </w:t>
+      </w:r>
+      <w:r>
+        <w:t>jedno pod drugim</w:t>
+      </w:r>
+      <w:r>
+        <w:t xml:space="preserve"> z bocznym menu</w:t>
+      </w:r>
+      <w:r>
+        <w:t>.</w:t>
       </w:r>
     </w:p>
     <w:p>
@@ -5624,51 +5650,35 @@
         <w:jc w:val="center"/>
       </w:pPr>
       <w:r>
-        <w:rPr>
-          <w:noProof/>
-        </w:rPr>
         <w:drawing>
-          <wp:inline distT="0" distB="0" distL="0" distR="0" wp14:anchorId="365CEE23" wp14:editId="221D628C">
-            <wp:extent cx="900000" cy="900000"/>
+          <wp:inline distT="0" distB="0" distL="0" distR="0" wp14:anchorId="71F702CB" wp14:editId="10D1A004">
+            <wp:extent cx="5572125" cy="2385696"/>
             <wp:effectExtent l="0" t="0" r="0" b="0"/>
-            <wp:docPr id="773477696" name="Obraz 773477696"/>
+            <wp:docPr id="1718716308" name="Picture 1"/>
             <wp:cNvGraphicFramePr>
-              <a:graphicFrameLocks xmlns:a="http://schemas.openxmlformats.org/drawingml/2006/main"/>
+              <a:graphicFrameLocks xmlns:a="http://schemas.openxmlformats.org/drawingml/2006/main" noChangeAspect="1"/>
             </wp:cNvGraphicFramePr>
             <a:graphic xmlns:a="http://schemas.openxmlformats.org/drawingml/2006/main">
               <a:graphicData uri="http://schemas.openxmlformats.org/drawingml/2006/picture">
                 <pic:pic xmlns:pic="http://schemas.openxmlformats.org/drawingml/2006/picture">
                   <pic:nvPicPr>
-                    <pic:cNvPr id="0" name="Picture 1"/>
-                    <pic:cNvPicPr>
-                      <a:picLocks noChangeAspect="1" noChangeArrowheads="1"/>
-                    </pic:cNvPicPr>
+                    <pic:cNvPr id="1718716308" name=""/>
+                    <pic:cNvPicPr/>
                   </pic:nvPicPr>
                   <pic:blipFill>
-                    <a:blip r:embed="rId31">
-                      <a:extLst>
-                        <a:ext uri="{28A0092B-C50C-407E-A947-70E740481C1C}">
-                          <a14:useLocalDpi xmlns:a14="http://schemas.microsoft.com/office/drawing/2010/main" val="0"/>
-                        </a:ext>
-                      </a:extLst>
-                    </a:blip>
-                    <a:srcRect/>
+                    <a:blip r:embed="rId31"/>
                     <a:stretch>
                       <a:fillRect/>
                     </a:stretch>
                   </pic:blipFill>
-                  <pic:spPr bwMode="auto">
+                  <pic:spPr>
                     <a:xfrm>
                       <a:off x="0" y="0"/>
-                      <a:ext cx="900000" cy="900000"/>
+                      <a:ext cx="5581764" cy="2389823"/>
                     </a:xfrm>
                     <a:prstGeom prst="rect">
                       <a:avLst/>
                     </a:prstGeom>
-                    <a:noFill/>
-                    <a:ln>
-                      <a:noFill/>
-                    </a:ln>
                   </pic:spPr>
                 </pic:pic>
               </a:graphicData>
@@ -5800,46 +5810,15 @@
           <w:i/>
         </w:rPr>
       </w:pPr>
-    </w:p>
-    <w:p>
-      <w:pPr>
-        <w:pStyle w:val="Zadanie"/>
-      </w:pPr>
-      <w:r>
-        <w:t xml:space="preserve"> </w:t>
-      </w:r>
-    </w:p>
-    <w:p>
-      <w:pPr>
-        <w:pStyle w:val="Zadanie"/>
-      </w:pPr>
-    </w:p>
-    <w:p>
-      <w:pPr>
-        <w:pStyle w:val="Zadanie"/>
-      </w:pPr>
-      <w:r>
-        <w:t>Wstaw zrzuty ekranu kompletnej strony w stylu 2 w szerokości desktopowej 1440px oraz szerokości mobilnej 375px:</w:t>
-      </w:r>
-    </w:p>
-    <w:p>
-      <w:pPr>
-        <w:pStyle w:val="Zadanie"/>
-      </w:pPr>
-    </w:p>
-    <w:p>
-      <w:pPr>
-        <w:pStyle w:val="Zadanie"/>
-      </w:pPr>
-      <w:r>
-        <w:rPr>
-          <w:noProof/>
+      <w:r>
+        <w:rPr>
+          <w:i/>
         </w:rPr>
         <w:drawing>
-          <wp:inline distT="0" distB="0" distL="0" distR="0" wp14:anchorId="1D6AC057" wp14:editId="236195E2">
-            <wp:extent cx="4248150" cy="2432050"/>
-            <wp:effectExtent l="0" t="0" r="0" b="6350"/>
-            <wp:docPr id="560989330" name="Obraz 560989330"/>
+          <wp:inline distT="0" distB="0" distL="0" distR="0" wp14:anchorId="08409192" wp14:editId="3DB235B4">
+            <wp:extent cx="3926966" cy="2790825"/>
+            <wp:effectExtent l="0" t="0" r="0" b="0"/>
+            <wp:docPr id="2042255609" name="Picture 1"/>
             <wp:cNvGraphicFramePr>
               <a:graphicFrameLocks xmlns:a="http://schemas.openxmlformats.org/drawingml/2006/main" noChangeAspect="1"/>
             </wp:cNvGraphicFramePr>
@@ -5847,36 +5826,23 @@
               <a:graphicData uri="http://schemas.openxmlformats.org/drawingml/2006/picture">
                 <pic:pic xmlns:pic="http://schemas.openxmlformats.org/drawingml/2006/picture">
                   <pic:nvPicPr>
-                    <pic:cNvPr id="0" name="Picture 1"/>
-                    <pic:cNvPicPr>
-                      <a:picLocks noChangeAspect="1" noChangeArrowheads="1"/>
-                    </pic:cNvPicPr>
+                    <pic:cNvPr id="2042255609" name=""/>
+                    <pic:cNvPicPr/>
                   </pic:nvPicPr>
                   <pic:blipFill>
-                    <a:blip r:embed="rId31">
-                      <a:extLst>
-                        <a:ext uri="{28A0092B-C50C-407E-A947-70E740481C1C}">
-                          <a14:useLocalDpi xmlns:a14="http://schemas.microsoft.com/office/drawing/2010/main" val="0"/>
-                        </a:ext>
-                      </a:extLst>
-                    </a:blip>
-                    <a:srcRect/>
+                    <a:blip r:embed="rId32"/>
                     <a:stretch>
                       <a:fillRect/>
                     </a:stretch>
                   </pic:blipFill>
-                  <pic:spPr bwMode="auto">
+                  <pic:spPr>
                     <a:xfrm>
                       <a:off x="0" y="0"/>
-                      <a:ext cx="4248150" cy="2432050"/>
+                      <a:ext cx="3931336" cy="2793931"/>
                     </a:xfrm>
                     <a:prstGeom prst="rect">
                       <a:avLst/>
                     </a:prstGeom>
-                    <a:noFill/>
-                    <a:ln>
-                      <a:noFill/>
-                    </a:ln>
                   </pic:spPr>
                 </pic:pic>
               </a:graphicData>
@@ -5885,17 +5851,11 @@
         </w:drawing>
       </w:r>
       <w:r>
-        <w:t xml:space="preserve"> </w:t>
-      </w:r>
-      <w:r>
-        <w:rPr>
-          <w:noProof/>
-        </w:rPr>
         <w:drawing>
-          <wp:inline distT="0" distB="0" distL="0" distR="0" wp14:anchorId="71BFD57E" wp14:editId="676E2D2B">
-            <wp:extent cx="2241550" cy="2432050"/>
-            <wp:effectExtent l="0" t="0" r="6350" b="6350"/>
-            <wp:docPr id="1212354287" name="Obraz 1212354287"/>
+          <wp:inline distT="0" distB="0" distL="0" distR="0" wp14:anchorId="4652CD0F" wp14:editId="3FF3A1CA">
+            <wp:extent cx="1606440" cy="3057525"/>
+            <wp:effectExtent l="0" t="0" r="0" b="0"/>
+            <wp:docPr id="1034846254" name="Picture 1"/>
             <wp:cNvGraphicFramePr>
               <a:graphicFrameLocks xmlns:a="http://schemas.openxmlformats.org/drawingml/2006/main" noChangeAspect="1"/>
             </wp:cNvGraphicFramePr>
@@ -5903,42 +5863,143 @@
               <a:graphicData uri="http://schemas.openxmlformats.org/drawingml/2006/picture">
                 <pic:pic xmlns:pic="http://schemas.openxmlformats.org/drawingml/2006/picture">
                   <pic:nvPicPr>
-                    <pic:cNvPr id="0" name="Picture 1"/>
-                    <pic:cNvPicPr>
-                      <a:picLocks noChangeAspect="1" noChangeArrowheads="1"/>
-                    </pic:cNvPicPr>
+                    <pic:cNvPr id="1034846254" name=""/>
+                    <pic:cNvPicPr/>
                   </pic:nvPicPr>
                   <pic:blipFill>
-                    <a:blip r:embed="rId31">
-                      <a:extLst>
-                        <a:ext uri="{28A0092B-C50C-407E-A947-70E740481C1C}">
-                          <a14:useLocalDpi xmlns:a14="http://schemas.microsoft.com/office/drawing/2010/main" val="0"/>
-                        </a:ext>
-                      </a:extLst>
-                    </a:blip>
-                    <a:srcRect/>
+                    <a:blip r:embed="rId33"/>
                     <a:stretch>
                       <a:fillRect/>
                     </a:stretch>
                   </pic:blipFill>
-                  <pic:spPr bwMode="auto">
+                  <pic:spPr>
                     <a:xfrm>
                       <a:off x="0" y="0"/>
-                      <a:ext cx="2241550" cy="2432050"/>
+                      <a:ext cx="1616774" cy="3077194"/>
                     </a:xfrm>
                     <a:prstGeom prst="rect">
                       <a:avLst/>
                     </a:prstGeom>
-                    <a:noFill/>
-                    <a:ln>
-                      <a:noFill/>
-                    </a:ln>
                   </pic:spPr>
                 </pic:pic>
               </a:graphicData>
             </a:graphic>
           </wp:inline>
         </w:drawing>
+      </w:r>
+    </w:p>
+    <w:p>
+      <w:pPr>
+        <w:pStyle w:val="Zadanie"/>
+      </w:pPr>
+      <w:r>
+        <w:t xml:space="preserve"> </w:t>
+      </w:r>
+    </w:p>
+    <w:p>
+      <w:pPr>
+        <w:pStyle w:val="Zadanie"/>
+      </w:pPr>
+    </w:p>
+    <w:p>
+      <w:pPr>
+        <w:pStyle w:val="Zadanie"/>
+      </w:pPr>
+    </w:p>
+    <w:p>
+      <w:pPr>
+        <w:pStyle w:val="Zadanie"/>
+      </w:pPr>
+      <w:r>
+        <w:lastRenderedPageBreak/>
+        <w:t>Wstaw zrzuty ekranu kompletnej strony w stylu 2 w szerokości desktopowej 1440px oraz szerokości mobilnej 375px:</w:t>
+      </w:r>
+    </w:p>
+    <w:p>
+      <w:pPr>
+        <w:pStyle w:val="Zadanie"/>
+      </w:pPr>
+    </w:p>
+    <w:p>
+      <w:pPr>
+        <w:pStyle w:val="Zadanie"/>
+      </w:pPr>
+      <w:r>
+        <w:drawing>
+          <wp:inline distT="0" distB="0" distL="0" distR="0" wp14:anchorId="58B6293B" wp14:editId="647DA338">
+            <wp:extent cx="4390678" cy="3095625"/>
+            <wp:effectExtent l="0" t="0" r="0" b="0"/>
+            <wp:docPr id="809350722" name="Picture 1"/>
+            <wp:cNvGraphicFramePr>
+              <a:graphicFrameLocks xmlns:a="http://schemas.openxmlformats.org/drawingml/2006/main" noChangeAspect="1"/>
+            </wp:cNvGraphicFramePr>
+            <a:graphic xmlns:a="http://schemas.openxmlformats.org/drawingml/2006/main">
+              <a:graphicData uri="http://schemas.openxmlformats.org/drawingml/2006/picture">
+                <pic:pic xmlns:pic="http://schemas.openxmlformats.org/drawingml/2006/picture">
+                  <pic:nvPicPr>
+                    <pic:cNvPr id="809350722" name=""/>
+                    <pic:cNvPicPr/>
+                  </pic:nvPicPr>
+                  <pic:blipFill>
+                    <a:blip r:embed="rId34"/>
+                    <a:stretch>
+                      <a:fillRect/>
+                    </a:stretch>
+                  </pic:blipFill>
+                  <pic:spPr>
+                    <a:xfrm>
+                      <a:off x="0" y="0"/>
+                      <a:ext cx="4394283" cy="3098167"/>
+                    </a:xfrm>
+                    <a:prstGeom prst="rect">
+                      <a:avLst/>
+                    </a:prstGeom>
+                  </pic:spPr>
+                </pic:pic>
+              </a:graphicData>
+            </a:graphic>
+          </wp:inline>
+        </w:drawing>
+      </w:r>
+      <w:r>
+        <w:drawing>
+          <wp:inline distT="0" distB="0" distL="0" distR="0" wp14:anchorId="2C895203" wp14:editId="5BCF11A9">
+            <wp:extent cx="1838325" cy="3943504"/>
+            <wp:effectExtent l="0" t="0" r="0" b="0"/>
+            <wp:docPr id="1022817209" name="Picture 1"/>
+            <wp:cNvGraphicFramePr>
+              <a:graphicFrameLocks xmlns:a="http://schemas.openxmlformats.org/drawingml/2006/main" noChangeAspect="1"/>
+            </wp:cNvGraphicFramePr>
+            <a:graphic xmlns:a="http://schemas.openxmlformats.org/drawingml/2006/main">
+              <a:graphicData uri="http://schemas.openxmlformats.org/drawingml/2006/picture">
+                <pic:pic xmlns:pic="http://schemas.openxmlformats.org/drawingml/2006/picture">
+                  <pic:nvPicPr>
+                    <pic:cNvPr id="1022817209" name=""/>
+                    <pic:cNvPicPr/>
+                  </pic:nvPicPr>
+                  <pic:blipFill>
+                    <a:blip r:embed="rId35"/>
+                    <a:stretch>
+                      <a:fillRect/>
+                    </a:stretch>
+                  </pic:blipFill>
+                  <pic:spPr>
+                    <a:xfrm>
+                      <a:off x="0" y="0"/>
+                      <a:ext cx="1840165" cy="3947452"/>
+                    </a:xfrm>
+                    <a:prstGeom prst="rect">
+                      <a:avLst/>
+                    </a:prstGeom>
+                  </pic:spPr>
+                </pic:pic>
+              </a:graphicData>
+            </a:graphic>
+          </wp:inline>
+        </w:drawing>
+      </w:r>
+      <w:r>
+        <w:t xml:space="preserve"> </w:t>
       </w:r>
     </w:p>
     <w:p>
@@ -6019,7 +6080,6 @@
         <w:rPr>
           <w:lang w:val="pl-PL"/>
         </w:rPr>
-        <w:lastRenderedPageBreak/>
         <w:t>Nagłówki i akapity</w:t>
       </w:r>
       <w:bookmarkEnd w:id="14"/>
@@ -6056,14 +6116,14 @@
         <w:pStyle w:val="Zadanie"/>
       </w:pPr>
       <w:r>
-        <w:rPr>
-          <w:noProof/>
-        </w:rPr>
+        <w:t xml:space="preserve"> </w:t>
+      </w:r>
+      <w:r>
         <w:drawing>
-          <wp:inline distT="0" distB="0" distL="0" distR="0" wp14:anchorId="24A36639" wp14:editId="23F725CF">
-            <wp:extent cx="3232150" cy="1155700"/>
-            <wp:effectExtent l="0" t="0" r="6350" b="6350"/>
-            <wp:docPr id="752346071" name="Obraz 752346071"/>
+          <wp:inline distT="0" distB="0" distL="0" distR="0" wp14:anchorId="626D1399" wp14:editId="2B9EEBA2">
+            <wp:extent cx="3063928" cy="962025"/>
+            <wp:effectExtent l="0" t="0" r="3175" b="0"/>
+            <wp:docPr id="1876006205" name="Picture 1"/>
             <wp:cNvGraphicFramePr>
               <a:graphicFrameLocks xmlns:a="http://schemas.openxmlformats.org/drawingml/2006/main" noChangeAspect="1"/>
             </wp:cNvGraphicFramePr>
@@ -6071,36 +6131,23 @@
               <a:graphicData uri="http://schemas.openxmlformats.org/drawingml/2006/picture">
                 <pic:pic xmlns:pic="http://schemas.openxmlformats.org/drawingml/2006/picture">
                   <pic:nvPicPr>
-                    <pic:cNvPr id="0" name="Picture 1"/>
-                    <pic:cNvPicPr>
-                      <a:picLocks noChangeAspect="1" noChangeArrowheads="1"/>
-                    </pic:cNvPicPr>
+                    <pic:cNvPr id="1876006205" name=""/>
+                    <pic:cNvPicPr/>
                   </pic:nvPicPr>
                   <pic:blipFill>
-                    <a:blip r:embed="rId31">
-                      <a:extLst>
-                        <a:ext uri="{28A0092B-C50C-407E-A947-70E740481C1C}">
-                          <a14:useLocalDpi xmlns:a14="http://schemas.microsoft.com/office/drawing/2010/main" val="0"/>
-                        </a:ext>
-                      </a:extLst>
-                    </a:blip>
-                    <a:srcRect/>
+                    <a:blip r:embed="rId36"/>
                     <a:stretch>
                       <a:fillRect/>
                     </a:stretch>
                   </pic:blipFill>
-                  <pic:spPr bwMode="auto">
+                  <pic:spPr>
                     <a:xfrm>
                       <a:off x="0" y="0"/>
-                      <a:ext cx="3232150" cy="1155700"/>
+                      <a:ext cx="3064917" cy="962336"/>
                     </a:xfrm>
                     <a:prstGeom prst="rect">
                       <a:avLst/>
                     </a:prstGeom>
-                    <a:noFill/>
-                    <a:ln>
-                      <a:noFill/>
-                    </a:ln>
                   </pic:spPr>
                 </pic:pic>
               </a:graphicData>
@@ -6109,17 +6156,17 @@
         </w:drawing>
       </w:r>
       <w:r>
+        <w:rPr>
+          <w:noProof/>
+        </w:rPr>
         <w:t xml:space="preserve"> </w:t>
       </w:r>
       <w:r>
-        <w:rPr>
-          <w:noProof/>
-        </w:rPr>
         <w:drawing>
-          <wp:inline distT="0" distB="0" distL="0" distR="0" wp14:anchorId="453CAB1D" wp14:editId="6D5C28EA">
-            <wp:extent cx="3251200" cy="1155700"/>
-            <wp:effectExtent l="0" t="0" r="6350" b="6350"/>
-            <wp:docPr id="1743198462" name="Obraz 1743198462"/>
+          <wp:inline distT="0" distB="0" distL="0" distR="0" wp14:anchorId="1EC74277" wp14:editId="14372FD0">
+            <wp:extent cx="3019425" cy="805843"/>
+            <wp:effectExtent l="0" t="0" r="0" b="0"/>
+            <wp:docPr id="1275781472" name="Picture 1"/>
             <wp:cNvGraphicFramePr>
               <a:graphicFrameLocks xmlns:a="http://schemas.openxmlformats.org/drawingml/2006/main" noChangeAspect="1"/>
             </wp:cNvGraphicFramePr>
@@ -6127,36 +6174,23 @@
               <a:graphicData uri="http://schemas.openxmlformats.org/drawingml/2006/picture">
                 <pic:pic xmlns:pic="http://schemas.openxmlformats.org/drawingml/2006/picture">
                   <pic:nvPicPr>
-                    <pic:cNvPr id="0" name="Picture 1"/>
-                    <pic:cNvPicPr>
-                      <a:picLocks noChangeAspect="1" noChangeArrowheads="1"/>
-                    </pic:cNvPicPr>
+                    <pic:cNvPr id="1275781472" name=""/>
+                    <pic:cNvPicPr/>
                   </pic:nvPicPr>
                   <pic:blipFill>
-                    <a:blip r:embed="rId31">
-                      <a:extLst>
-                        <a:ext uri="{28A0092B-C50C-407E-A947-70E740481C1C}">
-                          <a14:useLocalDpi xmlns:a14="http://schemas.microsoft.com/office/drawing/2010/main" val="0"/>
-                        </a:ext>
-                      </a:extLst>
-                    </a:blip>
-                    <a:srcRect/>
+                    <a:blip r:embed="rId37"/>
                     <a:stretch>
                       <a:fillRect/>
                     </a:stretch>
                   </pic:blipFill>
-                  <pic:spPr bwMode="auto">
+                  <pic:spPr>
                     <a:xfrm>
                       <a:off x="0" y="0"/>
-                      <a:ext cx="3251200" cy="1155700"/>
+                      <a:ext cx="3036429" cy="810381"/>
                     </a:xfrm>
                     <a:prstGeom prst="rect">
                       <a:avLst/>
                     </a:prstGeom>
-                    <a:noFill/>
-                    <a:ln>
-                      <a:noFill/>
-                    </a:ln>
                   </pic:spPr>
                 </pic:pic>
               </a:graphicData>
@@ -6164,6 +6198,42 @@
           </wp:inline>
         </w:drawing>
       </w:r>
+      <w:r>
+        <w:rPr>
+          <w:noProof/>
+        </w:rPr>
+        <w:br/>
+      </w:r>
+      <w:r>
+        <w:rPr>
+          <w:noProof/>
+        </w:rPr>
+        <w:br/>
+      </w:r>
+      <w:r>
+        <w:rPr>
+          <w:noProof/>
+        </w:rPr>
+        <w:br/>
+      </w:r>
+      <w:r>
+        <w:rPr>
+          <w:noProof/>
+        </w:rPr>
+        <w:br/>
+      </w:r>
+      <w:r>
+        <w:rPr>
+          <w:noProof/>
+        </w:rPr>
+        <w:br/>
+      </w:r>
+      <w:r>
+        <w:rPr>
+          <w:noProof/>
+        </w:rPr>
+        <w:br/>
+      </w:r>
     </w:p>
     <w:p>
       <w:pPr>
@@ -6175,6 +6245,7 @@
         <w:pStyle w:val="Zadanie"/>
       </w:pPr>
       <w:r>
+        <w:lastRenderedPageBreak/>
         <w:t>Wstaw zrzuty ekranu przedstawiające wygląd różnie ostylowanych nagłówków H2 w stylu 1 i stylu 2:</w:t>
       </w:r>
     </w:p>
@@ -6183,14 +6254,11 @@
         <w:pStyle w:val="Zadanie"/>
       </w:pPr>
       <w:r>
-        <w:rPr>
-          <w:noProof/>
-        </w:rPr>
         <w:drawing>
-          <wp:inline distT="0" distB="0" distL="0" distR="0" wp14:anchorId="756B2482" wp14:editId="2A6486AA">
-            <wp:extent cx="3232150" cy="1155700"/>
-            <wp:effectExtent l="0" t="0" r="6350" b="6350"/>
-            <wp:docPr id="665578998" name="Obraz 665578998"/>
+          <wp:inline distT="0" distB="0" distL="0" distR="0" wp14:anchorId="0E47A45C" wp14:editId="2CAAAEBD">
+            <wp:extent cx="3080385" cy="800100"/>
+            <wp:effectExtent l="0" t="0" r="5715" b="0"/>
+            <wp:docPr id="1961973321" name="Picture 1"/>
             <wp:cNvGraphicFramePr>
               <a:graphicFrameLocks xmlns:a="http://schemas.openxmlformats.org/drawingml/2006/main" noChangeAspect="1"/>
             </wp:cNvGraphicFramePr>
@@ -6198,36 +6266,23 @@
               <a:graphicData uri="http://schemas.openxmlformats.org/drawingml/2006/picture">
                 <pic:pic xmlns:pic="http://schemas.openxmlformats.org/drawingml/2006/picture">
                   <pic:nvPicPr>
-                    <pic:cNvPr id="0" name="Picture 1"/>
-                    <pic:cNvPicPr>
-                      <a:picLocks noChangeAspect="1" noChangeArrowheads="1"/>
-                    </pic:cNvPicPr>
+                    <pic:cNvPr id="1961973321" name=""/>
+                    <pic:cNvPicPr/>
                   </pic:nvPicPr>
                   <pic:blipFill>
-                    <a:blip r:embed="rId31">
-                      <a:extLst>
-                        <a:ext uri="{28A0092B-C50C-407E-A947-70E740481C1C}">
-                          <a14:useLocalDpi xmlns:a14="http://schemas.microsoft.com/office/drawing/2010/main" val="0"/>
-                        </a:ext>
-                      </a:extLst>
-                    </a:blip>
-                    <a:srcRect/>
+                    <a:blip r:embed="rId38"/>
                     <a:stretch>
                       <a:fillRect/>
                     </a:stretch>
                   </pic:blipFill>
-                  <pic:spPr bwMode="auto">
+                  <pic:spPr>
                     <a:xfrm>
                       <a:off x="0" y="0"/>
-                      <a:ext cx="3232150" cy="1155700"/>
+                      <a:ext cx="3082164" cy="800562"/>
                     </a:xfrm>
                     <a:prstGeom prst="rect">
                       <a:avLst/>
                     </a:prstGeom>
-                    <a:noFill/>
-                    <a:ln>
-                      <a:noFill/>
-                    </a:ln>
                   </pic:spPr>
                 </pic:pic>
               </a:graphicData>
@@ -6239,14 +6294,11 @@
         <w:t xml:space="preserve"> </w:t>
       </w:r>
       <w:r>
-        <w:rPr>
-          <w:noProof/>
-        </w:rPr>
         <w:drawing>
-          <wp:inline distT="0" distB="0" distL="0" distR="0" wp14:anchorId="6D8EEFE9" wp14:editId="1F96BAC7">
-            <wp:extent cx="3251200" cy="1155700"/>
-            <wp:effectExtent l="0" t="0" r="6350" b="6350"/>
-            <wp:docPr id="1475612970" name="Obraz 1475612970"/>
+          <wp:inline distT="0" distB="0" distL="0" distR="0" wp14:anchorId="4B88DDDE" wp14:editId="29D257C2">
+            <wp:extent cx="3171825" cy="851694"/>
+            <wp:effectExtent l="0" t="0" r="0" b="5715"/>
+            <wp:docPr id="1020512270" name="Picture 1"/>
             <wp:cNvGraphicFramePr>
               <a:graphicFrameLocks xmlns:a="http://schemas.openxmlformats.org/drawingml/2006/main" noChangeAspect="1"/>
             </wp:cNvGraphicFramePr>
@@ -6254,36 +6306,23 @@
               <a:graphicData uri="http://schemas.openxmlformats.org/drawingml/2006/picture">
                 <pic:pic xmlns:pic="http://schemas.openxmlformats.org/drawingml/2006/picture">
                   <pic:nvPicPr>
-                    <pic:cNvPr id="0" name="Picture 1"/>
-                    <pic:cNvPicPr>
-                      <a:picLocks noChangeAspect="1" noChangeArrowheads="1"/>
-                    </pic:cNvPicPr>
+                    <pic:cNvPr id="1020512270" name=""/>
+                    <pic:cNvPicPr/>
                   </pic:nvPicPr>
                   <pic:blipFill>
-                    <a:blip r:embed="rId31">
-                      <a:extLst>
-                        <a:ext uri="{28A0092B-C50C-407E-A947-70E740481C1C}">
-                          <a14:useLocalDpi xmlns:a14="http://schemas.microsoft.com/office/drawing/2010/main" val="0"/>
-                        </a:ext>
-                      </a:extLst>
-                    </a:blip>
-                    <a:srcRect/>
+                    <a:blip r:embed="rId39"/>
                     <a:stretch>
                       <a:fillRect/>
                     </a:stretch>
                   </pic:blipFill>
-                  <pic:spPr bwMode="auto">
+                  <pic:spPr>
                     <a:xfrm>
                       <a:off x="0" y="0"/>
-                      <a:ext cx="3251200" cy="1155700"/>
+                      <a:ext cx="3180362" cy="853986"/>
                     </a:xfrm>
                     <a:prstGeom prst="rect">
                       <a:avLst/>
                     </a:prstGeom>
-                    <a:noFill/>
-                    <a:ln>
-                      <a:noFill/>
-                    </a:ln>
                   </pic:spPr>
                 </pic:pic>
               </a:graphicData>
@@ -6310,14 +6349,19 @@
         <w:pStyle w:val="Zadanie"/>
       </w:pPr>
       <w:r>
-        <w:rPr>
-          <w:noProof/>
-        </w:rPr>
+        <w:t xml:space="preserve"> </w:t>
+      </w:r>
+    </w:p>
+    <w:p>
+      <w:pPr>
+        <w:pStyle w:val="Zadanie"/>
+      </w:pPr>
+      <w:r>
         <w:drawing>
-          <wp:inline distT="0" distB="0" distL="0" distR="0" wp14:anchorId="2A9B4253" wp14:editId="214C3469">
-            <wp:extent cx="3232150" cy="1155700"/>
-            <wp:effectExtent l="0" t="0" r="6350" b="6350"/>
-            <wp:docPr id="1916053649" name="Obraz 1916053649"/>
+          <wp:inline distT="0" distB="0" distL="0" distR="0" wp14:anchorId="2878675B" wp14:editId="763F9BAE">
+            <wp:extent cx="3053273" cy="1104900"/>
+            <wp:effectExtent l="0" t="0" r="0" b="0"/>
+            <wp:docPr id="1968777769" name="Picture 1"/>
             <wp:cNvGraphicFramePr>
               <a:graphicFrameLocks xmlns:a="http://schemas.openxmlformats.org/drawingml/2006/main" noChangeAspect="1"/>
             </wp:cNvGraphicFramePr>
@@ -6325,36 +6369,23 @@
               <a:graphicData uri="http://schemas.openxmlformats.org/drawingml/2006/picture">
                 <pic:pic xmlns:pic="http://schemas.openxmlformats.org/drawingml/2006/picture">
                   <pic:nvPicPr>
-                    <pic:cNvPr id="0" name="Picture 1"/>
-                    <pic:cNvPicPr>
-                      <a:picLocks noChangeAspect="1" noChangeArrowheads="1"/>
-                    </pic:cNvPicPr>
+                    <pic:cNvPr id="1968777769" name=""/>
+                    <pic:cNvPicPr/>
                   </pic:nvPicPr>
                   <pic:blipFill>
-                    <a:blip r:embed="rId31">
-                      <a:extLst>
-                        <a:ext uri="{28A0092B-C50C-407E-A947-70E740481C1C}">
-                          <a14:useLocalDpi xmlns:a14="http://schemas.microsoft.com/office/drawing/2010/main" val="0"/>
-                        </a:ext>
-                      </a:extLst>
-                    </a:blip>
-                    <a:srcRect/>
+                    <a:blip r:embed="rId40"/>
                     <a:stretch>
                       <a:fillRect/>
                     </a:stretch>
                   </pic:blipFill>
-                  <pic:spPr bwMode="auto">
+                  <pic:spPr>
                     <a:xfrm>
                       <a:off x="0" y="0"/>
-                      <a:ext cx="3232150" cy="1155700"/>
+                      <a:ext cx="3056302" cy="1105996"/>
                     </a:xfrm>
                     <a:prstGeom prst="rect">
                       <a:avLst/>
                     </a:prstGeom>
-                    <a:noFill/>
-                    <a:ln>
-                      <a:noFill/>
-                    </a:ln>
                   </pic:spPr>
                 </pic:pic>
               </a:graphicData>
@@ -6363,17 +6394,17 @@
         </w:drawing>
       </w:r>
       <w:r>
+        <w:rPr>
+          <w:noProof/>
+        </w:rPr>
         <w:t xml:space="preserve"> </w:t>
       </w:r>
       <w:r>
-        <w:rPr>
-          <w:noProof/>
-        </w:rPr>
         <w:drawing>
-          <wp:inline distT="0" distB="0" distL="0" distR="0" wp14:anchorId="038353D9" wp14:editId="60346C0B">
-            <wp:extent cx="3251200" cy="1155700"/>
-            <wp:effectExtent l="0" t="0" r="6350" b="6350"/>
-            <wp:docPr id="904166457" name="Obraz 904166457"/>
+          <wp:inline distT="0" distB="0" distL="0" distR="0" wp14:anchorId="647709BA" wp14:editId="1E89693E">
+            <wp:extent cx="3457575" cy="1032196"/>
+            <wp:effectExtent l="0" t="0" r="0" b="0"/>
+            <wp:docPr id="675505292" name="Picture 1"/>
             <wp:cNvGraphicFramePr>
               <a:graphicFrameLocks xmlns:a="http://schemas.openxmlformats.org/drawingml/2006/main" noChangeAspect="1"/>
             </wp:cNvGraphicFramePr>
@@ -6381,36 +6412,23 @@
               <a:graphicData uri="http://schemas.openxmlformats.org/drawingml/2006/picture">
                 <pic:pic xmlns:pic="http://schemas.openxmlformats.org/drawingml/2006/picture">
                   <pic:nvPicPr>
-                    <pic:cNvPr id="0" name="Picture 1"/>
-                    <pic:cNvPicPr>
-                      <a:picLocks noChangeAspect="1" noChangeArrowheads="1"/>
-                    </pic:cNvPicPr>
+                    <pic:cNvPr id="675505292" name=""/>
+                    <pic:cNvPicPr/>
                   </pic:nvPicPr>
                   <pic:blipFill>
-                    <a:blip r:embed="rId31">
-                      <a:extLst>
-                        <a:ext uri="{28A0092B-C50C-407E-A947-70E740481C1C}">
-                          <a14:useLocalDpi xmlns:a14="http://schemas.microsoft.com/office/drawing/2010/main" val="0"/>
-                        </a:ext>
-                      </a:extLst>
-                    </a:blip>
-                    <a:srcRect/>
+                    <a:blip r:embed="rId41"/>
                     <a:stretch>
                       <a:fillRect/>
                     </a:stretch>
                   </pic:blipFill>
-                  <pic:spPr bwMode="auto">
+                  <pic:spPr>
                     <a:xfrm>
                       <a:off x="0" y="0"/>
-                      <a:ext cx="3251200" cy="1155700"/>
+                      <a:ext cx="3483403" cy="1039906"/>
                     </a:xfrm>
                     <a:prstGeom prst="rect">
                       <a:avLst/>
                     </a:prstGeom>
-                    <a:noFill/>
-                    <a:ln>
-                      <a:noFill/>
-                    </a:ln>
                   </pic:spPr>
                 </pic:pic>
               </a:graphicData>
@@ -6423,28 +6441,20 @@
       <w:pPr>
         <w:pStyle w:val="Zadanie"/>
       </w:pPr>
+      <w:r>
+        <w:t>Wstaw zrzuty ekranu przedstawiające wygląd różnie ostylowanych akapitów w stylu 1 i stylu 2:</w:t>
+      </w:r>
     </w:p>
     <w:p>
       <w:pPr>
         <w:pStyle w:val="Zadanie"/>
       </w:pPr>
       <w:r>
-        <w:t>Wstaw zrzuty ekranu przedstawiające wygląd różnie ostylowanych akapitów w stylu 1 i stylu 2:</w:t>
-      </w:r>
-    </w:p>
-    <w:p>
-      <w:pPr>
-        <w:pStyle w:val="Zadanie"/>
-      </w:pPr>
-      <w:r>
-        <w:rPr>
-          <w:noProof/>
-        </w:rPr>
         <w:drawing>
-          <wp:inline distT="0" distB="0" distL="0" distR="0" wp14:anchorId="2EBFF500" wp14:editId="1526D539">
-            <wp:extent cx="3232150" cy="1155700"/>
-            <wp:effectExtent l="0" t="0" r="6350" b="6350"/>
-            <wp:docPr id="2034444209" name="Obraz 2034444209"/>
+          <wp:inline distT="0" distB="0" distL="0" distR="0" wp14:anchorId="54B4D47F" wp14:editId="1CB66F7D">
+            <wp:extent cx="3171825" cy="975157"/>
+            <wp:effectExtent l="0" t="0" r="0" b="0"/>
+            <wp:docPr id="527902054" name="Picture 1"/>
             <wp:cNvGraphicFramePr>
               <a:graphicFrameLocks xmlns:a="http://schemas.openxmlformats.org/drawingml/2006/main" noChangeAspect="1"/>
             </wp:cNvGraphicFramePr>
@@ -6452,36 +6462,23 @@
               <a:graphicData uri="http://schemas.openxmlformats.org/drawingml/2006/picture">
                 <pic:pic xmlns:pic="http://schemas.openxmlformats.org/drawingml/2006/picture">
                   <pic:nvPicPr>
-                    <pic:cNvPr id="0" name="Picture 1"/>
-                    <pic:cNvPicPr>
-                      <a:picLocks noChangeAspect="1" noChangeArrowheads="1"/>
-                    </pic:cNvPicPr>
+                    <pic:cNvPr id="527902054" name=""/>
+                    <pic:cNvPicPr/>
                   </pic:nvPicPr>
                   <pic:blipFill>
-                    <a:blip r:embed="rId31">
-                      <a:extLst>
-                        <a:ext uri="{28A0092B-C50C-407E-A947-70E740481C1C}">
-                          <a14:useLocalDpi xmlns:a14="http://schemas.microsoft.com/office/drawing/2010/main" val="0"/>
-                        </a:ext>
-                      </a:extLst>
-                    </a:blip>
-                    <a:srcRect/>
+                    <a:blip r:embed="rId42"/>
                     <a:stretch>
                       <a:fillRect/>
                     </a:stretch>
                   </pic:blipFill>
-                  <pic:spPr bwMode="auto">
+                  <pic:spPr>
                     <a:xfrm>
                       <a:off x="0" y="0"/>
-                      <a:ext cx="3232150" cy="1155700"/>
+                      <a:ext cx="3193770" cy="981904"/>
                     </a:xfrm>
                     <a:prstGeom prst="rect">
                       <a:avLst/>
                     </a:prstGeom>
-                    <a:noFill/>
-                    <a:ln>
-                      <a:noFill/>
-                    </a:ln>
                   </pic:spPr>
                 </pic:pic>
               </a:graphicData>
@@ -6493,14 +6490,11 @@
         <w:t xml:space="preserve"> </w:t>
       </w:r>
       <w:r>
-        <w:rPr>
-          <w:noProof/>
-        </w:rPr>
         <w:drawing>
-          <wp:inline distT="0" distB="0" distL="0" distR="0" wp14:anchorId="0DCEA57B" wp14:editId="4BAF14E2">
-            <wp:extent cx="3251200" cy="1155700"/>
-            <wp:effectExtent l="0" t="0" r="6350" b="6350"/>
-            <wp:docPr id="2089852950" name="Obraz 2089852950"/>
+          <wp:inline distT="0" distB="0" distL="0" distR="0" wp14:anchorId="0FF286DB" wp14:editId="2B7244E5">
+            <wp:extent cx="3190875" cy="675920"/>
+            <wp:effectExtent l="0" t="0" r="0" b="0"/>
+            <wp:docPr id="858407230" name="Picture 1"/>
             <wp:cNvGraphicFramePr>
               <a:graphicFrameLocks xmlns:a="http://schemas.openxmlformats.org/drawingml/2006/main" noChangeAspect="1"/>
             </wp:cNvGraphicFramePr>
@@ -6508,36 +6502,23 @@
               <a:graphicData uri="http://schemas.openxmlformats.org/drawingml/2006/picture">
                 <pic:pic xmlns:pic="http://schemas.openxmlformats.org/drawingml/2006/picture">
                   <pic:nvPicPr>
-                    <pic:cNvPr id="0" name="Picture 1"/>
-                    <pic:cNvPicPr>
-                      <a:picLocks noChangeAspect="1" noChangeArrowheads="1"/>
-                    </pic:cNvPicPr>
+                    <pic:cNvPr id="858407230" name=""/>
+                    <pic:cNvPicPr/>
                   </pic:nvPicPr>
                   <pic:blipFill>
-                    <a:blip r:embed="rId31">
-                      <a:extLst>
-                        <a:ext uri="{28A0092B-C50C-407E-A947-70E740481C1C}">
-                          <a14:useLocalDpi xmlns:a14="http://schemas.microsoft.com/office/drawing/2010/main" val="0"/>
-                        </a:ext>
-                      </a:extLst>
-                    </a:blip>
-                    <a:srcRect/>
+                    <a:blip r:embed="rId43"/>
                     <a:stretch>
                       <a:fillRect/>
                     </a:stretch>
                   </pic:blipFill>
-                  <pic:spPr bwMode="auto">
+                  <pic:spPr>
                     <a:xfrm>
                       <a:off x="0" y="0"/>
-                      <a:ext cx="3251200" cy="1155700"/>
+                      <a:ext cx="3259685" cy="690496"/>
                     </a:xfrm>
                     <a:prstGeom prst="rect">
                       <a:avLst/>
                     </a:prstGeom>
-                    <a:noFill/>
-                    <a:ln>
-                      <a:noFill/>
-                    </a:ln>
                   </pic:spPr>
                 </pic:pic>
               </a:graphicData>
@@ -6642,15 +6623,11 @@
         <w:pStyle w:val="Zadanie"/>
       </w:pPr>
       <w:r>
-        <w:rPr>
-          <w:noProof/>
-        </w:rPr>
-        <w:lastRenderedPageBreak/>
         <w:drawing>
-          <wp:inline distT="0" distB="0" distL="0" distR="0" wp14:anchorId="7796376D" wp14:editId="58D94BDA">
-            <wp:extent cx="3232150" cy="1155700"/>
-            <wp:effectExtent l="0" t="0" r="6350" b="6350"/>
-            <wp:docPr id="1043884034" name="Obraz 1043884034"/>
+          <wp:inline distT="0" distB="0" distL="0" distR="0" wp14:anchorId="6BD81743" wp14:editId="45859AA7">
+            <wp:extent cx="4181475" cy="708153"/>
+            <wp:effectExtent l="0" t="0" r="0" b="0"/>
+            <wp:docPr id="1236989549" name="Picture 1"/>
             <wp:cNvGraphicFramePr>
               <a:graphicFrameLocks xmlns:a="http://schemas.openxmlformats.org/drawingml/2006/main" noChangeAspect="1"/>
             </wp:cNvGraphicFramePr>
@@ -6658,36 +6635,23 @@
               <a:graphicData uri="http://schemas.openxmlformats.org/drawingml/2006/picture">
                 <pic:pic xmlns:pic="http://schemas.openxmlformats.org/drawingml/2006/picture">
                   <pic:nvPicPr>
-                    <pic:cNvPr id="0" name="Picture 1"/>
-                    <pic:cNvPicPr>
-                      <a:picLocks noChangeAspect="1" noChangeArrowheads="1"/>
-                    </pic:cNvPicPr>
+                    <pic:cNvPr id="1236989549" name=""/>
+                    <pic:cNvPicPr/>
                   </pic:nvPicPr>
                   <pic:blipFill>
-                    <a:blip r:embed="rId31">
-                      <a:extLst>
-                        <a:ext uri="{28A0092B-C50C-407E-A947-70E740481C1C}">
-                          <a14:useLocalDpi xmlns:a14="http://schemas.microsoft.com/office/drawing/2010/main" val="0"/>
-                        </a:ext>
-                      </a:extLst>
-                    </a:blip>
-                    <a:srcRect/>
+                    <a:blip r:embed="rId44"/>
                     <a:stretch>
                       <a:fillRect/>
                     </a:stretch>
                   </pic:blipFill>
-                  <pic:spPr bwMode="auto">
+                  <pic:spPr>
                     <a:xfrm>
                       <a:off x="0" y="0"/>
-                      <a:ext cx="3232150" cy="1155700"/>
+                      <a:ext cx="4202588" cy="711729"/>
                     </a:xfrm>
                     <a:prstGeom prst="rect">
                       <a:avLst/>
                     </a:prstGeom>
-                    <a:noFill/>
-                    <a:ln>
-                      <a:noFill/>
-                    </a:ln>
                   </pic:spPr>
                 </pic:pic>
               </a:graphicData>
@@ -6699,14 +6663,11 @@
         <w:t xml:space="preserve"> </w:t>
       </w:r>
       <w:r>
-        <w:rPr>
-          <w:noProof/>
-        </w:rPr>
         <w:drawing>
-          <wp:inline distT="0" distB="0" distL="0" distR="0" wp14:anchorId="233FE2C2" wp14:editId="64EAE9EA">
-            <wp:extent cx="3251200" cy="1155700"/>
-            <wp:effectExtent l="0" t="0" r="6350" b="6350"/>
-            <wp:docPr id="991150534" name="Obraz 991150534"/>
+          <wp:inline distT="0" distB="0" distL="0" distR="0" wp14:anchorId="531BE3AE" wp14:editId="64CD9246">
+            <wp:extent cx="1701425" cy="2409825"/>
+            <wp:effectExtent l="0" t="0" r="0" b="0"/>
+            <wp:docPr id="1628852783" name="Picture 1"/>
             <wp:cNvGraphicFramePr>
               <a:graphicFrameLocks xmlns:a="http://schemas.openxmlformats.org/drawingml/2006/main" noChangeAspect="1"/>
             </wp:cNvGraphicFramePr>
@@ -6714,36 +6675,23 @@
               <a:graphicData uri="http://schemas.openxmlformats.org/drawingml/2006/picture">
                 <pic:pic xmlns:pic="http://schemas.openxmlformats.org/drawingml/2006/picture">
                   <pic:nvPicPr>
-                    <pic:cNvPr id="0" name="Picture 1"/>
-                    <pic:cNvPicPr>
-                      <a:picLocks noChangeAspect="1" noChangeArrowheads="1"/>
-                    </pic:cNvPicPr>
+                    <pic:cNvPr id="1628852783" name=""/>
+                    <pic:cNvPicPr/>
                   </pic:nvPicPr>
                   <pic:blipFill>
-                    <a:blip r:embed="rId31">
-                      <a:extLst>
-                        <a:ext uri="{28A0092B-C50C-407E-A947-70E740481C1C}">
-                          <a14:useLocalDpi xmlns:a14="http://schemas.microsoft.com/office/drawing/2010/main" val="0"/>
-                        </a:ext>
-                      </a:extLst>
-                    </a:blip>
-                    <a:srcRect/>
+                    <a:blip r:embed="rId45"/>
                     <a:stretch>
                       <a:fillRect/>
                     </a:stretch>
                   </pic:blipFill>
-                  <pic:spPr bwMode="auto">
+                  <pic:spPr>
                     <a:xfrm>
                       <a:off x="0" y="0"/>
-                      <a:ext cx="3251200" cy="1155700"/>
+                      <a:ext cx="1704860" cy="2414690"/>
                     </a:xfrm>
                     <a:prstGeom prst="rect">
                       <a:avLst/>
                     </a:prstGeom>
-                    <a:noFill/>
-                    <a:ln>
-                      <a:noFill/>
-                    </a:ln>
                   </pic:spPr>
                 </pic:pic>
               </a:graphicData>
@@ -6830,6 +6778,7 @@
         <w:rPr>
           <w:lang w:val="pl-PL"/>
         </w:rPr>
+        <w:lastRenderedPageBreak/>
         <w:t>Header i footer</w:t>
       </w:r>
       <w:bookmarkEnd w:id="16"/>
@@ -6847,14 +6796,11 @@
         <w:pStyle w:val="Zadanie"/>
       </w:pPr>
       <w:r>
-        <w:rPr>
-          <w:noProof/>
-        </w:rPr>
         <w:drawing>
-          <wp:inline distT="0" distB="0" distL="0" distR="0" wp14:anchorId="2120B274" wp14:editId="7E6ADC16">
-            <wp:extent cx="3232150" cy="1155700"/>
-            <wp:effectExtent l="0" t="0" r="6350" b="6350"/>
-            <wp:docPr id="1387714790" name="Obraz 1387714790"/>
+          <wp:inline distT="0" distB="0" distL="0" distR="0" wp14:anchorId="1E676546" wp14:editId="7FA4F3CF">
+            <wp:extent cx="2848373" cy="962159"/>
+            <wp:effectExtent l="0" t="0" r="9525" b="9525"/>
+            <wp:docPr id="1319930425" name="Picture 1"/>
             <wp:cNvGraphicFramePr>
               <a:graphicFrameLocks xmlns:a="http://schemas.openxmlformats.org/drawingml/2006/main" noChangeAspect="1"/>
             </wp:cNvGraphicFramePr>
@@ -6862,36 +6808,23 @@
               <a:graphicData uri="http://schemas.openxmlformats.org/drawingml/2006/picture">
                 <pic:pic xmlns:pic="http://schemas.openxmlformats.org/drawingml/2006/picture">
                   <pic:nvPicPr>
-                    <pic:cNvPr id="0" name="Picture 1"/>
-                    <pic:cNvPicPr>
-                      <a:picLocks noChangeAspect="1" noChangeArrowheads="1"/>
-                    </pic:cNvPicPr>
+                    <pic:cNvPr id="1319930425" name=""/>
+                    <pic:cNvPicPr/>
                   </pic:nvPicPr>
                   <pic:blipFill>
-                    <a:blip r:embed="rId31">
-                      <a:extLst>
-                        <a:ext uri="{28A0092B-C50C-407E-A947-70E740481C1C}">
-                          <a14:useLocalDpi xmlns:a14="http://schemas.microsoft.com/office/drawing/2010/main" val="0"/>
-                        </a:ext>
-                      </a:extLst>
-                    </a:blip>
-                    <a:srcRect/>
+                    <a:blip r:embed="rId46"/>
                     <a:stretch>
                       <a:fillRect/>
                     </a:stretch>
                   </pic:blipFill>
-                  <pic:spPr bwMode="auto">
+                  <pic:spPr>
                     <a:xfrm>
                       <a:off x="0" y="0"/>
-                      <a:ext cx="3232150" cy="1155700"/>
+                      <a:ext cx="2848373" cy="962159"/>
                     </a:xfrm>
                     <a:prstGeom prst="rect">
                       <a:avLst/>
                     </a:prstGeom>
-                    <a:noFill/>
-                    <a:ln>
-                      <a:noFill/>
-                    </a:ln>
                   </pic:spPr>
                 </pic:pic>
               </a:graphicData>
@@ -6903,14 +6836,11 @@
         <w:t xml:space="preserve"> </w:t>
       </w:r>
       <w:r>
-        <w:rPr>
-          <w:noProof/>
-        </w:rPr>
         <w:drawing>
-          <wp:inline distT="0" distB="0" distL="0" distR="0" wp14:anchorId="648A30ED" wp14:editId="2483D488">
-            <wp:extent cx="3251200" cy="1155700"/>
-            <wp:effectExtent l="0" t="0" r="6350" b="6350"/>
-            <wp:docPr id="759445942" name="Obraz 759445942"/>
+          <wp:inline distT="0" distB="0" distL="0" distR="0" wp14:anchorId="058D4BEC" wp14:editId="57ACFA0A">
+            <wp:extent cx="3314700" cy="1097721"/>
+            <wp:effectExtent l="0" t="0" r="0" b="7620"/>
+            <wp:docPr id="2036188514" name="Picture 1"/>
             <wp:cNvGraphicFramePr>
               <a:graphicFrameLocks xmlns:a="http://schemas.openxmlformats.org/drawingml/2006/main" noChangeAspect="1"/>
             </wp:cNvGraphicFramePr>
@@ -6918,36 +6848,23 @@
               <a:graphicData uri="http://schemas.openxmlformats.org/drawingml/2006/picture">
                 <pic:pic xmlns:pic="http://schemas.openxmlformats.org/drawingml/2006/picture">
                   <pic:nvPicPr>
-                    <pic:cNvPr id="0" name="Picture 1"/>
-                    <pic:cNvPicPr>
-                      <a:picLocks noChangeAspect="1" noChangeArrowheads="1"/>
-                    </pic:cNvPicPr>
+                    <pic:cNvPr id="2036188514" name=""/>
+                    <pic:cNvPicPr/>
                   </pic:nvPicPr>
                   <pic:blipFill>
-                    <a:blip r:embed="rId31">
-                      <a:extLst>
-                        <a:ext uri="{28A0092B-C50C-407E-A947-70E740481C1C}">
-                          <a14:useLocalDpi xmlns:a14="http://schemas.microsoft.com/office/drawing/2010/main" val="0"/>
-                        </a:ext>
-                      </a:extLst>
-                    </a:blip>
-                    <a:srcRect/>
+                    <a:blip r:embed="rId47"/>
                     <a:stretch>
                       <a:fillRect/>
                     </a:stretch>
                   </pic:blipFill>
-                  <pic:spPr bwMode="auto">
+                  <pic:spPr>
                     <a:xfrm>
                       <a:off x="0" y="0"/>
-                      <a:ext cx="3251200" cy="1155700"/>
+                      <a:ext cx="3326593" cy="1101660"/>
                     </a:xfrm>
                     <a:prstGeom prst="rect">
                       <a:avLst/>
                     </a:prstGeom>
-                    <a:noFill/>
-                    <a:ln>
-                      <a:noFill/>
-                    </a:ln>
                   </pic:spPr>
                 </pic:pic>
               </a:graphicData>
@@ -6974,14 +6891,11 @@
         <w:pStyle w:val="Zadanie"/>
       </w:pPr>
       <w:r>
-        <w:rPr>
-          <w:noProof/>
-        </w:rPr>
         <w:drawing>
-          <wp:inline distT="0" distB="0" distL="0" distR="0" wp14:anchorId="2F4393A6" wp14:editId="4E840412">
-            <wp:extent cx="3232150" cy="1155700"/>
-            <wp:effectExtent l="0" t="0" r="6350" b="6350"/>
-            <wp:docPr id="1106861803" name="Obraz 1106861803"/>
+          <wp:inline distT="0" distB="0" distL="0" distR="0" wp14:anchorId="77EA72FE" wp14:editId="416CF807">
+            <wp:extent cx="6677025" cy="405113"/>
+            <wp:effectExtent l="0" t="0" r="0" b="0"/>
+            <wp:docPr id="983856115" name="Picture 1"/>
             <wp:cNvGraphicFramePr>
               <a:graphicFrameLocks xmlns:a="http://schemas.openxmlformats.org/drawingml/2006/main" noChangeAspect="1"/>
             </wp:cNvGraphicFramePr>
@@ -6989,36 +6903,23 @@
               <a:graphicData uri="http://schemas.openxmlformats.org/drawingml/2006/picture">
                 <pic:pic xmlns:pic="http://schemas.openxmlformats.org/drawingml/2006/picture">
                   <pic:nvPicPr>
-                    <pic:cNvPr id="0" name="Picture 1"/>
-                    <pic:cNvPicPr>
-                      <a:picLocks noChangeAspect="1" noChangeArrowheads="1"/>
-                    </pic:cNvPicPr>
+                    <pic:cNvPr id="983856115" name=""/>
+                    <pic:cNvPicPr/>
                   </pic:nvPicPr>
                   <pic:blipFill>
-                    <a:blip r:embed="rId31">
-                      <a:extLst>
-                        <a:ext uri="{28A0092B-C50C-407E-A947-70E740481C1C}">
-                          <a14:useLocalDpi xmlns:a14="http://schemas.microsoft.com/office/drawing/2010/main" val="0"/>
-                        </a:ext>
-                      </a:extLst>
-                    </a:blip>
-                    <a:srcRect/>
+                    <a:blip r:embed="rId48"/>
                     <a:stretch>
                       <a:fillRect/>
                     </a:stretch>
                   </pic:blipFill>
-                  <pic:spPr bwMode="auto">
+                  <pic:spPr>
                     <a:xfrm>
                       <a:off x="0" y="0"/>
-                      <a:ext cx="3232150" cy="1155700"/>
+                      <a:ext cx="6768623" cy="410670"/>
                     </a:xfrm>
                     <a:prstGeom prst="rect">
                       <a:avLst/>
                     </a:prstGeom>
-                    <a:noFill/>
-                    <a:ln>
-                      <a:noFill/>
-                    </a:ln>
                   </pic:spPr>
                 </pic:pic>
               </a:graphicData>
@@ -7030,14 +6931,11 @@
         <w:t xml:space="preserve"> </w:t>
       </w:r>
       <w:r>
-        <w:rPr>
-          <w:noProof/>
-        </w:rPr>
         <w:drawing>
-          <wp:inline distT="0" distB="0" distL="0" distR="0" wp14:anchorId="399D0C4B" wp14:editId="58ED6659">
-            <wp:extent cx="3251200" cy="1155700"/>
-            <wp:effectExtent l="0" t="0" r="6350" b="6350"/>
-            <wp:docPr id="1722918761" name="Obraz 1722918761"/>
+          <wp:inline distT="0" distB="0" distL="0" distR="0" wp14:anchorId="2CB85E58" wp14:editId="772AE73F">
+            <wp:extent cx="6645910" cy="625475"/>
+            <wp:effectExtent l="0" t="0" r="2540" b="3175"/>
+            <wp:docPr id="1653927286" name="Picture 1"/>
             <wp:cNvGraphicFramePr>
               <a:graphicFrameLocks xmlns:a="http://schemas.openxmlformats.org/drawingml/2006/main" noChangeAspect="1"/>
             </wp:cNvGraphicFramePr>
@@ -7045,36 +6943,23 @@
               <a:graphicData uri="http://schemas.openxmlformats.org/drawingml/2006/picture">
                 <pic:pic xmlns:pic="http://schemas.openxmlformats.org/drawingml/2006/picture">
                   <pic:nvPicPr>
-                    <pic:cNvPr id="0" name="Picture 1"/>
-                    <pic:cNvPicPr>
-                      <a:picLocks noChangeAspect="1" noChangeArrowheads="1"/>
-                    </pic:cNvPicPr>
+                    <pic:cNvPr id="1653927286" name=""/>
+                    <pic:cNvPicPr/>
                   </pic:nvPicPr>
                   <pic:blipFill>
-                    <a:blip r:embed="rId31">
-                      <a:extLst>
-                        <a:ext uri="{28A0092B-C50C-407E-A947-70E740481C1C}">
-                          <a14:useLocalDpi xmlns:a14="http://schemas.microsoft.com/office/drawing/2010/main" val="0"/>
-                        </a:ext>
-                      </a:extLst>
-                    </a:blip>
-                    <a:srcRect/>
+                    <a:blip r:embed="rId49"/>
                     <a:stretch>
                       <a:fillRect/>
                     </a:stretch>
                   </pic:blipFill>
-                  <pic:spPr bwMode="auto">
+                  <pic:spPr>
                     <a:xfrm>
                       <a:off x="0" y="0"/>
-                      <a:ext cx="3251200" cy="1155700"/>
+                      <a:ext cx="6645910" cy="625475"/>
                     </a:xfrm>
                     <a:prstGeom prst="rect">
                       <a:avLst/>
                     </a:prstGeom>
-                    <a:noFill/>
-                    <a:ln>
-                      <a:noFill/>
-                    </a:ln>
                   </pic:spPr>
                 </pic:pic>
               </a:graphicData>
@@ -7185,14 +7070,11 @@
         <w:pStyle w:val="Zadanie"/>
       </w:pPr>
       <w:r>
-        <w:rPr>
-          <w:noProof/>
-        </w:rPr>
         <w:drawing>
-          <wp:inline distT="0" distB="0" distL="0" distR="0" wp14:anchorId="2004E0FE" wp14:editId="76382D1D">
-            <wp:extent cx="3232150" cy="1155700"/>
-            <wp:effectExtent l="0" t="0" r="6350" b="6350"/>
-            <wp:docPr id="1424155620" name="Obraz 1424155620"/>
+          <wp:inline distT="0" distB="0" distL="0" distR="0" wp14:anchorId="03DC9847" wp14:editId="6308BB5E">
+            <wp:extent cx="6305550" cy="962160"/>
+            <wp:effectExtent l="0" t="0" r="0" b="9525"/>
+            <wp:docPr id="1479619892" name="Picture 1"/>
             <wp:cNvGraphicFramePr>
               <a:graphicFrameLocks xmlns:a="http://schemas.openxmlformats.org/drawingml/2006/main" noChangeAspect="1"/>
             </wp:cNvGraphicFramePr>
@@ -7200,36 +7082,23 @@
               <a:graphicData uri="http://schemas.openxmlformats.org/drawingml/2006/picture">
                 <pic:pic xmlns:pic="http://schemas.openxmlformats.org/drawingml/2006/picture">
                   <pic:nvPicPr>
-                    <pic:cNvPr id="0" name="Picture 1"/>
-                    <pic:cNvPicPr>
-                      <a:picLocks noChangeAspect="1" noChangeArrowheads="1"/>
-                    </pic:cNvPicPr>
+                    <pic:cNvPr id="1479619892" name=""/>
+                    <pic:cNvPicPr/>
                   </pic:nvPicPr>
                   <pic:blipFill>
-                    <a:blip r:embed="rId31">
-                      <a:extLst>
-                        <a:ext uri="{28A0092B-C50C-407E-A947-70E740481C1C}">
-                          <a14:useLocalDpi xmlns:a14="http://schemas.microsoft.com/office/drawing/2010/main" val="0"/>
-                        </a:ext>
-                      </a:extLst>
-                    </a:blip>
-                    <a:srcRect/>
+                    <a:blip r:embed="rId50"/>
                     <a:stretch>
                       <a:fillRect/>
                     </a:stretch>
                   </pic:blipFill>
-                  <pic:spPr bwMode="auto">
+                  <pic:spPr>
                     <a:xfrm>
                       <a:off x="0" y="0"/>
-                      <a:ext cx="3232150" cy="1155700"/>
+                      <a:ext cx="6319236" cy="964248"/>
                     </a:xfrm>
                     <a:prstGeom prst="rect">
                       <a:avLst/>
                     </a:prstGeom>
-                    <a:noFill/>
-                    <a:ln>
-                      <a:noFill/>
-                    </a:ln>
                   </pic:spPr>
                 </pic:pic>
               </a:graphicData>
@@ -7241,14 +7110,11 @@
         <w:t xml:space="preserve"> </w:t>
       </w:r>
       <w:r>
-        <w:rPr>
-          <w:noProof/>
-        </w:rPr>
         <w:drawing>
-          <wp:inline distT="0" distB="0" distL="0" distR="0" wp14:anchorId="64279E41" wp14:editId="5EEF1308">
-            <wp:extent cx="3251200" cy="1155700"/>
-            <wp:effectExtent l="0" t="0" r="6350" b="6350"/>
-            <wp:docPr id="185075475" name="Obraz 185075475"/>
+          <wp:inline distT="0" distB="0" distL="0" distR="0" wp14:anchorId="5FC0B9A7" wp14:editId="0991FAD3">
+            <wp:extent cx="4772025" cy="2319443"/>
+            <wp:effectExtent l="0" t="0" r="0" b="5080"/>
+            <wp:docPr id="749239490" name="Picture 1"/>
             <wp:cNvGraphicFramePr>
               <a:graphicFrameLocks xmlns:a="http://schemas.openxmlformats.org/drawingml/2006/main" noChangeAspect="1"/>
             </wp:cNvGraphicFramePr>
@@ -7256,36 +7122,23 @@
               <a:graphicData uri="http://schemas.openxmlformats.org/drawingml/2006/picture">
                 <pic:pic xmlns:pic="http://schemas.openxmlformats.org/drawingml/2006/picture">
                   <pic:nvPicPr>
-                    <pic:cNvPr id="0" name="Picture 1"/>
-                    <pic:cNvPicPr>
-                      <a:picLocks noChangeAspect="1" noChangeArrowheads="1"/>
-                    </pic:cNvPicPr>
+                    <pic:cNvPr id="749239490" name=""/>
+                    <pic:cNvPicPr/>
                   </pic:nvPicPr>
                   <pic:blipFill>
-                    <a:blip r:embed="rId31">
-                      <a:extLst>
-                        <a:ext uri="{28A0092B-C50C-407E-A947-70E740481C1C}">
-                          <a14:useLocalDpi xmlns:a14="http://schemas.microsoft.com/office/drawing/2010/main" val="0"/>
-                        </a:ext>
-                      </a:extLst>
-                    </a:blip>
-                    <a:srcRect/>
+                    <a:blip r:embed="rId51"/>
                     <a:stretch>
                       <a:fillRect/>
                     </a:stretch>
                   </pic:blipFill>
-                  <pic:spPr bwMode="auto">
+                  <pic:spPr>
                     <a:xfrm>
                       <a:off x="0" y="0"/>
-                      <a:ext cx="3251200" cy="1155700"/>
+                      <a:ext cx="4782847" cy="2324703"/>
                     </a:xfrm>
                     <a:prstGeom prst="rect">
                       <a:avLst/>
                     </a:prstGeom>
-                    <a:noFill/>
-                    <a:ln>
-                      <a:noFill/>
-                    </a:ln>
                   </pic:spPr>
                 </pic:pic>
               </a:graphicData>
@@ -7391,14 +7244,11 @@
         <w:pStyle w:val="Zadanie"/>
       </w:pPr>
       <w:r>
-        <w:rPr>
-          <w:noProof/>
-        </w:rPr>
         <w:drawing>
-          <wp:inline distT="0" distB="0" distL="0" distR="0" wp14:anchorId="13248BF6" wp14:editId="7C1A10E3">
-            <wp:extent cx="3232150" cy="1155700"/>
-            <wp:effectExtent l="0" t="0" r="6350" b="6350"/>
-            <wp:docPr id="1716128354" name="Obraz 1716128354"/>
+          <wp:inline distT="0" distB="0" distL="0" distR="0" wp14:anchorId="0A6943C7" wp14:editId="06B02B65">
+            <wp:extent cx="3341541" cy="3276600"/>
+            <wp:effectExtent l="0" t="0" r="0" b="0"/>
+            <wp:docPr id="1319193841" name="Picture 1"/>
             <wp:cNvGraphicFramePr>
               <a:graphicFrameLocks xmlns:a="http://schemas.openxmlformats.org/drawingml/2006/main" noChangeAspect="1"/>
             </wp:cNvGraphicFramePr>
@@ -7406,36 +7256,23 @@
               <a:graphicData uri="http://schemas.openxmlformats.org/drawingml/2006/picture">
                 <pic:pic xmlns:pic="http://schemas.openxmlformats.org/drawingml/2006/picture">
                   <pic:nvPicPr>
-                    <pic:cNvPr id="0" name="Picture 1"/>
-                    <pic:cNvPicPr>
-                      <a:picLocks noChangeAspect="1" noChangeArrowheads="1"/>
-                    </pic:cNvPicPr>
+                    <pic:cNvPr id="1319193841" name=""/>
+                    <pic:cNvPicPr/>
                   </pic:nvPicPr>
                   <pic:blipFill>
-                    <a:blip r:embed="rId31">
-                      <a:extLst>
-                        <a:ext uri="{28A0092B-C50C-407E-A947-70E740481C1C}">
-                          <a14:useLocalDpi xmlns:a14="http://schemas.microsoft.com/office/drawing/2010/main" val="0"/>
-                        </a:ext>
-                      </a:extLst>
-                    </a:blip>
-                    <a:srcRect/>
+                    <a:blip r:embed="rId52"/>
                     <a:stretch>
                       <a:fillRect/>
                     </a:stretch>
                   </pic:blipFill>
-                  <pic:spPr bwMode="auto">
+                  <pic:spPr>
                     <a:xfrm>
                       <a:off x="0" y="0"/>
-                      <a:ext cx="3232150" cy="1155700"/>
+                      <a:ext cx="3345704" cy="3280682"/>
                     </a:xfrm>
                     <a:prstGeom prst="rect">
                       <a:avLst/>
                     </a:prstGeom>
-                    <a:noFill/>
-                    <a:ln>
-                      <a:noFill/>
-                    </a:ln>
                   </pic:spPr>
                 </pic:pic>
               </a:graphicData>
@@ -7447,14 +7284,11 @@
         <w:t xml:space="preserve"> </w:t>
       </w:r>
       <w:r>
-        <w:rPr>
-          <w:noProof/>
-        </w:rPr>
         <w:drawing>
-          <wp:inline distT="0" distB="0" distL="0" distR="0" wp14:anchorId="0F06E155" wp14:editId="15FF3FF1">
-            <wp:extent cx="3251200" cy="1155700"/>
-            <wp:effectExtent l="0" t="0" r="6350" b="6350"/>
-            <wp:docPr id="1865394870" name="Obraz 1865394870"/>
+          <wp:inline distT="0" distB="0" distL="0" distR="0" wp14:anchorId="08784918" wp14:editId="14E9B8E3">
+            <wp:extent cx="6645910" cy="1631950"/>
+            <wp:effectExtent l="0" t="0" r="2540" b="6350"/>
+            <wp:docPr id="612344834" name="Picture 1"/>
             <wp:cNvGraphicFramePr>
               <a:graphicFrameLocks xmlns:a="http://schemas.openxmlformats.org/drawingml/2006/main" noChangeAspect="1"/>
             </wp:cNvGraphicFramePr>
@@ -7462,36 +7296,23 @@
               <a:graphicData uri="http://schemas.openxmlformats.org/drawingml/2006/picture">
                 <pic:pic xmlns:pic="http://schemas.openxmlformats.org/drawingml/2006/picture">
                   <pic:nvPicPr>
-                    <pic:cNvPr id="0" name="Picture 1"/>
-                    <pic:cNvPicPr>
-                      <a:picLocks noChangeAspect="1" noChangeArrowheads="1"/>
-                    </pic:cNvPicPr>
+                    <pic:cNvPr id="612344834" name=""/>
+                    <pic:cNvPicPr/>
                   </pic:nvPicPr>
                   <pic:blipFill>
-                    <a:blip r:embed="rId31">
-                      <a:extLst>
-                        <a:ext uri="{28A0092B-C50C-407E-A947-70E740481C1C}">
-                          <a14:useLocalDpi xmlns:a14="http://schemas.microsoft.com/office/drawing/2010/main" val="0"/>
-                        </a:ext>
-                      </a:extLst>
-                    </a:blip>
-                    <a:srcRect/>
+                    <a:blip r:embed="rId53"/>
                     <a:stretch>
                       <a:fillRect/>
                     </a:stretch>
                   </pic:blipFill>
-                  <pic:spPr bwMode="auto">
+                  <pic:spPr>
                     <a:xfrm>
                       <a:off x="0" y="0"/>
-                      <a:ext cx="3251200" cy="1155700"/>
+                      <a:ext cx="6645910" cy="1631950"/>
                     </a:xfrm>
                     <a:prstGeom prst="rect">
                       <a:avLst/>
                     </a:prstGeom>
-                    <a:noFill/>
-                    <a:ln>
-                      <a:noFill/>
-                    </a:ln>
                   </pic:spPr>
                 </pic:pic>
               </a:graphicData>
@@ -7660,9 +7481,31 @@
     </w:p>
     <w:p>
       <w:pPr>
+        <w:rPr>
+          <w:lang w:val="pl-PL"/>
+        </w:rPr>
+      </w:pPr>
+    </w:p>
+    <w:p>
+      <w:pPr>
+        <w:rPr>
+          <w:lang w:val="pl-PL"/>
+        </w:rPr>
+      </w:pPr>
+    </w:p>
+    <w:p>
+      <w:pPr>
+        <w:rPr>
+          <w:lang w:val="pl-PL"/>
+        </w:rPr>
+      </w:pPr>
+    </w:p>
+    <w:p>
+      <w:pPr>
         <w:pStyle w:val="Zadanie"/>
       </w:pPr>
       <w:r>
+        <w:lastRenderedPageBreak/>
         <w:t xml:space="preserve">Umieść zrzut ekranu </w:t>
       </w:r>
       <w:r>
@@ -7678,51 +7521,35 @@
         <w:jc w:val="center"/>
       </w:pPr>
       <w:r>
-        <w:rPr>
-          <w:noProof/>
-        </w:rPr>
         <w:drawing>
-          <wp:inline distT="0" distB="0" distL="0" distR="0" wp14:anchorId="12E4D22C" wp14:editId="1A062EC4">
-            <wp:extent cx="900000" cy="900000"/>
-            <wp:effectExtent l="0" t="0" r="0" b="0"/>
-            <wp:docPr id="1458110232" name="Obraz 1458110232" descr="Obraz zawierający biały, design&#10;&#10;Zawartość wygenerowana przez AI może być niepoprawna."/>
+          <wp:inline distT="0" distB="0" distL="0" distR="0" wp14:anchorId="43C3B6F6" wp14:editId="15CB4C06">
+            <wp:extent cx="6645910" cy="2653030"/>
+            <wp:effectExtent l="0" t="0" r="2540" b="0"/>
+            <wp:docPr id="220865428" name="Picture 1"/>
             <wp:cNvGraphicFramePr>
-              <a:graphicFrameLocks xmlns:a="http://schemas.openxmlformats.org/drawingml/2006/main"/>
+              <a:graphicFrameLocks xmlns:a="http://schemas.openxmlformats.org/drawingml/2006/main" noChangeAspect="1"/>
             </wp:cNvGraphicFramePr>
             <a:graphic xmlns:a="http://schemas.openxmlformats.org/drawingml/2006/main">
               <a:graphicData uri="http://schemas.openxmlformats.org/drawingml/2006/picture">
                 <pic:pic xmlns:pic="http://schemas.openxmlformats.org/drawingml/2006/picture">
                   <pic:nvPicPr>
-                    <pic:cNvPr id="1458110232" name="Obraz 1458110232" descr="Obraz zawierający biały, design&#10;&#10;Zawartość wygenerowana przez AI może być niepoprawna."/>
-                    <pic:cNvPicPr>
-                      <a:picLocks noChangeAspect="1" noChangeArrowheads="1"/>
-                    </pic:cNvPicPr>
+                    <pic:cNvPr id="220865428" name=""/>
+                    <pic:cNvPicPr/>
                   </pic:nvPicPr>
                   <pic:blipFill>
-                    <a:blip r:embed="rId31">
-                      <a:extLst>
-                        <a:ext uri="{28A0092B-C50C-407E-A947-70E740481C1C}">
-                          <a14:useLocalDpi xmlns:a14="http://schemas.microsoft.com/office/drawing/2010/main" val="0"/>
-                        </a:ext>
-                      </a:extLst>
-                    </a:blip>
-                    <a:srcRect/>
+                    <a:blip r:embed="rId54"/>
                     <a:stretch>
                       <a:fillRect/>
                     </a:stretch>
                   </pic:blipFill>
-                  <pic:spPr bwMode="auto">
+                  <pic:spPr>
                     <a:xfrm>
                       <a:off x="0" y="0"/>
-                      <a:ext cx="900000" cy="900000"/>
+                      <a:ext cx="6645910" cy="2653030"/>
                     </a:xfrm>
                     <a:prstGeom prst="rect">
                       <a:avLst/>
                     </a:prstGeom>
-                    <a:noFill/>
-                    <a:ln>
-                      <a:noFill/>
-                    </a:ln>
                   </pic:spPr>
                 </pic:pic>
               </a:graphicData>
@@ -7784,6 +7611,14 @@
         <w:pStyle w:val="Zadanie"/>
       </w:pPr>
       <w:r>
+        <w:t>Laboratorium było całkiem ok, ale myśle, że dużo z tych rzeczy powinno być na początku studiów, a nie na 7 semestrze. Najwiekszym wyzwaniem bylo ustawienie odpowiednich paddingów oraz marginesów, żeby to jakoś wyglądało. Najciekawszy był dla mnie guzik do zmiany styłow. Jeśli chodzi o rzeczy, które można by poprawić to byłoby to żeby to jakoś działało bez potrzeby wchodzenia na pages. Nie zlicze ile razy poprawiałem jakąś malutka rzecz, żeby sprawdzić czy teraz będzie dobrze, to musiałem robić cała sekwencje komend gitowych i poczekać, aż pages się zakutalizuje.</w:t>
+      </w:r>
+    </w:p>
+    <w:p>
+      <w:pPr>
+        <w:pStyle w:val="Zadanie"/>
+      </w:pPr>
+      <w:r>
         <w:t>…podsumowanie…</w:t>
       </w:r>
     </w:p>
@@ -7879,9 +7714,9 @@
       </w:r>
     </w:p>
     <w:sectPr>
-      <w:headerReference w:type="default" r:id="rId32"/>
-      <w:footerReference w:type="default" r:id="rId33"/>
-      <w:footerReference w:type="first" r:id="rId34"/>
+      <w:headerReference w:type="default" r:id="rId55"/>
+      <w:footerReference w:type="default" r:id="rId56"/>
+      <w:footerReference w:type="first" r:id="rId57"/>
       <w:pgSz w:w="11906" w:h="16838"/>
       <w:pgMar w:top="720" w:right="720" w:bottom="720" w:left="720" w:header="708" w:footer="708" w:gutter="0"/>
       <w:cols w:space="708"/>
